--- a/INTEGRATION_SPEC.docx
+++ b/INTEGRATION_SPEC.docx
@@ -1445,17 +1445,23 @@
           <w:p>
             <w:r>
               <w:rPr>
+                <w:sz w:val="19"/>
+              </w:rPr>
+              <w:t xml:space="preserve">Education level (Update 1): </w:t>
+            </w:r>
+            <w:r>
+              <w:rPr>
                 <w:rFonts w:ascii="Consolas" w:hAnsi="Consolas"/>
                 <w:color w:val="C00000"/>
                 <w:sz w:val="19"/>
               </w:rPr>
-              <w:t>X</w:t>
-            </w:r>
-            <w:r>
-              <w:rPr>
-                <w:sz w:val="19"/>
-              </w:rPr>
-              <w:t xml:space="preserve"> or </w:t>
+              <w:t>PRE</w:t>
+            </w:r>
+            <w:r>
+              <w:rPr>
+                <w:sz w:val="19"/>
+              </w:rPr>
+              <w:t xml:space="preserve"> (studying in Class 1–10), </w:t>
             </w:r>
             <w:r>
               <w:rPr>
@@ -1463,13 +1469,13 @@
                 <w:color w:val="C00000"/>
                 <w:sz w:val="19"/>
               </w:rPr>
-              <w:t>XII</w:t>
-            </w:r>
-            <w:r>
-              <w:rPr>
-                <w:sz w:val="19"/>
-              </w:rPr>
-              <w:t xml:space="preserve"> (also </w:t>
+              <w:t>X</w:t>
+            </w:r>
+            <w:r>
+              <w:rPr>
+                <w:sz w:val="19"/>
+              </w:rPr>
+              <w:t xml:space="preserve"> (Class 10 passed), </w:t>
             </w:r>
             <w:r>
               <w:rPr>
@@ -1477,13 +1483,13 @@
                 <w:color w:val="C00000"/>
                 <w:sz w:val="19"/>
               </w:rPr>
-              <w:t>10</w:t>
-            </w:r>
-            <w:r>
-              <w:rPr>
-                <w:sz w:val="19"/>
-              </w:rPr>
-              <w:t xml:space="preserve">, </w:t>
+              <w:t>XII</w:t>
+            </w:r>
+            <w:r>
+              <w:rPr>
+                <w:sz w:val="19"/>
+              </w:rPr>
+              <w:t xml:space="preserve"> (Class 12 passed), </w:t>
             </w:r>
             <w:r>
               <w:rPr>
@@ -1491,13 +1497,13 @@
                 <w:color w:val="C00000"/>
                 <w:sz w:val="19"/>
               </w:rPr>
-              <w:t>12</w:t>
-            </w:r>
-            <w:r>
-              <w:rPr>
-                <w:sz w:val="19"/>
-              </w:rPr>
-              <w:t xml:space="preserve">, </w:t>
+              <w:t>UG</w:t>
+            </w:r>
+            <w:r>
+              <w:rPr>
+                <w:sz w:val="19"/>
+              </w:rPr>
+              <w:t xml:space="preserve"> (studying for a bachelor's degree/diploma), </w:t>
             </w:r>
             <w:r>
               <w:rPr>
@@ -1505,13 +1511,111 @@
                 <w:color w:val="C00000"/>
                 <w:sz w:val="19"/>
               </w:rPr>
+              <w:t>PG</w:t>
+            </w:r>
+            <w:r>
+              <w:rPr>
+                <w:sz w:val="19"/>
+              </w:rPr>
+              <w:t xml:space="preserve"> (master's, M.Phil, PhD). Also accepted: </w:t>
+            </w:r>
+            <w:r>
+              <w:rPr>
+                <w:rFonts w:ascii="Consolas" w:hAnsi="Consolas"/>
+                <w:color w:val="C00000"/>
+                <w:sz w:val="19"/>
+              </w:rPr>
+              <w:t>10</w:t>
+            </w:r>
+            <w:r>
+              <w:rPr>
+                <w:sz w:val="19"/>
+              </w:rPr>
+              <w:t xml:space="preserve">, </w:t>
+            </w:r>
+            <w:r>
+              <w:rPr>
+                <w:rFonts w:ascii="Consolas" w:hAnsi="Consolas"/>
+                <w:color w:val="C00000"/>
+                <w:sz w:val="19"/>
+              </w:rPr>
+              <w:t>12</w:t>
+            </w:r>
+            <w:r>
+              <w:rPr>
+                <w:sz w:val="19"/>
+              </w:rPr>
+              <w:t xml:space="preserve">, </w:t>
+            </w:r>
+            <w:r>
+              <w:rPr>
+                <w:rFonts w:ascii="Consolas" w:hAnsi="Consolas"/>
+                <w:color w:val="C00000"/>
+                <w:sz w:val="19"/>
+              </w:rPr>
               <w:t>Class 10</w:t>
             </w:r>
             <w:r>
               <w:rPr>
                 <w:sz w:val="19"/>
               </w:rPr>
-              <w:t>). Used for the Education Stage check.</w:t>
+              <w:t xml:space="preserve">, </w:t>
+            </w:r>
+            <w:r>
+              <w:rPr>
+                <w:rFonts w:ascii="Consolas" w:hAnsi="Consolas"/>
+                <w:color w:val="C00000"/>
+                <w:sz w:val="19"/>
+              </w:rPr>
+              <w:t>Matric</w:t>
+            </w:r>
+            <w:r>
+              <w:rPr>
+                <w:sz w:val="19"/>
+              </w:rPr>
+              <w:t xml:space="preserve">, </w:t>
+            </w:r>
+            <w:r>
+              <w:rPr>
+                <w:rFonts w:ascii="Consolas" w:hAnsi="Consolas"/>
+                <w:color w:val="C00000"/>
+                <w:sz w:val="19"/>
+              </w:rPr>
+              <w:t>9</w:t>
+            </w:r>
+            <w:r>
+              <w:rPr>
+                <w:sz w:val="19"/>
+              </w:rPr>
+              <w:t xml:space="preserve">, </w:t>
+            </w:r>
+            <w:r>
+              <w:rPr>
+                <w:rFonts w:ascii="Consolas" w:hAnsi="Consolas"/>
+                <w:color w:val="C00000"/>
+                <w:sz w:val="19"/>
+              </w:rPr>
+              <w:t>Graduation</w:t>
+            </w:r>
+            <w:r>
+              <w:rPr>
+                <w:sz w:val="19"/>
+              </w:rPr>
+              <w:t xml:space="preserve">, </w:t>
+            </w:r>
+            <w:r>
+              <w:rPr>
+                <w:rFonts w:ascii="Consolas" w:hAnsi="Consolas"/>
+                <w:color w:val="C00000"/>
+                <w:sz w:val="19"/>
+              </w:rPr>
+              <w:t>PG</w:t>
+            </w:r>
+            <w:r>
+              <w:rPr>
+                <w:sz w:val="19"/>
+              </w:rPr>
+              <w:t xml:space="preserve"> … Used for the Education Stage check.</w:t>
             </w:r>
           </w:p>
         </w:tc>
@@ -1853,9 +1957,16 @@
           <w:p>
             <w:r>
               <w:rPr>
-                <w:sz w:val="19"/>
-              </w:rPr>
-              <w:t xml:space="preserve">Annual family income in rupees. </w:t>
+                <w:b/>
+                <w:sz w:val="19"/>
+              </w:rPr>
+              <w:t>Annual</w:t>
+            </w:r>
+            <w:r>
+              <w:rPr>
+                <w:sz w:val="19"/>
+              </w:rPr>
+              <w:t xml:space="preserve"> family income in rupees. </w:t>
             </w:r>
             <w:r>
               <w:rPr>
@@ -1897,7 +2008,7 @@
               <w:rPr>
                 <w:sz w:val="19"/>
               </w:rPr>
-              <w:t xml:space="preserve"> are accepted.</w:t>
+              <w:t xml:space="preserve"> are accepted. (The chat itself asks SETU's monthly bands – see section 9.)</w:t>
             </w:r>
           </w:p>
         </w:tc>
@@ -2081,20 +2192,48 @@
               <w:rPr>
                 <w:sz w:val="19"/>
               </w:rPr>
-              <w:t xml:space="preserve">. Stored and returned. </w:t>
+              <w:t xml:space="preserve">. Not asked in the chat (max 5 questions), but used if you send it: schemes </w:t>
             </w:r>
             <w:r>
               <w:rPr>
                 <w:b/>
                 <w:sz w:val="19"/>
               </w:rPr>
-              <w:t>Not evaluated</w:t>
-            </w:r>
-            <w:r>
-              <w:rPr>
-                <w:sz w:val="19"/>
-              </w:rPr>
-              <w:t xml:space="preserve"> (V3.0 does not evaluate disability).</w:t>
+              <w:t>only for students with disabilities</w:t>
+            </w:r>
+            <w:r>
+              <w:rPr>
+                <w:sz w:val="19"/>
+              </w:rPr>
+              <w:t xml:space="preserve"> move to the main list (</w:t>
+            </w:r>
+            <w:r>
+              <w:rPr>
+                <w:rFonts w:ascii="Consolas" w:hAnsi="Consolas"/>
+                <w:color w:val="C00000"/>
+                <w:sz w:val="19"/>
+              </w:rPr>
+              <w:t>true</w:t>
+            </w:r>
+            <w:r>
+              <w:rPr>
+                <w:sz w:val="19"/>
+              </w:rPr>
+              <w:t>) or are hidden (</w:t>
+            </w:r>
+            <w:r>
+              <w:rPr>
+                <w:rFonts w:ascii="Consolas" w:hAnsi="Consolas"/>
+                <w:color w:val="C00000"/>
+                <w:sz w:val="19"/>
+              </w:rPr>
+              <w:t>false</w:t>
+            </w:r>
+            <w:r>
+              <w:rPr>
+                <w:sz w:val="19"/>
+              </w:rPr>
+              <w:t>); if unknown they are shown under “check eligibility”.</w:t>
             </w:r>
           </w:p>
         </w:tc>
@@ -2274,6 +2413,12 @@
           <w:p>
             <w:r>
               <w:rPr>
+                <w:sz w:val="19"/>
+              </w:rPr>
+              <w:t xml:space="preserve">One of </w:t>
+            </w:r>
+            <w:r>
+              <w:rPr>
                 <w:rFonts w:ascii="Consolas" w:hAnsi="Consolas"/>
                 <w:color w:val="C00000"/>
                 <w:sz w:val="19"/>
@@ -2284,7 +2429,7 @@
               <w:rPr>
                 <w:sz w:val="19"/>
               </w:rPr>
-              <w:t xml:space="preserve"> or </w:t>
+              <w:t xml:space="preserve">, </w:t>
             </w:r>
             <w:r>
               <w:rPr>
@@ -2298,7 +2443,175 @@
               <w:rPr>
                 <w:sz w:val="19"/>
               </w:rPr>
-              <w:t>. If set, the bot skips the language question.</w:t>
+              <w:t xml:space="preserve">, </w:t>
+            </w:r>
+            <w:r>
+              <w:rPr>
+                <w:rFonts w:ascii="Consolas" w:hAnsi="Consolas"/>
+                <w:color w:val="C00000"/>
+                <w:sz w:val="19"/>
+              </w:rPr>
+              <w:t>bn</w:t>
+            </w:r>
+            <w:r>
+              <w:rPr>
+                <w:sz w:val="19"/>
+              </w:rPr>
+              <w:t xml:space="preserve">, </w:t>
+            </w:r>
+            <w:r>
+              <w:rPr>
+                <w:rFonts w:ascii="Consolas" w:hAnsi="Consolas"/>
+                <w:color w:val="C00000"/>
+                <w:sz w:val="19"/>
+              </w:rPr>
+              <w:t>as</w:t>
+            </w:r>
+            <w:r>
+              <w:rPr>
+                <w:sz w:val="19"/>
+              </w:rPr>
+              <w:t xml:space="preserve">, </w:t>
+            </w:r>
+            <w:r>
+              <w:rPr>
+                <w:rFonts w:ascii="Consolas" w:hAnsi="Consolas"/>
+                <w:color w:val="C00000"/>
+                <w:sz w:val="19"/>
+              </w:rPr>
+              <w:t>kn</w:t>
+            </w:r>
+            <w:r>
+              <w:rPr>
+                <w:sz w:val="19"/>
+              </w:rPr>
+              <w:t xml:space="preserve">, </w:t>
+            </w:r>
+            <w:r>
+              <w:rPr>
+                <w:rFonts w:ascii="Consolas" w:hAnsi="Consolas"/>
+                <w:color w:val="C00000"/>
+                <w:sz w:val="19"/>
+              </w:rPr>
+              <w:t>ta</w:t>
+            </w:r>
+            <w:r>
+              <w:rPr>
+                <w:sz w:val="19"/>
+              </w:rPr>
+              <w:t xml:space="preserve">, </w:t>
+            </w:r>
+            <w:r>
+              <w:rPr>
+                <w:rFonts w:ascii="Consolas" w:hAnsi="Consolas"/>
+                <w:color w:val="C00000"/>
+                <w:sz w:val="19"/>
+              </w:rPr>
+              <w:t>te</w:t>
+            </w:r>
+            <w:r>
+              <w:rPr>
+                <w:sz w:val="19"/>
+              </w:rPr>
+              <w:t xml:space="preserve">, </w:t>
+            </w:r>
+            <w:r>
+              <w:rPr>
+                <w:rFonts w:ascii="Consolas" w:hAnsi="Consolas"/>
+                <w:color w:val="C00000"/>
+                <w:sz w:val="19"/>
+              </w:rPr>
+              <w:t>ml</w:t>
+            </w:r>
+            <w:r>
+              <w:rPr>
+                <w:sz w:val="19"/>
+              </w:rPr>
+              <w:t xml:space="preserve">, </w:t>
+            </w:r>
+            <w:r>
+              <w:rPr>
+                <w:rFonts w:ascii="Consolas" w:hAnsi="Consolas"/>
+                <w:color w:val="C00000"/>
+                <w:sz w:val="19"/>
+              </w:rPr>
+              <w:t>or</w:t>
+            </w:r>
+            <w:r>
+              <w:rPr>
+                <w:sz w:val="19"/>
+              </w:rPr>
+              <w:t xml:space="preserve">, </w:t>
+            </w:r>
+            <w:r>
+              <w:rPr>
+                <w:rFonts w:ascii="Consolas" w:hAnsi="Consolas"/>
+                <w:color w:val="C00000"/>
+                <w:sz w:val="19"/>
+              </w:rPr>
+              <w:t>bho</w:t>
+            </w:r>
+            <w:r>
+              <w:rPr>
+                <w:sz w:val="19"/>
+              </w:rPr>
+              <w:t xml:space="preserve">, </w:t>
+            </w:r>
+            <w:r>
+              <w:rPr>
+                <w:rFonts w:ascii="Consolas" w:hAnsi="Consolas"/>
+                <w:color w:val="C00000"/>
+                <w:sz w:val="19"/>
+              </w:rPr>
+              <w:t>mai</w:t>
+            </w:r>
+            <w:r>
+              <w:rPr>
+                <w:sz w:val="19"/>
+              </w:rPr>
+              <w:t xml:space="preserve">, </w:t>
+            </w:r>
+            <w:r>
+              <w:rPr>
+                <w:rFonts w:ascii="Consolas" w:hAnsi="Consolas"/>
+                <w:color w:val="C00000"/>
+                <w:sz w:val="19"/>
+              </w:rPr>
+              <w:t>gu</w:t>
+            </w:r>
+            <w:r>
+              <w:rPr>
+                <w:sz w:val="19"/>
+              </w:rPr>
+              <w:t xml:space="preserve">, </w:t>
+            </w:r>
+            <w:r>
+              <w:rPr>
+                <w:rFonts w:ascii="Consolas" w:hAnsi="Consolas"/>
+                <w:color w:val="C00000"/>
+                <w:sz w:val="19"/>
+              </w:rPr>
+              <w:t>mr</w:t>
+            </w:r>
+            <w:r>
+              <w:rPr>
+                <w:sz w:val="19"/>
+              </w:rPr>
+              <w:t xml:space="preserve">, </w:t>
+            </w:r>
+            <w:r>
+              <w:rPr>
+                <w:rFonts w:ascii="Consolas" w:hAnsi="Consolas"/>
+                <w:color w:val="C00000"/>
+                <w:sz w:val="19"/>
+              </w:rPr>
+              <w:t>pa</w:t>
+            </w:r>
+            <w:r>
+              <w:rPr>
+                <w:sz w:val="19"/>
+              </w:rPr>
+              <w:t xml:space="preserve"> (English, Hindi, Bengali, Assamese, Kannada, Tamil, Telugu, Malayalam, Odia, Bhojpuri, Maithili, Gujarati, Marathi, Punjabi). If set, the bot skips the language question (the consent question is always asked).</w:t>
             </w:r>
           </w:p>
         </w:tc>
@@ -2313,7 +2626,54 @@
         <w:t>Facts and pre-filling.</w:t>
       </w:r>
       <w:r>
-        <w:t xml:space="preserve"> Known facts are shown to the student for confirmation ("From your records we already have: … Is this correct?"). If the student says yes, those questions are skipped. If no, all questions are asked. A value that cannot be recognised is dropped and reported in </w:t>
+        <w:t xml:space="preserve"> After language and consent, known facts fill the matching questions silently; only the missing ones are asked. The summary screen then lists all 5 answers (facts from your records are marked 📁) with </w:t>
+      </w:r>
+      <w:r>
+        <w:rPr>
+          <w:b/>
+        </w:rPr>
+        <w:t>Proceed</w:t>
+      </w:r>
+      <w:r>
+        <w:t xml:space="preserve"> / </w:t>
+      </w:r>
+      <w:r>
+        <w:rPr>
+          <w:b/>
+        </w:rPr>
+        <w:t>Edit details</w:t>
+      </w:r>
+      <w:r>
+        <w:t xml:space="preserve">. </w:t>
+      </w:r>
+      <w:r>
+        <w:rPr>
+          <w:i/>
+        </w:rPr>
+        <w:t>Proceed</w:t>
+      </w:r>
+      <w:r>
+        <w:t xml:space="preserve"> = </w:t>
+      </w:r>
+      <w:r>
+        <w:rPr>
+          <w:rFonts w:ascii="Consolas" w:hAnsi="Consolas"/>
+          <w:color w:val="C00000"/>
+          <w:sz w:val="19"/>
+        </w:rPr>
+        <w:t>prefill_used: true</w:t>
+      </w:r>
+      <w:r>
+        <w:t xml:space="preserve">; </w:t>
+      </w:r>
+      <w:r>
+        <w:rPr>
+          <w:i/>
+        </w:rPr>
+        <w:t>Edit details</w:t>
+      </w:r>
+      <w:r>
+        <w:t xml:space="preserve"> asks all 5 questions again (the current answer is shown as a hint). A value that cannot be recognised is dropped and reported in </w:t>
       </w:r>
       <w:r>
         <w:rPr>
@@ -2977,6 +3337,20 @@
                 <w:color w:val="C00000"/>
                 <w:sz w:val="19"/>
               </w:rPr>
+              <w:t>CONSENT_DECLINED</w:t>
+            </w:r>
+            <w:r>
+              <w:rPr>
+                <w:sz w:val="19"/>
+              </w:rPr>
+              <w:t xml:space="preserve">, </w:t>
+            </w:r>
+            <w:r>
+              <w:rPr>
+                <w:rFonts w:ascii="Consolas" w:hAnsi="Consolas"/>
+                <w:color w:val="C00000"/>
+                <w:sz w:val="19"/>
+              </w:rPr>
               <w:t>OPTED_OUT</w:t>
             </w:r>
             <w:r>
@@ -3732,35 +4106,7 @@
               <w:rPr>
                 <w:sz w:val="19"/>
               </w:rPr>
-              <w:t xml:space="preserve"> (</w:t>
-            </w:r>
-            <w:r>
-              <w:rPr>
-                <w:rFonts w:ascii="Consolas" w:hAnsi="Consolas"/>
-                <w:color w:val="C00000"/>
-                <w:sz w:val="19"/>
-              </w:rPr>
-              <w:t>en</w:t>
-            </w:r>
-            <w:r>
-              <w:rPr>
-                <w:sz w:val="19"/>
-              </w:rPr>
-              <w:t>/</w:t>
-            </w:r>
-            <w:r>
-              <w:rPr>
-                <w:rFonts w:ascii="Consolas" w:hAnsi="Consolas"/>
-                <w:color w:val="C00000"/>
-                <w:sz w:val="19"/>
-              </w:rPr>
-              <w:t>hi</w:t>
-            </w:r>
-            <w:r>
-              <w:rPr>
-                <w:sz w:val="19"/>
-              </w:rPr>
-              <w:t xml:space="preserve">), </w:t>
+              <w:t xml:space="preserve"> (any code from section 4), </w:t>
             </w:r>
             <w:r>
               <w:rPr>
@@ -4087,7 +4433,7 @@
     <w:p/>
     <w:p>
       <w:r>
-        <w:t>Reply object:</w:t>
+        <w:t>Reply object (results page):</w:t>
       </w:r>
     </w:p>
     <w:p>
@@ -4102,23 +4448,1527 @@
         </w:rPr>
         <w:t>{</w:t>
         <w:br/>
-        <w:t xml:space="preserve">  "text": "Based on your answers, here are 5 scholarship(s) you can explore (showing 1–5 of 11):",</w:t>
+        <w:t xml:space="preserve">  "text": "Based on your answers, here are 5 scholarship(s) you can explore (showing 1–5 of 6):",</w:t>
         <w:br/>
-        <w:t xml:space="preserve">  "options": [{"id": "1", "label": "Show more schemes"}, {"id": "2", "label": "Rate this service &amp; get your share link"},</w:t>
+        <w:t xml:space="preserve">  "options": [{"id": "1", "label": "1. Post-Matric Scholarship for SC Students", "kind": "item", "desc": "Central · Department of Social Justice and Empowerment"},</w:t>
         <w:br/>
-        <w:t xml:space="preserve">              {"id": "3", "label": "Start again"}, {"id": "4", "label": "Help"}],</w:t>
+        <w:t xml:space="preserve">              {"id": "more", "label": "More schemes", "kind": "nav"}, {"id": "rate", "label": "Share feedback", "kind": "nav"},</w:t>
+        <w:br/>
+        <w:t xml:space="preserve">              {"id": "back", "label": "Go back", "kind": "nav"}],</w:t>
         <w:br/>
         <w:t xml:space="preserve">  "cards": [{"rank": 1, "scheme_id": "MSM-0004", "name": "Post-Matric Scholarship for SC Students",</w:t>
         <w:br/>
-        <w:t xml:space="preserve">             "benefit": "Academic allowance ...", "apply_url": "https://scholarships.gov.in/"}],</w:t>
+        <w:t xml:space="preserve">             "tag": "Central", "department": "", "title_line": "Post-Matric Scholarship for SC Students · Central",</w:t>
+        <w:br/>
+        <w:t xml:space="preserve">             "description": "Academic allowance ranges by course…", "eligibility": "SC, Post-Matric, income ≤ ₹2.5L",</w:t>
+        <w:br/>
+        <w:t xml:space="preserve">             "documents": "SC certificate, income certificate…", "url": "https://scholarships.gov.in/",</w:t>
+        <w:br/>
+        <w:t xml:space="preserve">             "labels": {"description": "Description", "eligibility": "Eligibility", "documents": "Required documents", "url": "Application"},</w:t>
+        <w:br/>
+        <w:t xml:space="preserve">             "benefit": "Academic allowance ...", "apply_url": "https://scholarships.gov.in/",</w:t>
+        <w:br/>
+        <w:t xml:space="preserve">             "only_for": [], "check": false, "check_note": "", "view_label": "View details"}],</w:t>
+        <w:br/>
+        <w:t xml:space="preserve">  "detail": null, "share": null, "ui": null, "view": "RESULTS:0", "section_label": "",</w:t>
         <w:br/>
         <w:t xml:space="preserve">  "footer": "ℹ️ This list is based only on your answers ... Final eligibility is decided by the scheme's department.",</w:t>
         <w:br/>
-        <w:t xml:space="preserve">  "state": "RESULTS", "status": "COMPLETED", "language": "en", "input_hint": "choice",</w:t>
-        <w:br/>
-        <w:t xml:space="preserve">  "share": null</w:t>
+        <w:t xml:space="preserve">  "state": "RESULTS", "status": "COMPLETED", "language": "en", "input_hint": "choice"</w:t>
         <w:br/>
         <w:t>}</w:t>
+      </w:r>
+    </w:p>
+    <w:p>
+      <w:r>
+        <w:rPr>
+          <w:b/>
+        </w:rPr>
+        <w:t>Conversation flow (Update 2).</w:t>
+      </w:r>
+      <w:r>
+        <w:t xml:space="preserve"> Language → consent → 5 questions (State/UT first) → summary → results → scheme details → share / feedback.</w:t>
+      </w:r>
+    </w:p>
+    <w:tbl>
+      <w:tblPr>
+        <w:tblStyle w:val="TableGrid"/>
+        <w:tblW w:type="auto" w:w="0"/>
+        <w:tblLook w:firstColumn="1" w:firstRow="1" w:lastColumn="0" w:lastRow="0" w:noHBand="0" w:noVBand="1" w:val="04A0"/>
+      </w:tblPr>
+      <w:tblGrid>
+        <w:gridCol w:w="3324"/>
+        <w:gridCol w:w="3324"/>
+        <w:gridCol w:w="3324"/>
+      </w:tblGrid>
+      <w:tr>
+        <w:tc>
+          <w:tcPr>
+            <w:tcW w:type="dxa" w:w="3324"/>
+            <w:shd w:val="clear" w:color="auto" w:fill="1F4E79"/>
+          </w:tcPr>
+          <w:p>
+            <w:r>
+              <w:rPr>
+                <w:b/>
+                <w:color w:val="FFFFFF"/>
+                <w:sz w:val="19"/>
+              </w:rPr>
+              <w:t>Step (</w:t>
+            </w:r>
+            <w:r>
+              <w:rPr>
+                <w:rFonts w:ascii="Consolas" w:hAnsi="Consolas"/>
+                <w:b/>
+                <w:color w:val="FFFFFF"/>
+                <w:sz w:val="19"/>
+              </w:rPr>
+              <w:t>view</w:t>
+            </w:r>
+            <w:r>
+              <w:rPr>
+                <w:b/>
+                <w:color w:val="FFFFFF"/>
+                <w:sz w:val="19"/>
+              </w:rPr>
+              <w:t>)</w:t>
+            </w:r>
+          </w:p>
+        </w:tc>
+        <w:tc>
+          <w:tcPr>
+            <w:tcW w:type="dxa" w:w="3324"/>
+            <w:shd w:val="clear" w:color="auto" w:fill="1F4E79"/>
+          </w:tcPr>
+          <w:p>
+            <w:r>
+              <w:rPr>
+                <w:b/>
+                <w:color w:val="FFFFFF"/>
+                <w:sz w:val="19"/>
+              </w:rPr>
+              <w:t>Options (</w:t>
+            </w:r>
+            <w:r>
+              <w:rPr>
+                <w:rFonts w:ascii="Consolas" w:hAnsi="Consolas"/>
+                <w:b/>
+                <w:color w:val="FFFFFF"/>
+                <w:sz w:val="19"/>
+              </w:rPr>
+              <w:t>id</w:t>
+            </w:r>
+            <w:r>
+              <w:rPr>
+                <w:b/>
+                <w:color w:val="FFFFFF"/>
+                <w:sz w:val="19"/>
+              </w:rPr>
+              <w:t>)</w:t>
+            </w:r>
+          </w:p>
+        </w:tc>
+        <w:tc>
+          <w:tcPr>
+            <w:tcW w:type="dxa" w:w="3324"/>
+            <w:shd w:val="clear" w:color="auto" w:fill="1F4E79"/>
+          </w:tcPr>
+          <w:p>
+            <w:r>
+              <w:rPr>
+                <w:b/>
+                <w:color w:val="FFFFFF"/>
+                <w:sz w:val="19"/>
+              </w:rPr>
+              <w:t>Notes</w:t>
+            </w:r>
+          </w:p>
+        </w:tc>
+      </w:tr>
+      <w:tr>
+        <w:tc>
+          <w:tcPr>
+            <w:tcW w:type="dxa" w:w="3324"/>
+          </w:tcPr>
+          <w:p>
+            <w:r>
+              <w:rPr>
+                <w:rFonts w:ascii="Consolas" w:hAnsi="Consolas"/>
+                <w:color w:val="C00000"/>
+                <w:sz w:val="19"/>
+              </w:rPr>
+              <w:t>LANG</w:t>
+            </w:r>
+          </w:p>
+        </w:tc>
+        <w:tc>
+          <w:tcPr>
+            <w:tcW w:type="dxa" w:w="3324"/>
+          </w:tcPr>
+          <w:p>
+            <w:r>
+              <w:rPr>
+                <w:rFonts w:ascii="Consolas" w:hAnsi="Consolas"/>
+                <w:color w:val="C00000"/>
+                <w:sz w:val="19"/>
+              </w:rPr>
+              <w:t>1</w:t>
+            </w:r>
+            <w:r>
+              <w:rPr>
+                <w:sz w:val="19"/>
+              </w:rPr>
+              <w:t>…</w:t>
+            </w:r>
+            <w:r>
+              <w:rPr>
+                <w:rFonts w:ascii="Consolas" w:hAnsi="Consolas"/>
+                <w:color w:val="C00000"/>
+                <w:sz w:val="19"/>
+              </w:rPr>
+              <w:t>14</w:t>
+            </w:r>
+            <w:r>
+              <w:rPr>
+                <w:sz w:val="19"/>
+              </w:rPr>
+              <w:t xml:space="preserve"> (each option also has </w:t>
+            </w:r>
+            <w:r>
+              <w:rPr>
+                <w:rFonts w:ascii="Consolas" w:hAnsi="Consolas"/>
+                <w:color w:val="C00000"/>
+                <w:sz w:val="19"/>
+              </w:rPr>
+              <w:t>code</w:t>
+            </w:r>
+            <w:r>
+              <w:rPr>
+                <w:sz w:val="19"/>
+              </w:rPr>
+              <w:t>)</w:t>
+            </w:r>
+          </w:p>
+        </w:tc>
+        <w:tc>
+          <w:tcPr>
+            <w:tcW w:type="dxa" w:w="3324"/>
+          </w:tcPr>
+          <w:p>
+            <w:r>
+              <w:rPr>
+                <w:sz w:val="19"/>
+              </w:rPr>
+              <w:t xml:space="preserve">Alphabetical by English name, label = native script + English name. </w:t>
+            </w:r>
+            <w:r>
+              <w:rPr>
+                <w:rFonts w:ascii="Consolas" w:hAnsi="Consolas"/>
+                <w:color w:val="C00000"/>
+                <w:sz w:val="19"/>
+              </w:rPr>
+              <w:t>ui.dropdown: true</w:t>
+            </w:r>
+            <w:r>
+              <w:rPr>
+                <w:sz w:val="19"/>
+              </w:rPr>
+              <w:t xml:space="preserve"> and </w:t>
+            </w:r>
+            <w:r>
+              <w:rPr>
+                <w:rFonts w:ascii="Consolas" w:hAnsi="Consolas"/>
+                <w:color w:val="C00000"/>
+                <w:sz w:val="19"/>
+              </w:rPr>
+              <w:t>ui.continue</w:t>
+            </w:r>
+            <w:r>
+              <w:rPr>
+                <w:sz w:val="19"/>
+              </w:rPr>
+              <w:t xml:space="preserve"> = label for a </w:t>
+            </w:r>
+            <w:r>
+              <w:rPr>
+                <w:i/>
+                <w:sz w:val="19"/>
+              </w:rPr>
+              <w:t>Continue</w:t>
+            </w:r>
+            <w:r>
+              <w:rPr>
+                <w:sz w:val="19"/>
+              </w:rPr>
+              <w:t xml:space="preserve"> button (the companion shows a dropdown). Skipped if the language is known.</w:t>
+            </w:r>
+          </w:p>
+        </w:tc>
+      </w:tr>
+      <w:tr>
+        <w:tc>
+          <w:tcPr>
+            <w:tcW w:type="dxa" w:w="3324"/>
+          </w:tcPr>
+          <w:p>
+            <w:r>
+              <w:rPr>
+                <w:rFonts w:ascii="Consolas" w:hAnsi="Consolas"/>
+                <w:color w:val="C00000"/>
+                <w:sz w:val="19"/>
+              </w:rPr>
+              <w:t>CONSENT</w:t>
+            </w:r>
+          </w:p>
+        </w:tc>
+        <w:tc>
+          <w:tcPr>
+            <w:tcW w:type="dxa" w:w="3324"/>
+          </w:tcPr>
+          <w:p>
+            <w:r>
+              <w:rPr>
+                <w:rFonts w:ascii="Consolas" w:hAnsi="Consolas"/>
+                <w:color w:val="C00000"/>
+                <w:sz w:val="19"/>
+              </w:rPr>
+              <w:t>agree</w:t>
+            </w:r>
+            <w:r>
+              <w:rPr>
+                <w:sz w:val="19"/>
+              </w:rPr>
+              <w:t xml:space="preserve">, </w:t>
+            </w:r>
+            <w:r>
+              <w:rPr>
+                <w:rFonts w:ascii="Consolas" w:hAnsi="Consolas"/>
+                <w:color w:val="C00000"/>
+                <w:sz w:val="19"/>
+              </w:rPr>
+              <w:t>disagree</w:t>
+            </w:r>
+            <w:r>
+              <w:rPr>
+                <w:sz w:val="19"/>
+              </w:rPr>
+              <w:t xml:space="preserve"> (+ </w:t>
+            </w:r>
+            <w:r>
+              <w:rPr>
+                <w:rFonts w:ascii="Consolas" w:hAnsi="Consolas"/>
+                <w:color w:val="C00000"/>
+                <w:sz w:val="19"/>
+              </w:rPr>
+              <w:t>back</w:t>
+            </w:r>
+            <w:r>
+              <w:rPr>
+                <w:sz w:val="19"/>
+              </w:rPr>
+              <w:t>)</w:t>
+            </w:r>
+          </w:p>
+        </w:tc>
+        <w:tc>
+          <w:tcPr>
+            <w:tcW w:type="dxa" w:w="3324"/>
+          </w:tcPr>
+          <w:p>
+            <w:r>
+              <w:rPr>
+                <w:sz w:val="19"/>
+              </w:rPr>
+              <w:t>SETU-style consent text. The decision and its time are stored (</w:t>
+            </w:r>
+            <w:r>
+              <w:rPr>
+                <w:rFonts w:ascii="Consolas" w:hAnsi="Consolas"/>
+                <w:color w:val="C00000"/>
+                <w:sz w:val="19"/>
+              </w:rPr>
+              <w:t>consent</w:t>
+            </w:r>
+            <w:r>
+              <w:rPr>
+                <w:sz w:val="19"/>
+              </w:rPr>
+              <w:t xml:space="preserve"> in the result object).</w:t>
+            </w:r>
+          </w:p>
+        </w:tc>
+      </w:tr>
+      <w:tr>
+        <w:tc>
+          <w:tcPr>
+            <w:tcW w:type="dxa" w:w="3324"/>
+          </w:tcPr>
+          <w:p>
+            <w:r>
+              <w:rPr>
+                <w:rFonts w:ascii="Consolas" w:hAnsi="Consolas"/>
+                <w:color w:val="C00000"/>
+                <w:sz w:val="19"/>
+              </w:rPr>
+              <w:t>DECLINED</w:t>
+            </w:r>
+          </w:p>
+        </w:tc>
+        <w:tc>
+          <w:tcPr>
+            <w:tcW w:type="dxa" w:w="3324"/>
+          </w:tcPr>
+          <w:p>
+            <w:r>
+              <w:rPr>
+                <w:rFonts w:ascii="Consolas" w:hAnsi="Consolas"/>
+                <w:color w:val="C00000"/>
+                <w:sz w:val="19"/>
+              </w:rPr>
+              <w:t>agree</w:t>
+            </w:r>
+            <w:r>
+              <w:rPr>
+                <w:sz w:val="19"/>
+              </w:rPr>
+              <w:t xml:space="preserve"> (changed my mind), </w:t>
+            </w:r>
+            <w:r>
+              <w:rPr>
+                <w:rFonts w:ascii="Consolas" w:hAnsi="Consolas"/>
+                <w:color w:val="C00000"/>
+                <w:sz w:val="19"/>
+              </w:rPr>
+              <w:t>lang</w:t>
+            </w:r>
+          </w:p>
+        </w:tc>
+        <w:tc>
+          <w:tcPr>
+            <w:tcW w:type="dxa" w:w="3324"/>
+          </w:tcPr>
+          <w:p>
+            <w:r>
+              <w:rPr>
+                <w:sz w:val="19"/>
+              </w:rPr>
+              <w:t xml:space="preserve">After </w:t>
+            </w:r>
+            <w:r>
+              <w:rPr>
+                <w:i/>
+                <w:sz w:val="19"/>
+              </w:rPr>
+              <w:t>Don't agree</w:t>
+            </w:r>
+            <w:r>
+              <w:rPr>
+                <w:sz w:val="19"/>
+              </w:rPr>
+              <w:t xml:space="preserve"> nothing personal is kept: answers and pre-filled facts are deleted, later messages are logged as “[not stored: consent declined]”, session and referral status = </w:t>
+            </w:r>
+            <w:r>
+              <w:rPr>
+                <w:rFonts w:ascii="Consolas" w:hAnsi="Consolas"/>
+                <w:color w:val="C00000"/>
+                <w:sz w:val="19"/>
+              </w:rPr>
+              <w:t>CONSENT_DECLINED</w:t>
+            </w:r>
+            <w:r>
+              <w:rPr>
+                <w:sz w:val="19"/>
+              </w:rPr>
+              <w:t>.</w:t>
+            </w:r>
+          </w:p>
+        </w:tc>
+      </w:tr>
+      <w:tr>
+        <w:tc>
+          <w:tcPr>
+            <w:tcW w:type="dxa" w:w="3324"/>
+          </w:tcPr>
+          <w:p>
+            <w:r>
+              <w:rPr>
+                <w:rFonts w:ascii="Consolas" w:hAnsi="Consolas"/>
+                <w:color w:val="C00000"/>
+                <w:sz w:val="19"/>
+              </w:rPr>
+              <w:t>ASK_state</w:t>
+            </w:r>
+            <w:r>
+              <w:rPr>
+                <w:sz w:val="19"/>
+              </w:rPr>
+              <w:t xml:space="preserve">, </w:t>
+            </w:r>
+            <w:r>
+              <w:rPr>
+                <w:rFonts w:ascii="Consolas" w:hAnsi="Consolas"/>
+                <w:color w:val="C00000"/>
+                <w:sz w:val="19"/>
+              </w:rPr>
+              <w:t>ASK_class_passed</w:t>
+            </w:r>
+            <w:r>
+              <w:rPr>
+                <w:sz w:val="19"/>
+              </w:rPr>
+              <w:t xml:space="preserve">, </w:t>
+            </w:r>
+            <w:r>
+              <w:rPr>
+                <w:rFonts w:ascii="Consolas" w:hAnsi="Consolas"/>
+                <w:color w:val="C00000"/>
+                <w:sz w:val="19"/>
+              </w:rPr>
+              <w:t>ASK_gender</w:t>
+            </w:r>
+            <w:r>
+              <w:rPr>
+                <w:sz w:val="19"/>
+              </w:rPr>
+              <w:t xml:space="preserve">, </w:t>
+            </w:r>
+            <w:r>
+              <w:rPr>
+                <w:rFonts w:ascii="Consolas" w:hAnsi="Consolas"/>
+                <w:color w:val="C00000"/>
+                <w:sz w:val="19"/>
+              </w:rPr>
+              <w:t>ASK_annual_family_income</w:t>
+            </w:r>
+            <w:r>
+              <w:rPr>
+                <w:sz w:val="19"/>
+              </w:rPr>
+              <w:t xml:space="preserve">, </w:t>
+            </w:r>
+            <w:r>
+              <w:rPr>
+                <w:rFonts w:ascii="Consolas" w:hAnsi="Consolas"/>
+                <w:color w:val="C00000"/>
+                <w:sz w:val="19"/>
+              </w:rPr>
+              <w:t>ASK_category</w:t>
+            </w:r>
+          </w:p>
+        </w:tc>
+        <w:tc>
+          <w:tcPr>
+            <w:tcW w:type="dxa" w:w="3324"/>
+          </w:tcPr>
+          <w:p>
+            <w:r>
+              <w:rPr>
+                <w:rFonts w:ascii="Consolas" w:hAnsi="Consolas"/>
+                <w:color w:val="C00000"/>
+                <w:sz w:val="19"/>
+              </w:rPr>
+              <w:t>1</w:t>
+            </w:r>
+            <w:r>
+              <w:rPr>
+                <w:sz w:val="19"/>
+              </w:rPr>
+              <w:t>…</w:t>
+            </w:r>
+            <w:r>
+              <w:rPr>
+                <w:rFonts w:ascii="Consolas" w:hAnsi="Consolas"/>
+                <w:color w:val="C00000"/>
+                <w:sz w:val="19"/>
+              </w:rPr>
+              <w:t>n</w:t>
+            </w:r>
+            <w:r>
+              <w:rPr>
+                <w:sz w:val="19"/>
+              </w:rPr>
+              <w:t xml:space="preserve">, </w:t>
+            </w:r>
+            <w:r>
+              <w:rPr>
+                <w:rFonts w:ascii="Consolas" w:hAnsi="Consolas"/>
+                <w:color w:val="C00000"/>
+                <w:sz w:val="19"/>
+              </w:rPr>
+              <w:t>back</w:t>
+            </w:r>
+            <w:r>
+              <w:rPr>
+                <w:sz w:val="19"/>
+              </w:rPr>
+              <w:t xml:space="preserve">, </w:t>
+            </w:r>
+            <w:r>
+              <w:rPr>
+                <w:rFonts w:ascii="Consolas" w:hAnsi="Consolas"/>
+                <w:color w:val="C00000"/>
+                <w:sz w:val="19"/>
+              </w:rPr>
+              <w:t>menu</w:t>
+            </w:r>
+          </w:p>
+        </w:tc>
+        <w:tc>
+          <w:tcPr>
+            <w:tcW w:type="dxa" w:w="3324"/>
+          </w:tcPr>
+          <w:p>
+            <w:r>
+              <w:rPr>
+                <w:sz w:val="19"/>
+              </w:rPr>
+              <w:t>Always these 5, in this order (Update 2: State/UT first – “Which state's scholarships would you like to see?”); text starts with “(n/5)”. State can also be typed (typos are fixed).</w:t>
+            </w:r>
+          </w:p>
+        </w:tc>
+      </w:tr>
+      <w:tr>
+        <w:tc>
+          <w:tcPr>
+            <w:tcW w:type="dxa" w:w="3324"/>
+          </w:tcPr>
+          <w:p>
+            <w:r>
+              <w:rPr>
+                <w:rFonts w:ascii="Consolas" w:hAnsi="Consolas"/>
+                <w:color w:val="C00000"/>
+                <w:sz w:val="19"/>
+              </w:rPr>
+              <w:t>SUMMARY</w:t>
+            </w:r>
+          </w:p>
+        </w:tc>
+        <w:tc>
+          <w:tcPr>
+            <w:tcW w:type="dxa" w:w="3324"/>
+          </w:tcPr>
+          <w:p>
+            <w:r>
+              <w:rPr>
+                <w:rFonts w:ascii="Consolas" w:hAnsi="Consolas"/>
+                <w:color w:val="C00000"/>
+                <w:sz w:val="19"/>
+              </w:rPr>
+              <w:t>proceed</w:t>
+            </w:r>
+            <w:r>
+              <w:rPr>
+                <w:sz w:val="19"/>
+              </w:rPr>
+              <w:t xml:space="preserve">, </w:t>
+            </w:r>
+            <w:r>
+              <w:rPr>
+                <w:rFonts w:ascii="Consolas" w:hAnsi="Consolas"/>
+                <w:color w:val="C00000"/>
+                <w:sz w:val="19"/>
+              </w:rPr>
+              <w:t>edit</w:t>
+            </w:r>
+          </w:p>
+        </w:tc>
+        <w:tc>
+          <w:tcPr>
+            <w:tcW w:type="dxa" w:w="3324"/>
+          </w:tcPr>
+          <w:p>
+            <w:r>
+              <w:rPr>
+                <w:sz w:val="19"/>
+              </w:rPr>
+              <w:t xml:space="preserve">All 5 answers, State first. </w:t>
+            </w:r>
+            <w:r>
+              <w:rPr>
+                <w:i/>
+                <w:sz w:val="19"/>
+              </w:rPr>
+              <w:t>Edit details</w:t>
+            </w:r>
+            <w:r>
+              <w:rPr>
+                <w:sz w:val="19"/>
+              </w:rPr>
+              <w:t xml:space="preserve"> restarts at question 1 (State/UT), keeping language and consent.</w:t>
+            </w:r>
+          </w:p>
+        </w:tc>
+      </w:tr>
+      <w:tr>
+        <w:tc>
+          <w:tcPr>
+            <w:tcW w:type="dxa" w:w="3324"/>
+          </w:tcPr>
+          <w:p>
+            <w:r>
+              <w:rPr>
+                <w:rFonts w:ascii="Consolas" w:hAnsi="Consolas"/>
+                <w:color w:val="C00000"/>
+                <w:sz w:val="19"/>
+              </w:rPr>
+              <w:t>RESULTS:&lt;offset&gt;</w:t>
+            </w:r>
+          </w:p>
+        </w:tc>
+        <w:tc>
+          <w:tcPr>
+            <w:tcW w:type="dxa" w:w="3324"/>
+          </w:tcPr>
+          <w:p>
+            <w:r>
+              <w:rPr>
+                <w:sz w:val="19"/>
+              </w:rPr>
+              <w:t xml:space="preserve">scheme ranks, </w:t>
+            </w:r>
+            <w:r>
+              <w:rPr>
+                <w:rFonts w:ascii="Consolas" w:hAnsi="Consolas"/>
+                <w:color w:val="C00000"/>
+                <w:sz w:val="19"/>
+              </w:rPr>
+              <w:t>more</w:t>
+            </w:r>
+            <w:r>
+              <w:rPr>
+                <w:sz w:val="19"/>
+              </w:rPr>
+              <w:t xml:space="preserve">, </w:t>
+            </w:r>
+            <w:r>
+              <w:rPr>
+                <w:rFonts w:ascii="Consolas" w:hAnsi="Consolas"/>
+                <w:color w:val="C00000"/>
+                <w:sz w:val="19"/>
+              </w:rPr>
+              <w:t>rate</w:t>
+            </w:r>
+            <w:r>
+              <w:rPr>
+                <w:sz w:val="19"/>
+              </w:rPr>
+              <w:t xml:space="preserve">, </w:t>
+            </w:r>
+            <w:r>
+              <w:rPr>
+                <w:rFonts w:ascii="Consolas" w:hAnsi="Consolas"/>
+                <w:color w:val="C00000"/>
+                <w:sz w:val="19"/>
+              </w:rPr>
+              <w:t>back</w:t>
+            </w:r>
+          </w:p>
+        </w:tc>
+        <w:tc>
+          <w:tcPr>
+            <w:tcW w:type="dxa" w:w="3324"/>
+          </w:tcPr>
+          <w:p>
+            <w:r>
+              <w:rPr>
+                <w:sz w:val="19"/>
+              </w:rPr>
+              <w:t xml:space="preserve">Cards as above. Update 2: the listing shows only number + name, State/Central tag, department and </w:t>
+            </w:r>
+            <w:r>
+              <w:rPr>
+                <w:i/>
+                <w:sz w:val="19"/>
+              </w:rPr>
+              <w:t>View details</w:t>
+            </w:r>
+            <w:r>
+              <w:rPr>
+                <w:sz w:val="19"/>
+              </w:rPr>
+              <w:t>; description, eligibility, documents and application appear only in the detail view (the card JSON still carries them for compatibility). WhatsApp list rows show name · State/Central · Department.</w:t>
+            </w:r>
+          </w:p>
+        </w:tc>
+      </w:tr>
+      <w:tr>
+        <w:tc>
+          <w:tcPr>
+            <w:tcW w:type="dxa" w:w="3324"/>
+          </w:tcPr>
+          <w:p>
+            <w:r>
+              <w:rPr>
+                <w:rFonts w:ascii="Consolas" w:hAnsi="Consolas"/>
+                <w:color w:val="C00000"/>
+                <w:sz w:val="19"/>
+              </w:rPr>
+              <w:t>DETAIL:&lt;rank&gt;</w:t>
+            </w:r>
+          </w:p>
+        </w:tc>
+        <w:tc>
+          <w:tcPr>
+            <w:tcW w:type="dxa" w:w="3324"/>
+          </w:tcPr>
+          <w:p>
+            <w:r>
+              <w:rPr>
+                <w:rFonts w:ascii="Consolas" w:hAnsi="Consolas"/>
+                <w:color w:val="C00000"/>
+                <w:sz w:val="19"/>
+              </w:rPr>
+              <w:t>back</w:t>
+            </w:r>
+            <w:r>
+              <w:rPr>
+                <w:sz w:val="19"/>
+              </w:rPr>
+              <w:t xml:space="preserve">, </w:t>
+            </w:r>
+            <w:r>
+              <w:rPr>
+                <w:rFonts w:ascii="Consolas" w:hAnsi="Consolas"/>
+                <w:color w:val="C00000"/>
+                <w:sz w:val="19"/>
+              </w:rPr>
+              <w:t>share</w:t>
+            </w:r>
+            <w:r>
+              <w:rPr>
+                <w:sz w:val="19"/>
+              </w:rPr>
+              <w:t xml:space="preserve">, </w:t>
+            </w:r>
+            <w:r>
+              <w:rPr>
+                <w:rFonts w:ascii="Consolas" w:hAnsi="Consolas"/>
+                <w:color w:val="C00000"/>
+                <w:sz w:val="19"/>
+              </w:rPr>
+              <w:t>rate</w:t>
+            </w:r>
+          </w:p>
+        </w:tc>
+        <w:tc>
+          <w:tcPr>
+            <w:tcW w:type="dxa" w:w="3324"/>
+          </w:tcPr>
+          <w:p>
+            <w:r>
+              <w:rPr>
+                <w:rFonts w:ascii="Consolas" w:hAnsi="Consolas"/>
+                <w:color w:val="C00000"/>
+                <w:sz w:val="19"/>
+              </w:rPr>
+              <w:t>detail</w:t>
+            </w:r>
+            <w:r>
+              <w:rPr>
+                <w:sz w:val="19"/>
+              </w:rPr>
+              <w:t xml:space="preserve"> object below. WhatsApp shows these 3 as buttons and adds “Type MENU for the main menu.”</w:t>
+            </w:r>
+          </w:p>
+        </w:tc>
+      </w:tr>
+      <w:tr>
+        <w:tc>
+          <w:tcPr>
+            <w:tcW w:type="dxa" w:w="3324"/>
+          </w:tcPr>
+          <w:p>
+            <w:r>
+              <w:rPr>
+                <w:rFonts w:ascii="Consolas" w:hAnsi="Consolas"/>
+                <w:color w:val="C00000"/>
+                <w:sz w:val="19"/>
+              </w:rPr>
+              <w:t>SHARE:&lt;rank&gt;</w:t>
+            </w:r>
+          </w:p>
+        </w:tc>
+        <w:tc>
+          <w:tcPr>
+            <w:tcW w:type="dxa" w:w="3324"/>
+          </w:tcPr>
+          <w:p>
+            <w:r>
+              <w:rPr>
+                <w:rFonts w:ascii="Consolas" w:hAnsi="Consolas"/>
+                <w:color w:val="C00000"/>
+                <w:sz w:val="19"/>
+              </w:rPr>
+              <w:t>back</w:t>
+            </w:r>
+            <w:r>
+              <w:rPr>
+                <w:sz w:val="19"/>
+              </w:rPr>
+              <w:t xml:space="preserve">, </w:t>
+            </w:r>
+            <w:r>
+              <w:rPr>
+                <w:rFonts w:ascii="Consolas" w:hAnsi="Consolas"/>
+                <w:color w:val="C00000"/>
+                <w:sz w:val="19"/>
+              </w:rPr>
+              <w:t>rate</w:t>
+            </w:r>
+          </w:p>
+        </w:tc>
+        <w:tc>
+          <w:tcPr>
+            <w:tcW w:type="dxa" w:w="3324"/>
+          </w:tcPr>
+          <w:p>
+            <w:r>
+              <w:rPr>
+                <w:rFonts w:ascii="Consolas" w:hAnsi="Consolas"/>
+                <w:color w:val="C00000"/>
+                <w:sz w:val="19"/>
+              </w:rPr>
+              <w:t>share</w:t>
+            </w:r>
+            <w:r>
+              <w:rPr>
+                <w:sz w:val="19"/>
+              </w:rPr>
+              <w:t xml:space="preserve"> carries a ready-made </w:t>
+            </w:r>
+            <w:r>
+              <w:rPr>
+                <w:rFonts w:ascii="Consolas" w:hAnsi="Consolas"/>
+                <w:color w:val="C00000"/>
+                <w:sz w:val="19"/>
+              </w:rPr>
+              <w:t>message</w:t>
+            </w:r>
+            <w:r>
+              <w:rPr>
+                <w:sz w:val="19"/>
+              </w:rPr>
+              <w:t xml:space="preserve"> (scheme name, short description, apply link and the student's personal REF links), </w:t>
+            </w:r>
+            <w:r>
+              <w:rPr>
+                <w:rFonts w:ascii="Consolas" w:hAnsi="Consolas"/>
+                <w:color w:val="C00000"/>
+                <w:sz w:val="19"/>
+              </w:rPr>
+              <w:t>subject</w:t>
+            </w:r>
+            <w:r>
+              <w:rPr>
+                <w:sz w:val="19"/>
+              </w:rPr>
+              <w:t xml:space="preserve">, </w:t>
+            </w:r>
+            <w:r>
+              <w:rPr>
+                <w:rFonts w:ascii="Consolas" w:hAnsi="Consolas"/>
+                <w:color w:val="C00000"/>
+                <w:sz w:val="19"/>
+              </w:rPr>
+              <w:t>whatsapp_share_url</w:t>
+            </w:r>
+            <w:r>
+              <w:rPr>
+                <w:sz w:val="19"/>
+              </w:rPr>
+              <w:t xml:space="preserve"> (</w:t>
+            </w:r>
+            <w:r>
+              <w:rPr>
+                <w:rFonts w:ascii="Consolas" w:hAnsi="Consolas"/>
+                <w:color w:val="C00000"/>
+                <w:sz w:val="19"/>
+              </w:rPr>
+              <w:t>https://wa.me/?text=…</w:t>
+            </w:r>
+            <w:r>
+              <w:rPr>
+                <w:sz w:val="19"/>
+              </w:rPr>
+              <w:t xml:space="preserve">), </w:t>
+            </w:r>
+            <w:r>
+              <w:rPr>
+                <w:rFonts w:ascii="Consolas" w:hAnsi="Consolas"/>
+                <w:color w:val="C00000"/>
+                <w:sz w:val="19"/>
+              </w:rPr>
+              <w:t>email_url</w:t>
+            </w:r>
+            <w:r>
+              <w:rPr>
+                <w:sz w:val="19"/>
+              </w:rPr>
+              <w:t xml:space="preserve"> (</w:t>
+            </w:r>
+            <w:r>
+              <w:rPr>
+                <w:rFonts w:ascii="Consolas" w:hAnsi="Consolas"/>
+                <w:color w:val="C00000"/>
+                <w:sz w:val="19"/>
+              </w:rPr>
+              <w:t>mailto:</w:t>
+            </w:r>
+            <w:r>
+              <w:rPr>
+                <w:sz w:val="19"/>
+              </w:rPr>
+              <w:t xml:space="preserve">), </w:t>
+            </w:r>
+            <w:r>
+              <w:rPr>
+                <w:rFonts w:ascii="Consolas" w:hAnsi="Consolas"/>
+                <w:color w:val="C00000"/>
+                <w:sz w:val="19"/>
+              </w:rPr>
+              <w:t>labels</w:t>
+            </w:r>
+            <w:r>
+              <w:rPr>
+                <w:sz w:val="19"/>
+              </w:rPr>
+              <w:t xml:space="preserve"> (for WhatsApp / Email / Copy / Share buttons), </w:t>
+            </w:r>
+            <w:r>
+              <w:rPr>
+                <w:rFonts w:ascii="Consolas" w:hAnsi="Consolas"/>
+                <w:color w:val="C00000"/>
+                <w:sz w:val="19"/>
+              </w:rPr>
+              <w:t>share_code</w:t>
+            </w:r>
+            <w:r>
+              <w:rPr>
+                <w:sz w:val="19"/>
+              </w:rPr>
+              <w:t xml:space="preserve">, </w:t>
+            </w:r>
+            <w:r>
+              <w:rPr>
+                <w:rFonts w:ascii="Consolas" w:hAnsi="Consolas"/>
+                <w:color w:val="C00000"/>
+                <w:sz w:val="19"/>
+              </w:rPr>
+              <w:t>web_link</w:t>
+            </w:r>
+            <w:r>
+              <w:rPr>
+                <w:sz w:val="19"/>
+              </w:rPr>
+              <w:t xml:space="preserve">, </w:t>
+            </w:r>
+            <w:r>
+              <w:rPr>
+                <w:rFonts w:ascii="Consolas" w:hAnsi="Consolas"/>
+                <w:color w:val="C00000"/>
+                <w:sz w:val="19"/>
+              </w:rPr>
+              <w:t>whatsapp_link</w:t>
+            </w:r>
+            <w:r>
+              <w:rPr>
+                <w:sz w:val="19"/>
+              </w:rPr>
+              <w:t>. On WhatsApp the message is sent on its own so it can be forwarded as-is.</w:t>
+            </w:r>
+          </w:p>
+        </w:tc>
+      </w:tr>
+      <w:tr>
+        <w:tc>
+          <w:tcPr>
+            <w:tcW w:type="dxa" w:w="3324"/>
+          </w:tcPr>
+          <w:p>
+            <w:r>
+              <w:rPr>
+                <w:rFonts w:ascii="Consolas" w:hAnsi="Consolas"/>
+                <w:color w:val="C00000"/>
+                <w:sz w:val="19"/>
+              </w:rPr>
+              <w:t>FEEDBACK_RATING</w:t>
+            </w:r>
+          </w:p>
+        </w:tc>
+        <w:tc>
+          <w:tcPr>
+            <w:tcW w:type="dxa" w:w="3324"/>
+          </w:tcPr>
+          <w:p>
+            <w:r>
+              <w:rPr>
+                <w:rFonts w:ascii="Consolas" w:hAnsi="Consolas"/>
+                <w:color w:val="C00000"/>
+                <w:sz w:val="19"/>
+              </w:rPr>
+              <w:t>1</w:t>
+            </w:r>
+            <w:r>
+              <w:rPr>
+                <w:sz w:val="19"/>
+              </w:rPr>
+              <w:t>…</w:t>
+            </w:r>
+            <w:r>
+              <w:rPr>
+                <w:rFonts w:ascii="Consolas" w:hAnsi="Consolas"/>
+                <w:color w:val="C00000"/>
+                <w:sz w:val="19"/>
+              </w:rPr>
+              <w:t>5</w:t>
+            </w:r>
+            <w:r>
+              <w:rPr>
+                <w:sz w:val="19"/>
+              </w:rPr>
+              <w:t xml:space="preserve"> (labels ⭐ … ⭐⭐⭐⭐⭐, </w:t>
+            </w:r>
+            <w:r>
+              <w:rPr>
+                <w:rFonts w:ascii="Consolas" w:hAnsi="Consolas"/>
+                <w:color w:val="C00000"/>
+                <w:sz w:val="19"/>
+              </w:rPr>
+              <w:t>desc</w:t>
+            </w:r>
+            <w:r>
+              <w:rPr>
+                <w:sz w:val="19"/>
+              </w:rPr>
+              <w:t xml:space="preserve"> “1 – Very poor” … “5 – Excellent”)</w:t>
+            </w:r>
+          </w:p>
+        </w:tc>
+        <w:tc>
+          <w:tcPr>
+            <w:tcW w:type="dxa" w:w="3324"/>
+          </w:tcPr>
+          <w:p>
+            <w:r>
+              <w:rPr>
+                <w:sz w:val="19"/>
+              </w:rPr>
+              <w:t>Stars or digits are accepted.</w:t>
+            </w:r>
+          </w:p>
+        </w:tc>
+      </w:tr>
+      <w:tr>
+        <w:tc>
+          <w:tcPr>
+            <w:tcW w:type="dxa" w:w="3324"/>
+          </w:tcPr>
+          <w:p>
+            <w:r>
+              <w:rPr>
+                <w:rFonts w:ascii="Consolas" w:hAnsi="Consolas"/>
+                <w:color w:val="C00000"/>
+                <w:sz w:val="19"/>
+              </w:rPr>
+              <w:t>FEEDBACK_COMMENT</w:t>
+            </w:r>
+          </w:p>
+        </w:tc>
+        <w:tc>
+          <w:tcPr>
+            <w:tcW w:type="dxa" w:w="3324"/>
+          </w:tcPr>
+          <w:p>
+            <w:r>
+              <w:rPr>
+                <w:rFonts w:ascii="Consolas" w:hAnsi="Consolas"/>
+                <w:color w:val="C00000"/>
+                <w:sz w:val="19"/>
+              </w:rPr>
+              <w:t>0</w:t>
+            </w:r>
+            <w:r>
+              <w:rPr>
+                <w:sz w:val="19"/>
+              </w:rPr>
+              <w:t xml:space="preserve"> (Skip)</w:t>
+            </w:r>
+          </w:p>
+        </w:tc>
+        <w:tc>
+          <w:tcPr>
+            <w:tcW w:type="dxa" w:w="3324"/>
+          </w:tcPr>
+          <w:p>
+            <w:r>
+              <w:rPr>
+                <w:sz w:val="19"/>
+              </w:rPr>
+              <w:t xml:space="preserve">Optional comment; then </w:t>
+            </w:r>
+            <w:r>
+              <w:rPr>
+                <w:rFonts w:ascii="Consolas" w:hAnsi="Consolas"/>
+                <w:color w:val="C00000"/>
+                <w:sz w:val="19"/>
+              </w:rPr>
+              <w:t>SHARED</w:t>
+            </w:r>
+            <w:r>
+              <w:rPr>
+                <w:sz w:val="19"/>
+              </w:rPr>
+              <w:t xml:space="preserve"> with the personal share links.</w:t>
+            </w:r>
+          </w:p>
+        </w:tc>
+      </w:tr>
+    </w:tbl>
+    <w:p/>
+    <w:p>
+      <w:r>
+        <w:rPr>
+          <w:b/>
+        </w:rPr>
+        <w:t>Detail card</w:t>
+      </w:r>
+      <w:r>
+        <w:t xml:space="preserve"> (</w:t>
+      </w:r>
+      <w:r>
+        <w:rPr>
+          <w:rFonts w:ascii="Consolas" w:hAnsi="Consolas"/>
+          <w:color w:val="C00000"/>
+          <w:sz w:val="19"/>
+        </w:rPr>
+        <w:t>detail</w:t>
+      </w:r>
+      <w:r>
+        <w:t xml:space="preserve">): </w:t>
+      </w:r>
+      <w:r>
+        <w:rPr>
+          <w:rFonts w:ascii="Consolas" w:hAnsi="Consolas"/>
+          <w:color w:val="C00000"/>
+          <w:sz w:val="19"/>
+        </w:rPr>
+        <w:t>{title, tag, department, title_line, short: [{key, label, value, na}], more_label, rows: [{key, label, value, na}], apply_url, apply_url_verified, link_label, link_note, note}</w:t>
+      </w:r>
+      <w:r>
+        <w:t xml:space="preserve">. </w:t>
+      </w:r>
+      <w:r>
+        <w:rPr>
+          <w:rFonts w:ascii="Consolas" w:hAnsi="Consolas"/>
+          <w:color w:val="C00000"/>
+          <w:sz w:val="19"/>
+        </w:rPr>
+        <w:t>short</w:t>
+      </w:r>
+      <w:r>
+        <w:t xml:space="preserve"> keys: </w:t>
+      </w:r>
+      <w:r>
+        <w:rPr>
+          <w:rFonts w:ascii="Consolas" w:hAnsi="Consolas"/>
+          <w:color w:val="C00000"/>
+          <w:sz w:val="19"/>
+        </w:rPr>
+        <w:t>description</w:t>
+      </w:r>
+      <w:r>
+        <w:t xml:space="preserve"> (≤40 characters), </w:t>
+      </w:r>
+      <w:r>
+        <w:rPr>
+          <w:rFonts w:ascii="Consolas" w:hAnsi="Consolas"/>
+          <w:color w:val="C00000"/>
+          <w:sz w:val="19"/>
+        </w:rPr>
+        <w:t>eligibility</w:t>
+      </w:r>
+      <w:r>
+        <w:t xml:space="preserve"> (≤50), </w:t>
+      </w:r>
+      <w:r>
+        <w:rPr>
+          <w:rFonts w:ascii="Consolas" w:hAnsi="Consolas"/>
+          <w:color w:val="C00000"/>
+          <w:sz w:val="19"/>
+        </w:rPr>
+        <w:t>documents</w:t>
+      </w:r>
+      <w:r>
+        <w:t xml:space="preserve"> (≤40), </w:t>
+      </w:r>
+      <w:r>
+        <w:rPr>
+          <w:rFonts w:ascii="Consolas" w:hAnsi="Consolas"/>
+          <w:color w:val="C00000"/>
+          <w:sz w:val="19"/>
+        </w:rPr>
+        <w:t>url</w:t>
+      </w:r>
+      <w:r>
+        <w:t xml:space="preserve">. These come from the master and are prepared when the rules are compiled; </w:t>
+      </w:r>
+      <w:r>
+        <w:rPr>
+          <w:rFonts w:ascii="Consolas" w:hAnsi="Consolas"/>
+          <w:color w:val="C00000"/>
+          <w:sz w:val="19"/>
+        </w:rPr>
+        <w:t>na: true</w:t>
+      </w:r>
+      <w:r>
+        <w:t xml:space="preserve"> / “See official site” means the master has no value. </w:t>
+      </w:r>
+      <w:r>
+        <w:rPr>
+          <w:rFonts w:ascii="Consolas" w:hAnsi="Consolas"/>
+          <w:color w:val="C00000"/>
+          <w:sz w:val="19"/>
+        </w:rPr>
+        <w:t>rows</w:t>
+      </w:r>
+      <w:r>
+        <w:t xml:space="preserve"> (“More details”) keys: </w:t>
+      </w:r>
+      <w:r>
+        <w:rPr>
+          <w:rFonts w:ascii="Consolas" w:hAnsi="Consolas"/>
+          <w:color w:val="C00000"/>
+          <w:sz w:val="19"/>
+        </w:rPr>
+        <w:t>type</w:t>
+      </w:r>
+      <w:r>
+        <w:t xml:space="preserve">, </w:t>
+      </w:r>
+      <w:r>
+        <w:rPr>
+          <w:rFonts w:ascii="Consolas" w:hAnsi="Consolas"/>
+          <w:color w:val="C00000"/>
+          <w:sz w:val="19"/>
+        </w:rPr>
+        <w:t>benefit</w:t>
+      </w:r>
+      <w:r>
+        <w:t xml:space="preserve">, </w:t>
+      </w:r>
+      <w:r>
+        <w:rPr>
+          <w:rFonts w:ascii="Consolas" w:hAnsi="Consolas"/>
+          <w:color w:val="C00000"/>
+          <w:sz w:val="19"/>
+        </w:rPr>
+        <w:t>stage</w:t>
+      </w:r>
+      <w:r>
+        <w:t xml:space="preserve">, </w:t>
+      </w:r>
+      <w:r>
+        <w:rPr>
+          <w:rFonts w:ascii="Consolas" w:hAnsi="Consolas"/>
+          <w:color w:val="C00000"/>
+          <w:sz w:val="19"/>
+        </w:rPr>
+        <w:t>category</w:t>
+      </w:r>
+      <w:r>
+        <w:t xml:space="preserve">, </w:t>
+      </w:r>
+      <w:r>
+        <w:rPr>
+          <w:rFonts w:ascii="Consolas" w:hAnsi="Consolas"/>
+          <w:color w:val="C00000"/>
+          <w:sz w:val="19"/>
+        </w:rPr>
+        <w:t>gender</w:t>
+      </w:r>
+      <w:r>
+        <w:t xml:space="preserve">, </w:t>
+      </w:r>
+      <w:r>
+        <w:rPr>
+          <w:rFonts w:ascii="Consolas" w:hAnsi="Consolas"/>
+          <w:color w:val="C00000"/>
+          <w:sz w:val="19"/>
+        </w:rPr>
+        <w:t>income</w:t>
+      </w:r>
+      <w:r>
+        <w:t xml:space="preserve">, </w:t>
+      </w:r>
+      <w:r>
+        <w:rPr>
+          <w:rFonts w:ascii="Consolas" w:hAnsi="Consolas"/>
+          <w:color w:val="C00000"/>
+          <w:sz w:val="19"/>
+        </w:rPr>
+        <w:t>age</w:t>
+      </w:r>
+      <w:r>
+        <w:t xml:space="preserve"> (if any), </w:t>
+      </w:r>
+      <w:r>
+        <w:rPr>
+          <w:rFonts w:ascii="Consolas" w:hAnsi="Consolas"/>
+          <w:color w:val="C00000"/>
+          <w:sz w:val="19"/>
+        </w:rPr>
+        <w:t>domicile</w:t>
+      </w:r>
+      <w:r>
+        <w:t xml:space="preserve">, </w:t>
+      </w:r>
+      <w:r>
+        <w:rPr>
+          <w:rFonts w:ascii="Consolas" w:hAnsi="Consolas"/>
+          <w:color w:val="C00000"/>
+          <w:sz w:val="19"/>
+        </w:rPr>
+        <w:t>only_for</w:t>
+      </w:r>
+      <w:r>
+        <w:t xml:space="preserve"> (if any), </w:t>
+      </w:r>
+      <w:r>
+        <w:rPr>
+          <w:rFonts w:ascii="Consolas" w:hAnsi="Consolas"/>
+          <w:color w:val="C00000"/>
+          <w:sz w:val="19"/>
+        </w:rPr>
+        <w:t>other</w:t>
+      </w:r>
+      <w:r>
+        <w:t xml:space="preserve">, </w:t>
+      </w:r>
+      <w:r>
+        <w:rPr>
+          <w:rFonts w:ascii="Consolas" w:hAnsi="Consolas"/>
+          <w:color w:val="C00000"/>
+          <w:sz w:val="19"/>
+        </w:rPr>
+        <w:t>deadline</w:t>
+      </w:r>
+      <w:r>
+        <w:t xml:space="preserve">; for these, “Not available – check official site” marks a missing value. Cards with </w:t>
+      </w:r>
+      <w:r>
+        <w:rPr>
+          <w:rFonts w:ascii="Consolas" w:hAnsi="Consolas"/>
+          <w:color w:val="C00000"/>
+          <w:sz w:val="19"/>
+        </w:rPr>
+        <w:t>check: true</w:t>
+      </w:r>
+      <w:r>
+        <w:t xml:space="preserve"> are schemes the student may or may not qualify for: only for a specific group (farmer families, students with disabilities, orphans …), or an income limit inside the student's income band. </w:t>
+      </w:r>
+      <w:r>
+        <w:rPr>
+          <w:rFonts w:ascii="Consolas" w:hAnsi="Consolas"/>
+          <w:color w:val="C00000"/>
+          <w:sz w:val="19"/>
+        </w:rPr>
+        <w:t>section_label</w:t>
+      </w:r>
+      <w:r>
+        <w:t xml:space="preserve"> is the heading to show above them.</w:t>
+      </w:r>
+    </w:p>
+    <w:p>
+      <w:r>
+        <w:t xml:space="preserve">Each option has </w:t>
+      </w:r>
+      <w:r>
+        <w:rPr>
+          <w:rFonts w:ascii="Consolas" w:hAnsi="Consolas"/>
+          <w:color w:val="C00000"/>
+          <w:sz w:val="19"/>
+        </w:rPr>
+        <w:t>kind</w:t>
+      </w:r>
+      <w:r>
+        <w:t xml:space="preserve">: </w:t>
+      </w:r>
+      <w:r>
+        <w:rPr>
+          <w:rFonts w:ascii="Consolas" w:hAnsi="Consolas"/>
+          <w:color w:val="C00000"/>
+          <w:sz w:val="19"/>
+        </w:rPr>
+        <w:t>item</w:t>
+      </w:r>
+      <w:r>
+        <w:t xml:space="preserve"> (an answer or a scheme) or </w:t>
+      </w:r>
+      <w:r>
+        <w:rPr>
+          <w:rFonts w:ascii="Consolas" w:hAnsi="Consolas"/>
+          <w:color w:val="C00000"/>
+          <w:sz w:val="19"/>
+        </w:rPr>
+        <w:t>nav</w:t>
+      </w:r>
+      <w:r>
+        <w:t xml:space="preserve"> (navigation). Send the option </w:t>
+      </w:r>
+      <w:r>
+        <w:rPr>
+          <w:rFonts w:ascii="Consolas" w:hAnsi="Consolas"/>
+          <w:color w:val="C00000"/>
+          <w:sz w:val="19"/>
+        </w:rPr>
+        <w:t>id</w:t>
+      </w:r>
+      <w:r>
+        <w:t xml:space="preserve"> (or its label, or its number) as the next message. Typing </w:t>
+      </w:r>
+      <w:r>
+        <w:rPr>
+          <w:rFonts w:ascii="Consolas" w:hAnsi="Consolas"/>
+          <w:color w:val="C00000"/>
+          <w:sz w:val="19"/>
+        </w:rPr>
+        <w:t>menu</w:t>
+      </w:r>
+      <w:r>
+        <w:t xml:space="preserve">, </w:t>
+      </w:r>
+      <w:r>
+        <w:rPr>
+          <w:rFonts w:ascii="Consolas" w:hAnsi="Consolas"/>
+          <w:color w:val="C00000"/>
+          <w:sz w:val="19"/>
+        </w:rPr>
+        <w:t>back</w:t>
+      </w:r>
+      <w:r>
+        <w:t xml:space="preserve">, </w:t>
+      </w:r>
+      <w:r>
+        <w:rPr>
+          <w:rFonts w:ascii="Consolas" w:hAnsi="Consolas"/>
+          <w:color w:val="C00000"/>
+          <w:sz w:val="19"/>
+        </w:rPr>
+        <w:t>help</w:t>
+      </w:r>
+      <w:r>
+        <w:t xml:space="preserve">, </w:t>
+      </w:r>
+      <w:r>
+        <w:rPr>
+          <w:rFonts w:ascii="Consolas" w:hAnsi="Consolas"/>
+          <w:color w:val="C00000"/>
+          <w:sz w:val="19"/>
+        </w:rPr>
+        <w:t>language</w:t>
+      </w:r>
+      <w:r>
+        <w:t xml:space="preserve"> works at any step after consent.</w:t>
       </w:r>
     </w:p>
     <w:p>
@@ -4142,7 +5992,7 @@
         <w:t>choice</w:t>
       </w:r>
       <w:r>
-        <w:t xml:space="preserve"> (show buttons), or </w:t>
+        <w:t xml:space="preserve"> (show buttons) or </w:t>
       </w:r>
       <w:r>
         <w:rPr>
@@ -4153,51 +6003,7 @@
         <w:t>text</w:t>
       </w:r>
       <w:r>
-        <w:t xml:space="preserve"> (also allow typing: state name, income amount, comment). </w:t>
-      </w:r>
-      <w:r>
-        <w:rPr>
-          <w:rFonts w:ascii="Consolas" w:hAnsi="Consolas"/>
-          <w:color w:val="C00000"/>
-          <w:sz w:val="19"/>
-        </w:rPr>
-        <w:t>share</w:t>
-      </w:r>
-      <w:r>
-        <w:t xml:space="preserve"> carries </w:t>
-      </w:r>
-      <w:r>
-        <w:rPr>
-          <w:rFonts w:ascii="Consolas" w:hAnsi="Consolas"/>
-          <w:color w:val="C00000"/>
-          <w:sz w:val="19"/>
-        </w:rPr>
-        <w:t>share_code</w:t>
-      </w:r>
-      <w:r>
-        <w:t xml:space="preserve">, </w:t>
-      </w:r>
-      <w:r>
-        <w:rPr>
-          <w:rFonts w:ascii="Consolas" w:hAnsi="Consolas"/>
-          <w:color w:val="C00000"/>
-          <w:sz w:val="19"/>
-        </w:rPr>
-        <w:t>web_link</w:t>
-      </w:r>
-      <w:r>
-        <w:t xml:space="preserve">, </w:t>
-      </w:r>
-      <w:r>
-        <w:rPr>
-          <w:rFonts w:ascii="Consolas" w:hAnsi="Consolas"/>
-          <w:color w:val="C00000"/>
-          <w:sz w:val="19"/>
-        </w:rPr>
-        <w:t>whatsapp_link</w:t>
-      </w:r>
-      <w:r>
-        <w:t xml:space="preserve"> after feedback.</w:t>
+        <w:t xml:space="preserve"> (typing also allowed: state name, income amount, comment).</w:t>
       </w:r>
     </w:p>
     <w:p>
@@ -6390,7 +8196,16 @@
     </w:p>
     <w:p>
       <w:r>
-        <w:t xml:space="preserve">After the results, the student can choose "Rate this service &amp; get your share link": a rating 1–5, then an optional comment (or SKIP). The bot then sends a personal share code </w:t>
+        <w:t xml:space="preserve">From the results or any scheme card the student can choose </w:t>
+      </w:r>
+      <w:r>
+        <w:rPr>
+          <w:b/>
+        </w:rPr>
+        <w:t>Share feedback</w:t>
+      </w:r>
+      <w:r>
+        <w:t xml:space="preserve">: a 1–5 star rating, then an optional comment (or SKIP). The bot then sends a personal share code </w:t>
       </w:r>
       <w:r>
         <w:rPr>
@@ -6401,7 +8216,16 @@
         <w:t>REF-XXXXXX</w:t>
       </w:r>
       <w:r>
-        <w:t xml:space="preserve"> with WhatsApp and web links. Sessions started with that code are </w:t>
+        <w:t xml:space="preserve"> with WhatsApp and web links. </w:t>
+      </w:r>
+      <w:r>
+        <w:rPr>
+          <w:b/>
+        </w:rPr>
+        <w:t>Share scheme</w:t>
+      </w:r>
+      <w:r>
+        <w:t xml:space="preserve"> (on a scheme card) gives a ready-made message with the same personal links, to forward on WhatsApp, email or social media. Sessions started with that code are </w:t>
       </w:r>
       <w:r>
         <w:rPr>
@@ -6806,6 +8630,20 @@
                 <w:color w:val="C00000"/>
                 <w:sz w:val="19"/>
               </w:rPr>
+              <w:t>CONSENT_DECLINED</w:t>
+            </w:r>
+            <w:r>
+              <w:rPr>
+                <w:sz w:val="19"/>
+              </w:rPr>
+              <w:t xml:space="preserve">, </w:t>
+            </w:r>
+            <w:r>
+              <w:rPr>
+                <w:rFonts w:ascii="Consolas" w:hAnsi="Consolas"/>
+                <w:color w:val="C00000"/>
+                <w:sz w:val="19"/>
+              </w:rPr>
               <w:t>OPTED_OUT</w:t>
             </w:r>
             <w:r>
@@ -6891,7 +8729,7 @@
                 <w:color w:val="C00000"/>
                 <w:sz w:val="19"/>
               </w:rPr>
-              <w:t>CONFIRM_PREFILL</w:t>
+              <w:t>CONSENT</w:t>
             </w:r>
             <w:r>
               <w:rPr>
@@ -6905,7 +8743,7 @@
                 <w:color w:val="C00000"/>
                 <w:sz w:val="19"/>
               </w:rPr>
-              <w:t>ASK_&lt;fact&gt;</w:t>
+              <w:t>DECLINED</w:t>
             </w:r>
             <w:r>
               <w:rPr>
@@ -6919,7 +8757,7 @@
                 <w:color w:val="C00000"/>
                 <w:sz w:val="19"/>
               </w:rPr>
-              <w:t>RESULTS</w:t>
+              <w:t>MENU</w:t>
             </w:r>
             <w:r>
               <w:rPr>
@@ -6933,7 +8771,7 @@
                 <w:color w:val="C00000"/>
                 <w:sz w:val="19"/>
               </w:rPr>
-              <w:t>FEEDBACK_RATING</w:t>
+              <w:t>ASK_&lt;fact&gt;</w:t>
             </w:r>
             <w:r>
               <w:rPr>
@@ -6947,7 +8785,105 @@
                 <w:color w:val="C00000"/>
                 <w:sz w:val="19"/>
               </w:rPr>
+              <w:t>SUMMARY</w:t>
+            </w:r>
+            <w:r>
+              <w:rPr>
+                <w:sz w:val="19"/>
+              </w:rPr>
+              <w:t xml:space="preserve">, </w:t>
+            </w:r>
+            <w:r>
+              <w:rPr>
+                <w:rFonts w:ascii="Consolas" w:hAnsi="Consolas"/>
+                <w:color w:val="C00000"/>
+                <w:sz w:val="19"/>
+              </w:rPr>
+              <w:t>RESULTS</w:t>
+            </w:r>
+            <w:r>
+              <w:rPr>
+                <w:sz w:val="19"/>
+              </w:rPr>
+              <w:t xml:space="preserve">, </w:t>
+            </w:r>
+            <w:r>
+              <w:rPr>
+                <w:rFonts w:ascii="Consolas" w:hAnsi="Consolas"/>
+                <w:color w:val="C00000"/>
+                <w:sz w:val="19"/>
+              </w:rPr>
+              <w:t>DETAIL</w:t>
+            </w:r>
+            <w:r>
+              <w:rPr>
+                <w:sz w:val="19"/>
+              </w:rPr>
+              <w:t xml:space="preserve">, </w:t>
+            </w:r>
+            <w:r>
+              <w:rPr>
+                <w:rFonts w:ascii="Consolas" w:hAnsi="Consolas"/>
+                <w:color w:val="C00000"/>
+                <w:sz w:val="19"/>
+              </w:rPr>
+              <w:t>SHARE</w:t>
+            </w:r>
+            <w:r>
+              <w:rPr>
+                <w:sz w:val="19"/>
+              </w:rPr>
+              <w:t xml:space="preserve">, </w:t>
+            </w:r>
+            <w:r>
+              <w:rPr>
+                <w:rFonts w:ascii="Consolas" w:hAnsi="Consolas"/>
+                <w:color w:val="C00000"/>
+                <w:sz w:val="19"/>
+              </w:rPr>
+              <w:t>WHY</w:t>
+            </w:r>
+            <w:r>
+              <w:rPr>
+                <w:sz w:val="19"/>
+              </w:rPr>
+              <w:t xml:space="preserve">, </w:t>
+            </w:r>
+            <w:r>
+              <w:rPr>
+                <w:rFonts w:ascii="Consolas" w:hAnsi="Consolas"/>
+                <w:color w:val="C00000"/>
+                <w:sz w:val="19"/>
+              </w:rPr>
+              <w:t>FEEDBACK_RATING</w:t>
+            </w:r>
+            <w:r>
+              <w:rPr>
+                <w:sz w:val="19"/>
+              </w:rPr>
+              <w:t xml:space="preserve">, </w:t>
+            </w:r>
+            <w:r>
+              <w:rPr>
+                <w:rFonts w:ascii="Consolas" w:hAnsi="Consolas"/>
+                <w:color w:val="C00000"/>
+                <w:sz w:val="19"/>
+              </w:rPr>
               <w:t>FEEDBACK_COMMENT</w:t>
+            </w:r>
+            <w:r>
+              <w:rPr>
+                <w:sz w:val="19"/>
+              </w:rPr>
+              <w:t xml:space="preserve">, </w:t>
+            </w:r>
+            <w:r>
+              <w:rPr>
+                <w:rFonts w:ascii="Consolas" w:hAnsi="Consolas"/>
+                <w:color w:val="C00000"/>
+                <w:sz w:val="19"/>
+              </w:rPr>
+              <w:t>SHARED</w:t>
             </w:r>
             <w:r>
               <w:rPr>
@@ -6989,17 +8925,9 @@
           <w:p>
             <w:r>
               <w:rPr>
-                <w:rFonts w:ascii="Consolas" w:hAnsi="Consolas"/>
-                <w:color w:val="C00000"/>
-                <w:sz w:val="19"/>
-              </w:rPr>
-              <w:t>en</w:t>
-            </w:r>
-            <w:r>
-              <w:rPr>
-                <w:sz w:val="19"/>
-              </w:rPr>
-              <w:t xml:space="preserve"> \</w:t>
+                <w:sz w:val="19"/>
+              </w:rPr>
+              <w:t>string</w:t>
             </w:r>
           </w:p>
         </w:tc>
@@ -7010,11 +8938,9 @@
           <w:p>
             <w:r>
               <w:rPr>
-                <w:rFonts w:ascii="Consolas" w:hAnsi="Consolas"/>
-                <w:color w:val="C00000"/>
-                <w:sz w:val="19"/>
-              </w:rPr>
-              <w:t>hi</w:t>
+                <w:sz w:val="19"/>
+              </w:rPr>
+              <w:t>One of the 14 codes in section 4</w:t>
             </w:r>
           </w:p>
         </w:tc>
@@ -7114,7 +9040,20 @@
               <w:rPr>
                 <w:sz w:val="19"/>
               </w:rPr>
-              <w:t>The student confirmed the facts you sent.</w:t>
+              <w:t xml:space="preserve">The student pressed </w:t>
+            </w:r>
+            <w:r>
+              <w:rPr>
+                <w:i/>
+                <w:sz w:val="19"/>
+              </w:rPr>
+              <w:t>Proceed</w:t>
+            </w:r>
+            <w:r>
+              <w:rPr>
+                <w:sz w:val="19"/>
+              </w:rPr>
+              <w:t xml:space="preserve"> on a summary that still had all the facts you sent.</w:t>
             </w:r>
           </w:p>
         </w:tc>
@@ -7131,7 +9070,7 @@
                 <w:color w:val="C00000"/>
                 <w:sz w:val="19"/>
               </w:rPr>
-              <w:t>answers</w:t>
+              <w:t>consent</w:t>
             </w:r>
           </w:p>
         </w:tc>
@@ -7155,23 +9094,17 @@
           <w:p>
             <w:r>
               <w:rPr>
-                <w:sz w:val="19"/>
-              </w:rPr>
-              <w:t xml:space="preserve">Facts used: </w:t>
-            </w:r>
-            <w:r>
-              <w:rPr>
                 <w:rFonts w:ascii="Consolas" w:hAnsi="Consolas"/>
                 <w:color w:val="C00000"/>
                 <w:sz w:val="19"/>
               </w:rPr>
-              <w:t>class_passed</w:t>
-            </w:r>
-            <w:r>
-              <w:rPr>
-                <w:sz w:val="19"/>
-              </w:rPr>
-              <w:t xml:space="preserve">, </w:t>
+              <w:t>status</w:t>
+            </w:r>
+            <w:r>
+              <w:rPr>
+                <w:sz w:val="19"/>
+              </w:rPr>
+              <w:t xml:space="preserve"> (</w:t>
             </w:r>
             <w:r>
               <w:rPr>
@@ -7179,7 +9112,7 @@
                 <w:color w:val="C00000"/>
                 <w:sz w:val="19"/>
               </w:rPr>
-              <w:t>state</w:t>
+              <w:t>AGREED</w:t>
             </w:r>
             <w:r>
               <w:rPr>
@@ -7193,13 +9126,13 @@
                 <w:color w:val="C00000"/>
                 <w:sz w:val="19"/>
               </w:rPr>
-              <w:t>category</w:t>
-            </w:r>
-            <w:r>
-              <w:rPr>
-                <w:sz w:val="19"/>
-              </w:rPr>
-              <w:t xml:space="preserve">, </w:t>
+              <w:t>DECLINED</w:t>
+            </w:r>
+            <w:r>
+              <w:rPr>
+                <w:sz w:val="19"/>
+              </w:rPr>
+              <w:t xml:space="preserve"> or null = not answered yet), </w:t>
             </w:r>
             <w:r>
               <w:rPr>
@@ -7207,13 +9140,13 @@
                 <w:color w:val="C00000"/>
                 <w:sz w:val="19"/>
               </w:rPr>
-              <w:t>gender</w:t>
-            </w:r>
-            <w:r>
-              <w:rPr>
-                <w:sz w:val="19"/>
-              </w:rPr>
-              <w:t xml:space="preserve">, </w:t>
+              <w:t>at</w:t>
+            </w:r>
+            <w:r>
+              <w:rPr>
+                <w:sz w:val="19"/>
+              </w:rPr>
+              <w:t xml:space="preserve"> (UTC, e.g. </w:t>
             </w:r>
             <w:r>
               <w:rPr>
@@ -7221,13 +9154,13 @@
                 <w:color w:val="C00000"/>
                 <w:sz w:val="19"/>
               </w:rPr>
-              <w:t>annual_family_income</w:t>
-            </w:r>
-            <w:r>
-              <w:rPr>
-                <w:sz w:val="19"/>
-              </w:rPr>
-              <w:t xml:space="preserve"> (a range's upper bound, or the typed amount, or null = "don't know"). </w:t>
+              <w:t>2026-09-29T08:21:05.123456Z</w:t>
+            </w:r>
+            <w:r>
+              <w:rPr>
+                <w:sz w:val="19"/>
+              </w:rPr>
+              <w:t xml:space="preserve">), </w:t>
             </w:r>
             <w:r>
               <w:rPr>
@@ -7235,13 +9168,294 @@
                 <w:color w:val="C00000"/>
                 <w:sz w:val="19"/>
               </w:rPr>
-              <w:t>class_passed: "OTHER"</w:t>
-            </w:r>
-            <w:r>
-              <w:rPr>
-                <w:sz w:val="19"/>
-              </w:rPr>
-              <w:t xml:space="preserve"> = not a Class 10/12 pass-out (no schemes shown).</w:t>
+              <w:t>version</w:t>
+            </w:r>
+            <w:r>
+              <w:rPr>
+                <w:sz w:val="19"/>
+              </w:rPr>
+              <w:t xml:space="preserve"> (consent text version, e.g. </w:t>
+            </w:r>
+            <w:r>
+              <w:rPr>
+                <w:rFonts w:ascii="Consolas" w:hAnsi="Consolas"/>
+                <w:color w:val="C00000"/>
+                <w:sz w:val="19"/>
+              </w:rPr>
+              <w:t>p2-consent-2026-09-29</w:t>
+            </w:r>
+            <w:r>
+              <w:rPr>
+                <w:sz w:val="19"/>
+              </w:rPr>
+              <w:t>)</w:t>
+            </w:r>
+          </w:p>
+        </w:tc>
+      </w:tr>
+      <w:tr>
+        <w:tc>
+          <w:tcPr>
+            <w:tcW w:type="dxa" w:w="3324"/>
+          </w:tcPr>
+          <w:p>
+            <w:r>
+              <w:rPr>
+                <w:rFonts w:ascii="Consolas" w:hAnsi="Consolas"/>
+                <w:color w:val="C00000"/>
+                <w:sz w:val="19"/>
+              </w:rPr>
+              <w:t>answers</w:t>
+            </w:r>
+          </w:p>
+        </w:tc>
+        <w:tc>
+          <w:tcPr>
+            <w:tcW w:type="dxa" w:w="3324"/>
+          </w:tcPr>
+          <w:p>
+            <w:r>
+              <w:rPr>
+                <w:sz w:val="19"/>
+              </w:rPr>
+              <w:t>object</w:t>
+            </w:r>
+          </w:p>
+        </w:tc>
+        <w:tc>
+          <w:tcPr>
+            <w:tcW w:type="dxa" w:w="3324"/>
+          </w:tcPr>
+          <w:p>
+            <w:r>
+              <w:rPr>
+                <w:sz w:val="19"/>
+              </w:rPr>
+              <w:t xml:space="preserve">Facts used: </w:t>
+            </w:r>
+            <w:r>
+              <w:rPr>
+                <w:rFonts w:ascii="Consolas" w:hAnsi="Consolas"/>
+                <w:color w:val="C00000"/>
+                <w:sz w:val="19"/>
+              </w:rPr>
+              <w:t>class_passed</w:t>
+            </w:r>
+            <w:r>
+              <w:rPr>
+                <w:sz w:val="19"/>
+              </w:rPr>
+              <w:t xml:space="preserve"> (</w:t>
+            </w:r>
+            <w:r>
+              <w:rPr>
+                <w:rFonts w:ascii="Consolas" w:hAnsi="Consolas"/>
+                <w:color w:val="C00000"/>
+                <w:sz w:val="19"/>
+              </w:rPr>
+              <w:t>PRE</w:t>
+            </w:r>
+            <w:r>
+              <w:rPr>
+                <w:sz w:val="19"/>
+              </w:rPr>
+              <w:t xml:space="preserve">, </w:t>
+            </w:r>
+            <w:r>
+              <w:rPr>
+                <w:rFonts w:ascii="Consolas" w:hAnsi="Consolas"/>
+                <w:color w:val="C00000"/>
+                <w:sz w:val="19"/>
+              </w:rPr>
+              <w:t>X</w:t>
+            </w:r>
+            <w:r>
+              <w:rPr>
+                <w:sz w:val="19"/>
+              </w:rPr>
+              <w:t xml:space="preserve">, </w:t>
+            </w:r>
+            <w:r>
+              <w:rPr>
+                <w:rFonts w:ascii="Consolas" w:hAnsi="Consolas"/>
+                <w:color w:val="C00000"/>
+                <w:sz w:val="19"/>
+              </w:rPr>
+              <w:t>XII</w:t>
+            </w:r>
+            <w:r>
+              <w:rPr>
+                <w:sz w:val="19"/>
+              </w:rPr>
+              <w:t xml:space="preserve">, </w:t>
+            </w:r>
+            <w:r>
+              <w:rPr>
+                <w:rFonts w:ascii="Consolas" w:hAnsi="Consolas"/>
+                <w:color w:val="C00000"/>
+                <w:sz w:val="19"/>
+              </w:rPr>
+              <w:t>UG</w:t>
+            </w:r>
+            <w:r>
+              <w:rPr>
+                <w:sz w:val="19"/>
+              </w:rPr>
+              <w:t xml:space="preserve">, </w:t>
+            </w:r>
+            <w:r>
+              <w:rPr>
+                <w:rFonts w:ascii="Consolas" w:hAnsi="Consolas"/>
+                <w:color w:val="C00000"/>
+                <w:sz w:val="19"/>
+              </w:rPr>
+              <w:t>PG</w:t>
+            </w:r>
+            <w:r>
+              <w:rPr>
+                <w:sz w:val="19"/>
+              </w:rPr>
+              <w:t xml:space="preserve">, or </w:t>
+            </w:r>
+            <w:r>
+              <w:rPr>
+                <w:rFonts w:ascii="Consolas" w:hAnsi="Consolas"/>
+                <w:color w:val="C00000"/>
+                <w:sz w:val="19"/>
+              </w:rPr>
+              <w:t>OTHER</w:t>
+            </w:r>
+            <w:r>
+              <w:rPr>
+                <w:sz w:val="19"/>
+              </w:rPr>
+              <w:t xml:space="preserve"> = not studying – no schemes shown), </w:t>
+            </w:r>
+            <w:r>
+              <w:rPr>
+                <w:rFonts w:ascii="Consolas" w:hAnsi="Consolas"/>
+                <w:color w:val="C00000"/>
+                <w:sz w:val="19"/>
+              </w:rPr>
+              <w:t>gender</w:t>
+            </w:r>
+            <w:r>
+              <w:rPr>
+                <w:sz w:val="19"/>
+              </w:rPr>
+              <w:t xml:space="preserve">, </w:t>
+            </w:r>
+            <w:r>
+              <w:rPr>
+                <w:rFonts w:ascii="Consolas" w:hAnsi="Consolas"/>
+                <w:color w:val="C00000"/>
+                <w:sz w:val="19"/>
+              </w:rPr>
+              <w:t>annual_family_income</w:t>
+            </w:r>
+            <w:r>
+              <w:rPr>
+                <w:sz w:val="19"/>
+              </w:rPr>
+              <w:t xml:space="preserve"> (upper bound of the chosen band in ₹ a year, or the typed amount, or null for the top band), </w:t>
+            </w:r>
+            <w:r>
+              <w:rPr>
+                <w:rFonts w:ascii="Consolas" w:hAnsi="Consolas"/>
+                <w:color w:val="C00000"/>
+                <w:sz w:val="19"/>
+              </w:rPr>
+              <w:t>income_min</w:t>
+            </w:r>
+            <w:r>
+              <w:rPr>
+                <w:sz w:val="19"/>
+              </w:rPr>
+              <w:t xml:space="preserve"> (lower bound, if a band was chosen), </w:t>
+            </w:r>
+            <w:r>
+              <w:rPr>
+                <w:rFonts w:ascii="Consolas" w:hAnsi="Consolas"/>
+                <w:color w:val="C00000"/>
+                <w:sz w:val="19"/>
+              </w:rPr>
+              <w:t>income_band</w:t>
+            </w:r>
+            <w:r>
+              <w:rPr>
+                <w:sz w:val="19"/>
+              </w:rPr>
+              <w:t xml:space="preserve"> (</w:t>
+            </w:r>
+            <w:r>
+              <w:rPr>
+                <w:rFonts w:ascii="Consolas" w:hAnsi="Consolas"/>
+                <w:color w:val="C00000"/>
+                <w:sz w:val="19"/>
+              </w:rPr>
+              <w:t>m10k</w:t>
+            </w:r>
+            <w:r>
+              <w:rPr>
+                <w:sz w:val="19"/>
+              </w:rPr>
+              <w:t xml:space="preserve">, </w:t>
+            </w:r>
+            <w:r>
+              <w:rPr>
+                <w:rFonts w:ascii="Consolas" w:hAnsi="Consolas"/>
+                <w:color w:val="C00000"/>
+                <w:sz w:val="19"/>
+              </w:rPr>
+              <w:t>m30k</w:t>
+            </w:r>
+            <w:r>
+              <w:rPr>
+                <w:sz w:val="19"/>
+              </w:rPr>
+              <w:t xml:space="preserve">, </w:t>
+            </w:r>
+            <w:r>
+              <w:rPr>
+                <w:rFonts w:ascii="Consolas" w:hAnsi="Consolas"/>
+                <w:color w:val="C00000"/>
+                <w:sz w:val="19"/>
+              </w:rPr>
+              <w:t>gt30k</w:t>
+            </w:r>
+            <w:r>
+              <w:rPr>
+                <w:sz w:val="19"/>
+              </w:rPr>
+              <w:t xml:space="preserve">), </w:t>
+            </w:r>
+            <w:r>
+              <w:rPr>
+                <w:rFonts w:ascii="Consolas" w:hAnsi="Consolas"/>
+                <w:color w:val="C00000"/>
+                <w:sz w:val="19"/>
+              </w:rPr>
+              <w:t>category</w:t>
+            </w:r>
+            <w:r>
+              <w:rPr>
+                <w:sz w:val="19"/>
+              </w:rPr>
+              <w:t xml:space="preserve">, </w:t>
+            </w:r>
+            <w:r>
+              <w:rPr>
+                <w:rFonts w:ascii="Consolas" w:hAnsi="Consolas"/>
+                <w:color w:val="C00000"/>
+                <w:sz w:val="19"/>
+              </w:rPr>
+              <w:t>state</w:t>
+            </w:r>
+            <w:r>
+              <w:rPr>
+                <w:sz w:val="19"/>
+              </w:rPr>
+              <w:t>.</w:t>
             </w:r>
           </w:p>
         </w:tc>
@@ -7912,6 +10126,17 @@
           <w:color w:val="C00000"/>
           <w:sz w:val="19"/>
         </w:rPr>
+        <w:t>CONSENT_DECLINED</w:t>
+      </w:r>
+      <w:r>
+        <w:t xml:space="preserve">, or </w:t>
+      </w:r>
+      <w:r>
+        <w:rPr>
+          <w:rFonts w:ascii="Consolas" w:hAnsi="Consolas"/>
+          <w:color w:val="C00000"/>
+          <w:sz w:val="19"/>
+        </w:rPr>
         <w:t>OPTED_OUT</w:t>
       </w:r>
       <w:r>
@@ -7928,43 +10153,369 @@
     </w:p>
     <w:p>
       <w:r>
-        <w:t xml:space="preserve">The V3.0 rule has six mandatory AND checks: Jurisdiction, Age (from DOB), Gender, Family Income, Social Category and Education Stage. Product 2 asks only what can change an outcome with the </w:t>
-      </w:r>
-      <w:r>
         <w:rPr>
           <w:b/>
         </w:rPr>
-        <w:t>loaded master</w:t>
-      </w:r>
-      <w:r>
-        <w:t>:</w:t>
+        <w:t>Update 1 – category overlay.</w:t>
+      </w:r>
+      <w:r>
+        <w:t xml:space="preserve"> In the V3.0 master, 297 of 525 active schemes have the category “Not specified in verified source”, which Rule V3.0 treats as open to everyone. Product 2 now adds a transparent overlay when the rules are compiled (</w:t>
+      </w:r>
+      <w:r>
+        <w:rPr>
+          <w:rFonts w:ascii="Consolas" w:hAnsi="Consolas"/>
+          <w:color w:val="C00000"/>
+          <w:sz w:val="19"/>
+        </w:rPr>
+        <w:t>app/eligibility/overlay.py</w:t>
+      </w:r>
+      <w:r>
+        <w:t xml:space="preserve">): if the master gives no category, it is inferred from the scheme name (SC, ST, OBC, Backward Class, BC, Minority, Scheduled Caste/Tribe, Dalit, Adivasi, DNT/VJNT/Nomadic → OBC, EBC/EWS → General …) or, as a last resort, from the department; gender is inferred from words such as girls/women; schemes only for students with disabilities, farmer families, workers' children, defence families, orphans etc. are tagged. A master value always wins over an inference. Every change is listed in </w:t>
+      </w:r>
+      <w:r>
+        <w:rPr>
+          <w:rFonts w:ascii="Consolas" w:hAnsi="Consolas"/>
+          <w:color w:val="C00000"/>
+          <w:sz w:val="19"/>
+        </w:rPr>
+        <w:t>docs/CATEGORY_AUDIT.md</w:t>
+      </w:r>
+      <w:r>
+        <w:t xml:space="preserve"> / </w:t>
+      </w:r>
+      <w:r>
+        <w:rPr>
+          <w:rFonts w:ascii="Consolas" w:hAnsi="Consolas"/>
+          <w:color w:val="C00000"/>
+          <w:sz w:val="19"/>
+        </w:rPr>
+        <w:t>docs/category_audit.csv</w:t>
+      </w:r>
+      <w:r>
+        <w:t xml:space="preserve"> for the data team to confirm in the master. Disability is not asked; disability-only schemes are shown under “check eligibility” unless a referral says </w:t>
+      </w:r>
+      <w:r>
+        <w:rPr>
+          <w:rFonts w:ascii="Consolas" w:hAnsi="Consolas"/>
+          <w:color w:val="C00000"/>
+          <w:sz w:val="19"/>
+        </w:rPr>
+        <w:t>disability: false</w:t>
+      </w:r>
+      <w:r>
+        <w:t>. The audit (</w:t>
+      </w:r>
+      <w:r>
+        <w:rPr>
+          <w:rFonts w:ascii="Consolas" w:hAnsi="Consolas"/>
+          <w:color w:val="C00000"/>
+          <w:sz w:val="19"/>
+        </w:rPr>
+        <w:t>POST /v1/discover</w:t>
+      </w:r>
+      <w:r>
+        <w:t xml:space="preserve">) has a new column </w:t>
+      </w:r>
+      <w:r>
+        <w:rPr>
+          <w:rFonts w:ascii="Consolas" w:hAnsi="Consolas"/>
+          <w:color w:val="C00000"/>
+          <w:sz w:val="19"/>
+        </w:rPr>
+        <w:t>Target_Group_Result</w:t>
+      </w:r>
+      <w:r>
+        <w:t xml:space="preserve"> (</w:t>
+      </w:r>
+      <w:r>
+        <w:rPr>
+          <w:rFonts w:ascii="Consolas" w:hAnsi="Consolas"/>
+          <w:color w:val="C00000"/>
+          <w:sz w:val="19"/>
+        </w:rPr>
+        <w:t>PASS</w:t>
+      </w:r>
+      <w:r>
+        <w:t xml:space="preserve">, or </w:t>
+      </w:r>
+      <w:r>
+        <w:rPr>
+          <w:rFonts w:ascii="Consolas" w:hAnsi="Consolas"/>
+          <w:color w:val="C00000"/>
+          <w:sz w:val="19"/>
+        </w:rPr>
+        <w:t>FAIL</w:t>
+      </w:r>
+      <w:r>
+        <w:t xml:space="preserve"> when the scheme is only for students with disabilities and the student answered “No”).</w:t>
+      </w:r>
+    </w:p>
+    <w:p>
+      <w:r>
+        <w:t xml:space="preserve">The V3.0 rule has six mandatory AND checks: Jurisdiction, Age (from DOB), Gender, Family Income, Social Category and Education Stage. </w:t>
+      </w:r>
+      <w:r>
+        <w:rPr>
+          <w:b/>
+        </w:rPr>
+        <w:t>The chat asks at most 5 questions, always in this order (Update 2: State/UT moved to question 1)</w:t>
+      </w:r>
+      <w:r>
+        <w:t xml:space="preserve"> (</w:t>
+      </w:r>
+      <w:r>
+        <w:rPr>
+          <w:rFonts w:ascii="Consolas" w:hAnsi="Consolas"/>
+          <w:color w:val="C00000"/>
+          <w:sz w:val="19"/>
+        </w:rPr>
+        <w:t>GET /v1/meta</w:t>
+      </w:r>
+      <w:r>
+        <w:t xml:space="preserve"> → </w:t>
+      </w:r>
+      <w:r>
+        <w:rPr>
+          <w:rFonts w:ascii="Consolas" w:hAnsi="Consolas"/>
+          <w:color w:val="C00000"/>
+          <w:sz w:val="19"/>
+        </w:rPr>
+        <w:t>questions_asked</w:t>
+      </w:r>
+      <w:r>
+        <w:t>):</w:t>
       </w:r>
     </w:p>
     <w:p>
       <w:pPr>
-        <w:pStyle w:val="ListBullet"/>
         <w:spacing w:after="60"/>
+        <w:ind w:left="510" w:hanging="340"/>
       </w:pPr>
       <w:r>
-        <w:t>always: class passed (X / XII → Education Stage), State/UT (Jurisdiction), social category;</w:t>
+        <w:rPr>
+          <w:b/>
+        </w:rPr>
+        <w:t xml:space="preserve">1. </w:t>
+      </w:r>
+      <w:r>
+        <w:rPr>
+          <w:b/>
+        </w:rPr>
+        <w:t>State/UT</w:t>
+      </w:r>
+      <w:r>
+        <w:t xml:space="preserve"> – asked as “Which state's scholarships would you like to see?”; the answer is used as the student's domicile for the Jurisdiction check and State schemes.</w:t>
       </w:r>
     </w:p>
     <w:p>
       <w:pPr>
-        <w:pStyle w:val="ListBullet"/>
         <w:spacing w:after="60"/>
+        <w:ind w:left="510" w:hanging="340"/>
       </w:pPr>
       <w:r>
-        <w:t>gender and income: asked because some active schemes have a parsed gender or income condition;</w:t>
+        <w:rPr>
+          <w:b/>
+        </w:rPr>
+        <w:t xml:space="preserve">2. </w:t>
+      </w:r>
+      <w:r>
+        <w:rPr>
+          <w:b/>
+        </w:rPr>
+        <w:t>Education level</w:t>
+      </w:r>
+      <w:r>
+        <w:t xml:space="preserve"> – Class 1–10 (school) / Class 10 passed / Class 12 passed / Graduation (UG) / Post Graduation (PG) / Other – not studying. </w:t>
+      </w:r>
+      <w:r>
+        <w:rPr>
+          <w:rFonts w:ascii="Consolas" w:hAnsi="Consolas"/>
+          <w:color w:val="C00000"/>
+          <w:sz w:val="19"/>
+        </w:rPr>
+        <w:t>PRE</w:t>
+      </w:r>
+      <w:r>
+        <w:t xml:space="preserve"> → Pre-Matric stage; </w:t>
+      </w:r>
+      <w:r>
+        <w:rPr>
+          <w:rFonts w:ascii="Consolas" w:hAnsi="Consolas"/>
+          <w:color w:val="C00000"/>
+          <w:sz w:val="19"/>
+        </w:rPr>
+        <w:t>X</w:t>
+      </w:r>
+      <w:r>
+        <w:t xml:space="preserve">, </w:t>
+      </w:r>
+      <w:r>
+        <w:rPr>
+          <w:rFonts w:ascii="Consolas" w:hAnsi="Consolas"/>
+          <w:color w:val="C00000"/>
+          <w:sz w:val="19"/>
+        </w:rPr>
+        <w:t>XII</w:t>
+      </w:r>
+      <w:r>
+        <w:t xml:space="preserve"> → Post-Matric; </w:t>
+      </w:r>
+      <w:r>
+        <w:rPr>
+          <w:rFonts w:ascii="Consolas" w:hAnsi="Consolas"/>
+          <w:color w:val="C00000"/>
+          <w:sz w:val="19"/>
+        </w:rPr>
+        <w:t>UG</w:t>
+      </w:r>
+      <w:r>
+        <w:t xml:space="preserve">, </w:t>
+      </w:r>
+      <w:r>
+        <w:rPr>
+          <w:rFonts w:ascii="Consolas" w:hAnsi="Consolas"/>
+          <w:color w:val="C00000"/>
+          <w:sz w:val="19"/>
+        </w:rPr>
+        <w:t>PG</w:t>
+      </w:r>
+      <w:r>
+        <w:t xml:space="preserve"> → Post-Matric + Higher Education. The master's </w:t>
+      </w:r>
+      <w:r>
+        <w:rPr>
+          <w:rFonts w:ascii="Consolas" w:hAnsi="Consolas"/>
+          <w:color w:val="C00000"/>
+          <w:sz w:val="19"/>
+        </w:rPr>
+        <w:t>Education_Level_Raw</w:t>
+      </w:r>
+      <w:r>
+        <w:t xml:space="preserve"> (e.g. “Postgraduate”, “Class XI-XII”) is also mapped to these levels, so a PG-only scheme is not shown to a UG student. </w:t>
+      </w:r>
+      <w:r>
+        <w:rPr>
+          <w:i/>
+        </w:rPr>
+        <w:t>Other</w:t>
+      </w:r>
+      <w:r>
+        <w:t xml:space="preserve"> ends the chat politely. (This extends V3.0's Class 10/12 derivation – a product decision to confirm.)</w:t>
       </w:r>
     </w:p>
     <w:p>
       <w:pPr>
-        <w:pStyle w:val="ListBullet"/>
         <w:spacing w:after="60"/>
+        <w:ind w:left="510" w:hanging="340"/>
       </w:pPr>
       <w:r>
-        <w:t xml:space="preserve">date of birth: </w:t>
+        <w:rPr>
+          <w:b/>
+        </w:rPr>
+        <w:t xml:space="preserve">3. </w:t>
+      </w:r>
+      <w:r>
+        <w:rPr>
+          <w:b/>
+        </w:rPr>
+        <w:t>Gender</w:t>
+      </w:r>
+      <w:r>
+        <w:t xml:space="preserve"> – Male / Female (as requested; a referral may still send </w:t>
+      </w:r>
+      <w:r>
+        <w:rPr>
+          <w:rFonts w:ascii="Consolas" w:hAnsi="Consolas"/>
+          <w:color w:val="C00000"/>
+          <w:sz w:val="19"/>
+        </w:rPr>
+        <w:t>Transgender</w:t>
+      </w:r>
+      <w:r>
+        <w:t>).</w:t>
+      </w:r>
+    </w:p>
+    <w:p>
+      <w:pPr>
+        <w:spacing w:after="60"/>
+        <w:ind w:left="510" w:hanging="340"/>
+      </w:pPr>
+      <w:r>
+        <w:rPr>
+          <w:b/>
+        </w:rPr>
+        <w:t xml:space="preserve">4. </w:t>
+      </w:r>
+      <w:r>
+        <w:rPr>
+          <w:b/>
+        </w:rPr>
+        <w:t>Family income</w:t>
+      </w:r>
+      <w:r>
+        <w:t xml:space="preserve"> – SETU's monthly bands: </w:t>
+      </w:r>
+      <w:r>
+        <w:rPr>
+          <w:i/>
+        </w:rPr>
+        <w:t>Up to ₹10,000</w:t>
+      </w:r>
+      <w:r>
+        <w:t xml:space="preserve">, </w:t>
+      </w:r>
+      <w:r>
+        <w:rPr>
+          <w:i/>
+        </w:rPr>
+        <w:t>₹10,001–₹30,000</w:t>
+      </w:r>
+      <w:r>
+        <w:t xml:space="preserve">, </w:t>
+      </w:r>
+      <w:r>
+        <w:rPr>
+          <w:i/>
+        </w:rPr>
+        <w:t>Above ₹30,000</w:t>
+      </w:r>
+      <w:r>
+        <w:t xml:space="preserve"> a month, i.e. up to ₹1.2 lakh, ₹1.2–3.6 lakh and above ₹3.6 lakh a year. A typed amount is also accepted (under ₹1,00,000 without “lakh” is read as monthly and multiplied by 12). A scheme's yearly income ceiling above the band passes, below the band fails, </w:t>
+      </w:r>
+      <w:r>
+        <w:rPr>
+          <w:b/>
+        </w:rPr>
+        <w:t>inside the band</w:t>
+      </w:r>
+      <w:r>
+        <w:t xml:space="preserve"> is shown under “check eligibility” (“Only for: family income up to ₹X a year”).</w:t>
+      </w:r>
+    </w:p>
+    <w:p>
+      <w:pPr>
+        <w:spacing w:after="60"/>
+        <w:ind w:left="510" w:hanging="340"/>
+      </w:pPr>
+      <w:r>
+        <w:rPr>
+          <w:b/>
+        </w:rPr>
+        <w:t xml:space="preserve">5. </w:t>
+      </w:r>
+      <w:r>
+        <w:rPr>
+          <w:b/>
+        </w:rPr>
+        <w:t>Social category</w:t>
+      </w:r>
+      <w:r>
+        <w:t xml:space="preserve"> – SC / ST / OBC / General / Minority (SETU's options).</w:t>
+      </w:r>
+    </w:p>
+    <w:p>
+      <w:r>
+        <w:t xml:space="preserve">Date of birth, disability, farmer family and other groups are </w:t>
       </w:r>
       <w:r>
         <w:rPr>
@@ -7973,12 +10524,7 @@
         <w:t>not asked</w:t>
       </w:r>
       <w:r>
-        <w:t>, because no scheme in the current master has a computable age rule. (Schemes with an age condition that cannot be computed fail under V3.0 in any case.) If a future master adds computable age rules, the bot starts asking for DOB automatically.</w:t>
-      </w:r>
-    </w:p>
-    <w:p>
-      <w:r>
-        <w:t>Income is chosen from ranges (up to ₹1 lakh, 1–2.5, 2.5–3.5, 3.5–4.5, 4.5–8, above 8 lakh, don't know), or typed as an amount. The upper bound of a range is used. This is conservative, so a scheme is never shown because of rounding down. "Don't know" fails only the schemes that have an income ceiling. Only Class 10 and Class 12 pass-outs are covered, matching the V3.0 Education Stage derivation.</w:t>
+        <w:t>. Schemes that depend on them are shown in the “check eligibility” section with a note, never hidden without a reason. No scheme in the current master has a computable age rule.</w:t>
       </w:r>
     </w:p>
     <w:p>
@@ -8733,7 +11279,31 @@
         <w:spacing w:after="60"/>
       </w:pPr>
       <w:r>
-        <w:t>Retention and consent wording are still to be decided (to-do list, section 1). The prototype keeps data until the database is deleted.</w:t>
+        <w:rPr>
+          <w:b/>
+        </w:rPr>
+        <w:t>Consent (Update 1):</w:t>
+      </w:r>
+      <w:r>
+        <w:t xml:space="preserve"> after choosing a language, every student sees a short consent text (SETU wording) with </w:t>
+      </w:r>
+      <w:r>
+        <w:rPr>
+          <w:i/>
+        </w:rPr>
+        <w:t>Agree</w:t>
+      </w:r>
+      <w:r>
+        <w:t xml:space="preserve"> / </w:t>
+      </w:r>
+      <w:r>
+        <w:rPr>
+          <w:i/>
+        </w:rPr>
+        <w:t>Don't agree</w:t>
+      </w:r>
+      <w:r>
+        <w:t>. The decision, its UTC time and the text version are stored. If the student does not agree, nothing personal is kept (answers and pre-filled facts are deleted; later messages are not stored). The final consent wording and retention period still need legal review (to-do list, section 1). The prototype keeps data until the database is deleted.</w:t>
       </w:r>
     </w:p>
     <w:p>

--- a/INTEGRATION_SPEC.docx
+++ b/INTEGRATION_SPEC.docx
@@ -18,7 +18,7 @@
         <w:t>Scholarship Discovery Assistant – WhatsApp + web companion</w:t>
       </w:r>
       <w:r>
-        <w:t xml:space="preserve"> Version 1.0 · 28 Sep 2026 · Rule version: Scholarship Eligibility Rule V3.0 · Status: prototype (synthetic / test data only)</w:t>
+        <w:t xml:space="preserve"> Version 1.1 · 2 Oct 2026 (Update 3: mobile companion, Save on WhatsApp, My schemes, feedback, refer a friend, speech provision) · Rule version: Scholarship Eligibility Rule V3.0 · Status: prototype (synthetic / test data only)</w:t>
       </w:r>
     </w:p>
     <w:p>
@@ -6657,6 +6657,2195 @@
       </w:r>
       <w:r>
         <w:t xml:space="preserve"> switches off anonymous sessions; then only option C works.</w:t>
+      </w:r>
+    </w:p>
+    <w:p>
+      <w:pPr>
+        <w:pStyle w:val="Heading3"/>
+      </w:pPr>
+      <w:r>
+        <w:t>6.3 Mobile companion API (Update 3)</w:t>
+      </w:r>
+    </w:p>
+    <w:p>
+      <w:r>
+        <w:rPr>
+          <w:rFonts w:ascii="Consolas" w:hAnsi="Consolas"/>
+          <w:color w:val="C00000"/>
+          <w:sz w:val="19"/>
+        </w:rPr>
+        <w:t>/companion</w:t>
+      </w:r>
+      <w:r>
+        <w:t xml:space="preserve"> is now a mobile-first, WhatsApp-style page (Product Vision V1.0). It uses the chat API in 6.1 for the questions, plus the endpoints below. Product 1 teams can use them to build their own screens. Session endpoints need </w:t>
+      </w:r>
+      <w:r>
+        <w:rPr>
+          <w:rFonts w:ascii="Consolas" w:hAnsi="Consolas"/>
+          <w:color w:val="C00000"/>
+          <w:sz w:val="19"/>
+        </w:rPr>
+        <w:t>X-Session-Token</w:t>
+      </w:r>
+      <w:r>
+        <w:t xml:space="preserve">, the token returned by </w:t>
+      </w:r>
+      <w:r>
+        <w:rPr>
+          <w:rFonts w:ascii="Consolas" w:hAnsi="Consolas"/>
+          <w:color w:val="C00000"/>
+          <w:sz w:val="19"/>
+        </w:rPr>
+        <w:t>POST /v1/chat/sessions</w:t>
+      </w:r>
+      <w:r>
+        <w:t xml:space="preserve"> (or an API key for sessions of your source system). “My schemes” endpoints need </w:t>
+      </w:r>
+      <w:r>
+        <w:rPr>
+          <w:rFonts w:ascii="Consolas" w:hAnsi="Consolas"/>
+          <w:color w:val="C00000"/>
+          <w:sz w:val="19"/>
+        </w:rPr>
+        <w:t>X-Student-Token</w:t>
+      </w:r>
+      <w:r>
+        <w:t>, which is returned once, when a student saves on WhatsApp.</w:t>
+      </w:r>
+    </w:p>
+    <w:tbl>
+      <w:tblPr>
+        <w:tblStyle w:val="TableGrid"/>
+        <w:tblW w:type="auto" w:w="0"/>
+        <w:tblLook w:firstColumn="1" w:firstRow="1" w:lastColumn="0" w:lastRow="0" w:noHBand="0" w:noVBand="1" w:val="04A0"/>
+      </w:tblPr>
+      <w:tblGrid>
+        <w:gridCol w:w="4986"/>
+        <w:gridCol w:w="4986"/>
+      </w:tblGrid>
+      <w:tr>
+        <w:tc>
+          <w:tcPr>
+            <w:tcW w:type="dxa" w:w="4986"/>
+            <w:shd w:val="clear" w:color="auto" w:fill="1F4E79"/>
+          </w:tcPr>
+          <w:p>
+            <w:r>
+              <w:rPr>
+                <w:b/>
+                <w:color w:val="FFFFFF"/>
+                <w:sz w:val="19"/>
+              </w:rPr>
+              <w:t>Method and path</w:t>
+            </w:r>
+          </w:p>
+        </w:tc>
+        <w:tc>
+          <w:tcPr>
+            <w:tcW w:type="dxa" w:w="4986"/>
+            <w:shd w:val="clear" w:color="auto" w:fill="1F4E79"/>
+          </w:tcPr>
+          <w:p>
+            <w:r>
+              <w:rPr>
+                <w:b/>
+                <w:color w:val="FFFFFF"/>
+                <w:sz w:val="19"/>
+              </w:rPr>
+              <w:t>Body / result</w:t>
+            </w:r>
+          </w:p>
+        </w:tc>
+      </w:tr>
+      <w:tr>
+        <w:tc>
+          <w:tcPr>
+            <w:tcW w:type="dxa" w:w="4986"/>
+          </w:tcPr>
+          <w:p>
+            <w:r>
+              <w:rPr>
+                <w:rFonts w:ascii="Consolas" w:hAnsi="Consolas"/>
+                <w:color w:val="C00000"/>
+                <w:sz w:val="19"/>
+              </w:rPr>
+              <w:t>GET /v1/companion/config</w:t>
+            </w:r>
+          </w:p>
+        </w:tc>
+        <w:tc>
+          <w:tcPr>
+            <w:tcW w:type="dxa" w:w="4986"/>
+          </w:tcPr>
+          <w:p>
+            <w:r>
+              <w:rPr>
+                <w:sz w:val="19"/>
+              </w:rPr>
+              <w:t xml:space="preserve">Languages, States, 6 likely States, </w:t>
+            </w:r>
+            <w:r>
+              <w:rPr>
+                <w:rFonts w:ascii="Consolas" w:hAnsi="Consolas"/>
+                <w:color w:val="C00000"/>
+                <w:sz w:val="19"/>
+              </w:rPr>
+              <w:t>speech</w:t>
+            </w:r>
+            <w:r>
+              <w:rPr>
+                <w:sz w:val="19"/>
+              </w:rPr>
+              <w:t xml:space="preserve"> status, WhatsApp number and </w:t>
+            </w:r>
+            <w:r>
+              <w:rPr>
+                <w:rFonts w:ascii="Consolas" w:hAnsi="Consolas"/>
+                <w:color w:val="C00000"/>
+                <w:sz w:val="19"/>
+              </w:rPr>
+              <w:t>wa_hi_link</w:t>
+            </w:r>
+            <w:r>
+              <w:rPr>
+                <w:sz w:val="19"/>
+              </w:rPr>
+              <w:t>, save consent text</w:t>
+            </w:r>
+          </w:p>
+        </w:tc>
+      </w:tr>
+      <w:tr>
+        <w:tc>
+          <w:tcPr>
+            <w:tcW w:type="dxa" w:w="4986"/>
+          </w:tcPr>
+          <w:p>
+            <w:r>
+              <w:rPr>
+                <w:rFonts w:ascii="Consolas" w:hAnsi="Consolas"/>
+                <w:color w:val="C00000"/>
+                <w:sz w:val="19"/>
+              </w:rPr>
+              <w:t>POST /v1/companion/open</w:t>
+            </w:r>
+          </w:p>
+        </w:tc>
+        <w:tc>
+          <w:tcPr>
+            <w:tcW w:type="dxa" w:w="4986"/>
+          </w:tcPr>
+          <w:p>
+            <w:r>
+              <w:rPr>
+                <w:rFonts w:ascii="Consolas" w:hAnsi="Consolas"/>
+                <w:color w:val="C00000"/>
+                <w:sz w:val="19"/>
+              </w:rPr>
+              <w:t>{"code": "WL-…", "entry": {…}}</w:t>
+            </w:r>
+            <w:r>
+              <w:rPr>
+                <w:sz w:val="19"/>
+              </w:rPr>
+              <w:t xml:space="preserve"> → new web session for the WhatsApp number that received the one-time link, with that number's answers carried over. </w:t>
+            </w:r>
+            <w:r>
+              <w:rPr>
+                <w:rFonts w:ascii="Consolas" w:hAnsi="Consolas"/>
+                <w:color w:val="C00000"/>
+                <w:sz w:val="19"/>
+              </w:rPr>
+              <w:t>linked: false</w:t>
+            </w:r>
+            <w:r>
+              <w:rPr>
+                <w:sz w:val="19"/>
+              </w:rPr>
+              <w:t xml:space="preserve"> (anonymous session, nothing personal shown) if the link was already used, has expired or is unknown. </w:t>
+            </w:r>
+            <w:r>
+              <w:rPr>
+                <w:rFonts w:ascii="Consolas" w:hAnsi="Consolas"/>
+                <w:color w:val="C00000"/>
+                <w:sz w:val="19"/>
+              </w:rPr>
+              <w:t>screen: "my"</w:t>
+            </w:r>
+            <w:r>
+              <w:rPr>
+                <w:sz w:val="19"/>
+              </w:rPr>
+              <w:t xml:space="preserve"> for a My-schemes link.</w:t>
+            </w:r>
+          </w:p>
+        </w:tc>
+      </w:tr>
+      <w:tr>
+        <w:tc>
+          <w:tcPr>
+            <w:tcW w:type="dxa" w:w="4986"/>
+          </w:tcPr>
+          <w:p>
+            <w:r>
+              <w:rPr>
+                <w:rFonts w:ascii="Consolas" w:hAnsi="Consolas"/>
+                <w:color w:val="C00000"/>
+                <w:sz w:val="19"/>
+              </w:rPr>
+              <w:t>POST /v1/companion/sessions/{id}/interpret</w:t>
+            </w:r>
+          </w:p>
+        </w:tc>
+        <w:tc>
+          <w:tcPr>
+            <w:tcW w:type="dxa" w:w="4986"/>
+          </w:tcPr>
+          <w:p>
+            <w:r>
+              <w:rPr>
+                <w:rFonts w:ascii="Consolas" w:hAnsi="Consolas"/>
+                <w:color w:val="C00000"/>
+                <w:sz w:val="19"/>
+              </w:rPr>
+              <w:t>{"text": "I am in 2nd year BA", "key": "class_passed"?}</w:t>
+            </w:r>
+            <w:r>
+              <w:rPr>
+                <w:sz w:val="19"/>
+              </w:rPr>
+              <w:t xml:space="preserve"> → </w:t>
+            </w:r>
+            <w:r>
+              <w:rPr>
+                <w:rFonts w:ascii="Consolas" w:hAnsi="Consolas"/>
+                <w:color w:val="C00000"/>
+                <w:sz w:val="19"/>
+              </w:rPr>
+              <w:t>{"understood": true, "value": "UG", "label": "Graduation (UG)", "send": "UG", "also": {…}}</w:t>
+            </w:r>
+            <w:r>
+              <w:rPr>
+                <w:sz w:val="19"/>
+              </w:rPr>
+              <w:t xml:space="preserve">. Use it for a “You mean …?” confirmation, then post </w:t>
+            </w:r>
+            <w:r>
+              <w:rPr>
+                <w:rFonts w:ascii="Consolas" w:hAnsi="Consolas"/>
+                <w:color w:val="C00000"/>
+                <w:sz w:val="19"/>
+              </w:rPr>
+              <w:t>send</w:t>
+            </w:r>
+            <w:r>
+              <w:rPr>
+                <w:sz w:val="19"/>
+              </w:rPr>
+              <w:t xml:space="preserve"> as the chat message.</w:t>
+            </w:r>
+          </w:p>
+        </w:tc>
+      </w:tr>
+      <w:tr>
+        <w:tc>
+          <w:tcPr>
+            <w:tcW w:type="dxa" w:w="4986"/>
+          </w:tcPr>
+          <w:p>
+            <w:r>
+              <w:rPr>
+                <w:rFonts w:ascii="Consolas" w:hAnsi="Consolas"/>
+                <w:color w:val="C00000"/>
+                <w:sz w:val="19"/>
+              </w:rPr>
+              <w:t>GET /v1/companion/sessions/{id}/results</w:t>
+            </w:r>
+          </w:p>
+        </w:tc>
+        <w:tc>
+          <w:tcPr>
+            <w:tcW w:type="dxa" w:w="4986"/>
+          </w:tcPr>
+          <w:p>
+            <w:r>
+              <w:rPr>
+                <w:rFonts w:ascii="Consolas" w:hAnsi="Consolas"/>
+                <w:color w:val="C00000"/>
+                <w:sz w:val="19"/>
+              </w:rPr>
+              <w:t>profile</w:t>
+            </w:r>
+            <w:r>
+              <w:rPr>
+                <w:sz w:val="19"/>
+              </w:rPr>
+              <w:t xml:space="preserve"> (5 answers), </w:t>
+            </w:r>
+            <w:r>
+              <w:rPr>
+                <w:rFonts w:ascii="Consolas" w:hAnsi="Consolas"/>
+                <w:color w:val="C00000"/>
+                <w:sz w:val="19"/>
+              </w:rPr>
+              <w:t>summary</w:t>
+            </w:r>
+            <w:r>
+              <w:rPr>
+                <w:sz w:val="19"/>
+              </w:rPr>
+              <w:t xml:space="preserve"> (count, eligible, to_check, closing_soon, state_schemes, </w:t>
+            </w:r>
+            <w:r>
+              <w:rPr>
+                <w:b/>
+                <w:sz w:val="19"/>
+              </w:rPr>
+              <w:t>`max_per_year`</w:t>
+            </w:r>
+            <w:r>
+              <w:rPr>
+                <w:sz w:val="19"/>
+              </w:rPr>
+              <w:t xml:space="preserve">, </w:t>
+            </w:r>
+            <w:r>
+              <w:rPr>
+                <w:rFonts w:ascii="Consolas" w:hAnsi="Consolas"/>
+                <w:color w:val="C00000"/>
+                <w:sz w:val="19"/>
+              </w:rPr>
+              <w:t>max_scheme_id</w:t>
+            </w:r>
+            <w:r>
+              <w:rPr>
+                <w:sz w:val="19"/>
+              </w:rPr>
+              <w:t xml:space="preserve">, </w:t>
+            </w:r>
+            <w:r>
+              <w:rPr>
+                <w:rFonts w:ascii="Consolas" w:hAnsi="Consolas"/>
+                <w:color w:val="C00000"/>
+                <w:sz w:val="19"/>
+              </w:rPr>
+              <w:t>max_scheme_name</w:t>
+            </w:r>
+            <w:r>
+              <w:rPr>
+                <w:sz w:val="19"/>
+              </w:rPr>
+              <w:t xml:space="preserve">, amounts_known, closest; </w:t>
+            </w:r>
+            <w:r>
+              <w:rPr>
+                <w:rFonts w:ascii="Consolas" w:hAnsi="Consolas"/>
+                <w:color w:val="C00000"/>
+                <w:sz w:val="19"/>
+              </w:rPr>
+              <w:t>total_per_year</w:t>
+            </w:r>
+            <w:r>
+              <w:rPr>
+                <w:sz w:val="19"/>
+              </w:rPr>
+              <w:t xml:space="preserve"> is </w:t>
+            </w:r>
+            <w:r>
+              <w:rPr>
+                <w:b/>
+                <w:sz w:val="19"/>
+              </w:rPr>
+              <w:t>deprecated</w:t>
+            </w:r>
+            <w:r>
+              <w:rPr>
+                <w:sz w:val="19"/>
+              </w:rPr>
+              <w:t xml:space="preserve"> – see note below), </w:t>
+            </w:r>
+            <w:r>
+              <w:rPr>
+                <w:rFonts w:ascii="Consolas" w:hAnsi="Consolas"/>
+                <w:color w:val="C00000"/>
+                <w:sz w:val="19"/>
+              </w:rPr>
+              <w:t>cards</w:t>
+            </w:r>
+            <w:r>
+              <w:rPr>
+                <w:sz w:val="19"/>
+              </w:rPr>
+              <w:t xml:space="preserve"> (scheme_id, name, level, state_ut, is_state, amount_per_year, </w:t>
+            </w:r>
+            <w:r>
+              <w:rPr>
+                <w:rFonts w:ascii="Consolas" w:hAnsi="Consolas"/>
+                <w:color w:val="C00000"/>
+                <w:sz w:val="19"/>
+              </w:rPr>
+              <w:t>amount_kind</w:t>
+            </w:r>
+            <w:r>
+              <w:rPr>
+                <w:sz w:val="19"/>
+              </w:rPr>
+              <w:t xml:space="preserve"> (</w:t>
+            </w:r>
+            <w:r>
+              <w:rPr>
+                <w:rFonts w:ascii="Consolas" w:hAnsi="Consolas"/>
+                <w:color w:val="C00000"/>
+                <w:sz w:val="19"/>
+              </w:rPr>
+              <w:t>year</w:t>
+            </w:r>
+            <w:r>
+              <w:rPr>
+                <w:sz w:val="19"/>
+              </w:rPr>
+              <w:t xml:space="preserve"> / </w:t>
+            </w:r>
+            <w:r>
+              <w:rPr>
+                <w:rFonts w:ascii="Consolas" w:hAnsi="Consolas"/>
+                <w:color w:val="C00000"/>
+                <w:sz w:val="19"/>
+              </w:rPr>
+              <w:t>once</w:t>
+            </w:r>
+            <w:r>
+              <w:rPr>
+                <w:sz w:val="19"/>
+              </w:rPr>
+              <w:t xml:space="preserve"> / </w:t>
+            </w:r>
+            <w:r>
+              <w:rPr>
+                <w:rFonts w:ascii="Consolas" w:hAnsi="Consolas"/>
+                <w:color w:val="C00000"/>
+                <w:sz w:val="19"/>
+              </w:rPr>
+              <w:t>total</w:t>
+            </w:r>
+            <w:r>
+              <w:rPr>
+                <w:sz w:val="19"/>
+              </w:rPr>
+              <w:t xml:space="preserve">), last_date, days_left, status </w:t>
+            </w:r>
+            <w:r>
+              <w:rPr>
+                <w:rFonts w:ascii="Consolas" w:hAnsi="Consolas"/>
+                <w:color w:val="C00000"/>
+                <w:sz w:val="19"/>
+              </w:rPr>
+              <w:t>eligible</w:t>
+            </w:r>
+            <w:r>
+              <w:rPr>
+                <w:sz w:val="19"/>
+              </w:rPr>
+              <w:t>/</w:t>
+            </w:r>
+            <w:r>
+              <w:rPr>
+                <w:rFonts w:ascii="Consolas" w:hAnsi="Consolas"/>
+                <w:color w:val="C00000"/>
+                <w:sz w:val="19"/>
+              </w:rPr>
+              <w:t>check</w:t>
+            </w:r>
+            <w:r>
+              <w:rPr>
+                <w:sz w:val="19"/>
+              </w:rPr>
+              <w:t>, check question, why lines, documents, apply_url, saved)</w:t>
+            </w:r>
+          </w:p>
+        </w:tc>
+      </w:tr>
+      <w:tr>
+        <w:tc>
+          <w:tcPr>
+            <w:tcW w:type="dxa" w:w="4986"/>
+          </w:tcPr>
+          <w:p>
+            <w:r>
+              <w:rPr>
+                <w:rFonts w:ascii="Consolas" w:hAnsi="Consolas"/>
+                <w:color w:val="C00000"/>
+                <w:sz w:val="19"/>
+              </w:rPr>
+              <w:t>GET /v1/companion/sessions/{id}/schemes/{scheme_id}</w:t>
+            </w:r>
+          </w:p>
+        </w:tc>
+        <w:tc>
+          <w:tcPr>
+            <w:tcW w:type="dxa" w:w="4986"/>
+          </w:tcPr>
+          <w:p>
+            <w:r>
+              <w:rPr>
+                <w:sz w:val="19"/>
+              </w:rPr>
+              <w:t xml:space="preserve">One card with full rule details (benefit, education, category, income, age, domicile, documents). </w:t>
+            </w:r>
+            <w:r>
+              <w:rPr>
+                <w:rFonts w:ascii="Consolas" w:hAnsi="Consolas"/>
+                <w:color w:val="C00000"/>
+                <w:sz w:val="19"/>
+              </w:rPr>
+              <w:t>404 scheme_not_found</w:t>
+            </w:r>
+          </w:p>
+        </w:tc>
+      </w:tr>
+      <w:tr>
+        <w:tc>
+          <w:tcPr>
+            <w:tcW w:type="dxa" w:w="4986"/>
+          </w:tcPr>
+          <w:p>
+            <w:r>
+              <w:rPr>
+                <w:rFonts w:ascii="Consolas" w:hAnsi="Consolas"/>
+                <w:color w:val="C00000"/>
+                <w:sz w:val="19"/>
+              </w:rPr>
+              <w:t>POST /v1/companion/sessions/{id}/events</w:t>
+            </w:r>
+          </w:p>
+        </w:tc>
+        <w:tc>
+          <w:tcPr>
+            <w:tcW w:type="dxa" w:w="4986"/>
+          </w:tcPr>
+          <w:p>
+            <w:r>
+              <w:rPr>
+                <w:rFonts w:ascii="Consolas" w:hAnsi="Consolas"/>
+                <w:color w:val="C00000"/>
+                <w:sz w:val="19"/>
+              </w:rPr>
+              <w:t>{"name": "apply_clicked", "scheme_id"?, "data"?}</w:t>
+            </w:r>
+            <w:r>
+              <w:rPr>
+                <w:sz w:val="19"/>
+              </w:rPr>
+              <w:t>, a funnel event (lower-case name)</w:t>
+            </w:r>
+          </w:p>
+        </w:tc>
+      </w:tr>
+      <w:tr>
+        <w:tc>
+          <w:tcPr>
+            <w:tcW w:type="dxa" w:w="4986"/>
+          </w:tcPr>
+          <w:p>
+            <w:r>
+              <w:rPr>
+                <w:rFonts w:ascii="Consolas" w:hAnsi="Consolas"/>
+                <w:color w:val="C00000"/>
+                <w:sz w:val="19"/>
+              </w:rPr>
+              <w:t>POST /v1/companion/sessions/{id}/feedback</w:t>
+            </w:r>
+          </w:p>
+        </w:tc>
+        <w:tc>
+          <w:tcPr>
+            <w:tcW w:type="dxa" w:w="4986"/>
+          </w:tcPr>
+          <w:p>
+            <w:r>
+              <w:rPr>
+                <w:rFonts w:ascii="Consolas" w:hAnsi="Consolas"/>
+                <w:color w:val="C00000"/>
+                <w:sz w:val="19"/>
+              </w:rPr>
+              <w:t>{"rating": 1-5, "comment"?, "context": {"screen", "scheme_id"}}</w:t>
+            </w:r>
+            <w:r>
+              <w:rPr>
+                <w:sz w:val="19"/>
+              </w:rPr>
+              <w:t xml:space="preserve"> → </w:t>
+            </w:r>
+            <w:r>
+              <w:rPr>
+                <w:rFonts w:ascii="Consolas" w:hAnsi="Consolas"/>
+                <w:color w:val="C00000"/>
+                <w:sz w:val="19"/>
+              </w:rPr>
+              <w:t>201 {"feedback_id", "refer": {share_code, web_link, whatsapp_link, share_message, whatsapp_share_url}}</w:t>
+            </w:r>
+          </w:p>
+        </w:tc>
+      </w:tr>
+      <w:tr>
+        <w:tc>
+          <w:tcPr>
+            <w:tcW w:type="dxa" w:w="4986"/>
+          </w:tcPr>
+          <w:p>
+            <w:r>
+              <w:rPr>
+                <w:rFonts w:ascii="Consolas" w:hAnsi="Consolas"/>
+                <w:color w:val="C00000"/>
+                <w:sz w:val="19"/>
+              </w:rPr>
+              <w:t>POST /v1/companion/sessions/{id}/referral</w:t>
+            </w:r>
+          </w:p>
+        </w:tc>
+        <w:tc>
+          <w:tcPr>
+            <w:tcW w:type="dxa" w:w="4986"/>
+          </w:tcPr>
+          <w:p>
+            <w:r>
+              <w:rPr>
+                <w:rFonts w:ascii="Consolas" w:hAnsi="Consolas"/>
+                <w:color w:val="C00000"/>
+                <w:sz w:val="19"/>
+              </w:rPr>
+              <w:t>{"via": "whatsapp"/"copy"/"native"/…, "kind": "refer"/"scheme"/"parent", "scheme_id"?}</w:t>
+            </w:r>
+            <w:r>
+              <w:rPr>
+                <w:sz w:val="19"/>
+              </w:rPr>
+              <w:t xml:space="preserve"> → the student's refer-a-friend links (same </w:t>
+            </w:r>
+            <w:r>
+              <w:rPr>
+                <w:rFonts w:ascii="Consolas" w:hAnsi="Consolas"/>
+                <w:color w:val="C00000"/>
+                <w:sz w:val="19"/>
+              </w:rPr>
+              <w:t>REF-</w:t>
+            </w:r>
+            <w:r>
+              <w:rPr>
+                <w:sz w:val="19"/>
+              </w:rPr>
+              <w:t xml:space="preserve"> code every time) + </w:t>
+            </w:r>
+            <w:r>
+              <w:rPr>
+                <w:rFonts w:ascii="Consolas" w:hAnsi="Consolas"/>
+                <w:color w:val="C00000"/>
+                <w:sz w:val="19"/>
+              </w:rPr>
+              <w:t>referrals_started</w:t>
+            </w:r>
+            <w:r>
+              <w:rPr>
+                <w:sz w:val="19"/>
+              </w:rPr>
+              <w:t xml:space="preserve">. Each call is logged in </w:t>
+            </w:r>
+            <w:r>
+              <w:rPr>
+                <w:rFonts w:ascii="Consolas" w:hAnsi="Consolas"/>
+                <w:color w:val="C00000"/>
+                <w:sz w:val="19"/>
+              </w:rPr>
+              <w:t>p2_share_events</w:t>
+            </w:r>
+            <w:r>
+              <w:rPr>
+                <w:sz w:val="19"/>
+              </w:rPr>
+              <w:t>.</w:t>
+            </w:r>
+          </w:p>
+        </w:tc>
+      </w:tr>
+      <w:tr>
+        <w:tc>
+          <w:tcPr>
+            <w:tcW w:type="dxa" w:w="4986"/>
+          </w:tcPr>
+          <w:p>
+            <w:r>
+              <w:rPr>
+                <w:rFonts w:ascii="Consolas" w:hAnsi="Consolas"/>
+                <w:color w:val="C00000"/>
+                <w:sz w:val="19"/>
+              </w:rPr>
+              <w:t>POST /v1/companion/sessions/{id}/save</w:t>
+            </w:r>
+          </w:p>
+        </w:tc>
+        <w:tc>
+          <w:tcPr>
+            <w:tcW w:type="dxa" w:w="4986"/>
+          </w:tcPr>
+          <w:p>
+            <w:r>
+              <w:rPr>
+                <w:rFonts w:ascii="Consolas" w:hAnsi="Consolas"/>
+                <w:color w:val="C00000"/>
+                <w:sz w:val="19"/>
+              </w:rPr>
+              <w:t>{"scheme_ids": […] or "scope": "all", "consent": true, "age_band": "18plus"/"u18", "phone"?, "remind": {"deadline", "new", "renew"}}</w:t>
+            </w:r>
+            <w:r>
+              <w:rPr>
+                <w:sz w:val="19"/>
+              </w:rPr>
+              <w:t xml:space="preserve"> → </w:t>
+            </w:r>
+            <w:r>
+              <w:rPr>
+                <w:rFonts w:ascii="Consolas" w:hAnsi="Consolas"/>
+                <w:color w:val="C00000"/>
+                <w:sz w:val="19"/>
+              </w:rPr>
+              <w:t>saved</w:t>
+            </w:r>
+            <w:r>
+              <w:rPr>
+                <w:sz w:val="19"/>
+              </w:rPr>
+              <w:t xml:space="preserve"> (one tap: the session came from WhatsApp, or </w:t>
+            </w:r>
+            <w:r>
+              <w:rPr>
+                <w:rFonts w:ascii="Consolas" w:hAnsi="Consolas"/>
+                <w:color w:val="C00000"/>
+                <w:sz w:val="19"/>
+              </w:rPr>
+              <w:t>X-Student-Token</w:t>
+            </w:r>
+            <w:r>
+              <w:rPr>
+                <w:sz w:val="19"/>
+              </w:rPr>
+              <w:t xml:space="preserve"> was sent) with </w:t>
+            </w:r>
+            <w:r>
+              <w:rPr>
+                <w:rFonts w:ascii="Consolas" w:hAnsi="Consolas"/>
+                <w:color w:val="C00000"/>
+                <w:sz w:val="19"/>
+              </w:rPr>
+              <w:t>student_token</w:t>
+            </w:r>
+            <w:r>
+              <w:rPr>
+                <w:sz w:val="19"/>
+              </w:rPr>
+              <w:t xml:space="preserve">; </w:t>
+            </w:r>
+            <w:r>
+              <w:rPr>
+                <w:rFonts w:ascii="Consolas" w:hAnsi="Consolas"/>
+                <w:color w:val="C00000"/>
+                <w:sz w:val="19"/>
+              </w:rPr>
+              <w:t>confirm_pending</w:t>
+            </w:r>
+            <w:r>
+              <w:rPr>
+                <w:sz w:val="19"/>
+              </w:rPr>
+              <w:t xml:space="preserve"> with </w:t>
+            </w:r>
+            <w:r>
+              <w:rPr>
+                <w:rFonts w:ascii="Consolas" w:hAnsi="Consolas"/>
+                <w:color w:val="C00000"/>
+                <w:sz w:val="19"/>
+              </w:rPr>
+              <w:t>code</w:t>
+            </w:r>
+            <w:r>
+              <w:rPr>
+                <w:sz w:val="19"/>
+              </w:rPr>
+              <w:t xml:space="preserve"> </w:t>
+            </w:r>
+            <w:r>
+              <w:rPr>
+                <w:rFonts w:ascii="Consolas" w:hAnsi="Consolas"/>
+                <w:color w:val="C00000"/>
+                <w:sz w:val="19"/>
+              </w:rPr>
+              <w:t>SAVE-XXXXX</w:t>
+            </w:r>
+            <w:r>
+              <w:rPr>
+                <w:sz w:val="19"/>
+              </w:rPr>
+              <w:t xml:space="preserve">, </w:t>
+            </w:r>
+            <w:r>
+              <w:rPr>
+                <w:rFonts w:ascii="Consolas" w:hAnsi="Consolas"/>
+                <w:color w:val="C00000"/>
+                <w:sz w:val="19"/>
+              </w:rPr>
+              <w:t>wa_text</w:t>
+            </w:r>
+            <w:r>
+              <w:rPr>
+                <w:sz w:val="19"/>
+              </w:rPr>
+              <w:t xml:space="preserve">, </w:t>
+            </w:r>
+            <w:r>
+              <w:rPr>
+                <w:rFonts w:ascii="Consolas" w:hAnsi="Consolas"/>
+                <w:color w:val="C00000"/>
+                <w:sz w:val="19"/>
+              </w:rPr>
+              <w:t>wa_link</w:t>
+            </w:r>
+            <w:r>
+              <w:rPr>
+                <w:sz w:val="19"/>
+              </w:rPr>
+              <w:t xml:space="preserve"> (the student sends that text from WhatsApp, which proves the number; no OTP); or </w:t>
+            </w:r>
+            <w:r>
+              <w:rPr>
+                <w:rFonts w:ascii="Consolas" w:hAnsi="Consolas"/>
+                <w:color w:val="C00000"/>
+                <w:sz w:val="19"/>
+              </w:rPr>
+              <w:t>parent_pending</w:t>
+            </w:r>
+            <w:r>
+              <w:rPr>
+                <w:sz w:val="19"/>
+              </w:rPr>
+              <w:t xml:space="preserve"> with </w:t>
+            </w:r>
+            <w:r>
+              <w:rPr>
+                <w:rFonts w:ascii="Consolas" w:hAnsi="Consolas"/>
+                <w:color w:val="C00000"/>
+                <w:sz w:val="19"/>
+              </w:rPr>
+              <w:t>code</w:t>
+            </w:r>
+            <w:r>
+              <w:rPr>
+                <w:sz w:val="19"/>
+              </w:rPr>
+              <w:t xml:space="preserve"> </w:t>
+            </w:r>
+            <w:r>
+              <w:rPr>
+                <w:rFonts w:ascii="Consolas" w:hAnsi="Consolas"/>
+                <w:color w:val="C00000"/>
+                <w:sz w:val="19"/>
+              </w:rPr>
+              <w:t>OK-XXXXX</w:t>
+            </w:r>
+            <w:r>
+              <w:rPr>
+                <w:sz w:val="19"/>
+              </w:rPr>
+              <w:t xml:space="preserve"> and a ready-made parent message (under 18). </w:t>
+            </w:r>
+            <w:r>
+              <w:rPr>
+                <w:rFonts w:ascii="Consolas" w:hAnsi="Consolas"/>
+                <w:color w:val="C00000"/>
+                <w:sz w:val="19"/>
+              </w:rPr>
+              <w:t>400 consent_required</w:t>
+            </w:r>
+            <w:r>
+              <w:rPr>
+                <w:sz w:val="19"/>
+              </w:rPr>
+              <w:t xml:space="preserve"> / </w:t>
+            </w:r>
+            <w:r>
+              <w:rPr>
+                <w:rFonts w:ascii="Consolas" w:hAnsi="Consolas"/>
+                <w:color w:val="C00000"/>
+                <w:sz w:val="19"/>
+              </w:rPr>
+              <w:t>invalid_mobile</w:t>
+            </w:r>
+            <w:r>
+              <w:rPr>
+                <w:sz w:val="19"/>
+              </w:rPr>
+              <w:t xml:space="preserve"> / </w:t>
+            </w:r>
+            <w:r>
+              <w:rPr>
+                <w:rFonts w:ascii="Consolas" w:hAnsi="Consolas"/>
+                <w:color w:val="C00000"/>
+                <w:sz w:val="19"/>
+              </w:rPr>
+              <w:t>nothing_to_save</w:t>
+            </w:r>
+          </w:p>
+        </w:tc>
+      </w:tr>
+      <w:tr>
+        <w:tc>
+          <w:tcPr>
+            <w:tcW w:type="dxa" w:w="4986"/>
+          </w:tcPr>
+          <w:p>
+            <w:r>
+              <w:rPr>
+                <w:rFonts w:ascii="Consolas" w:hAnsi="Consolas"/>
+                <w:color w:val="C00000"/>
+                <w:sz w:val="19"/>
+              </w:rPr>
+              <w:t>GET /v1/companion/sessions/{id}/save-status/{code}</w:t>
+            </w:r>
+          </w:p>
+        </w:tc>
+        <w:tc>
+          <w:tcPr>
+            <w:tcW w:type="dxa" w:w="4986"/>
+          </w:tcPr>
+          <w:p>
+            <w:r>
+              <w:rPr>
+                <w:rFonts w:ascii="Consolas" w:hAnsi="Consolas"/>
+                <w:color w:val="C00000"/>
+                <w:sz w:val="19"/>
+              </w:rPr>
+              <w:t>pending</w:t>
+            </w:r>
+            <w:r>
+              <w:rPr>
+                <w:sz w:val="19"/>
+              </w:rPr>
+              <w:t xml:space="preserve"> / </w:t>
+            </w:r>
+            <w:r>
+              <w:rPr>
+                <w:rFonts w:ascii="Consolas" w:hAnsi="Consolas"/>
+                <w:color w:val="C00000"/>
+                <w:sz w:val="19"/>
+              </w:rPr>
+              <w:t>expired</w:t>
+            </w:r>
+            <w:r>
+              <w:rPr>
+                <w:sz w:val="19"/>
+              </w:rPr>
+              <w:t xml:space="preserve"> / </w:t>
+            </w:r>
+            <w:r>
+              <w:rPr>
+                <w:rFonts w:ascii="Consolas" w:hAnsi="Consolas"/>
+                <w:color w:val="C00000"/>
+                <w:sz w:val="19"/>
+              </w:rPr>
+              <w:t>confirmed</w:t>
+            </w:r>
+            <w:r>
+              <w:rPr>
+                <w:sz w:val="19"/>
+              </w:rPr>
+              <w:t xml:space="preserve">. The first </w:t>
+            </w:r>
+            <w:r>
+              <w:rPr>
+                <w:rFonts w:ascii="Consolas" w:hAnsi="Consolas"/>
+                <w:color w:val="C00000"/>
+                <w:sz w:val="19"/>
+              </w:rPr>
+              <w:t>confirmed</w:t>
+            </w:r>
+            <w:r>
+              <w:rPr>
+                <w:sz w:val="19"/>
+              </w:rPr>
+              <w:t xml:space="preserve"> answer carries </w:t>
+            </w:r>
+            <w:r>
+              <w:rPr>
+                <w:rFonts w:ascii="Consolas" w:hAnsi="Consolas"/>
+                <w:color w:val="C00000"/>
+                <w:sz w:val="19"/>
+              </w:rPr>
+              <w:t>student_token</w:t>
+            </w:r>
+            <w:r>
+              <w:rPr>
+                <w:sz w:val="19"/>
+              </w:rPr>
+              <w:t xml:space="preserve"> and </w:t>
+            </w:r>
+            <w:r>
+              <w:rPr>
+                <w:rFonts w:ascii="Consolas" w:hAnsi="Consolas"/>
+                <w:color w:val="C00000"/>
+                <w:sz w:val="19"/>
+              </w:rPr>
+              <w:t>me</w:t>
+            </w:r>
+            <w:r>
+              <w:rPr>
+                <w:sz w:val="19"/>
+              </w:rPr>
+              <w:t>.</w:t>
+            </w:r>
+          </w:p>
+        </w:tc>
+      </w:tr>
+      <w:tr>
+        <w:tc>
+          <w:tcPr>
+            <w:tcW w:type="dxa" w:w="4986"/>
+          </w:tcPr>
+          <w:p>
+            <w:r>
+              <w:rPr>
+                <w:rFonts w:ascii="Consolas" w:hAnsi="Consolas"/>
+                <w:color w:val="C00000"/>
+                <w:sz w:val="19"/>
+              </w:rPr>
+              <w:t>GET /v1/companion/me</w:t>
+            </w:r>
+          </w:p>
+        </w:tc>
+        <w:tc>
+          <w:tcPr>
+            <w:tcW w:type="dxa" w:w="4986"/>
+          </w:tcPr>
+          <w:p>
+            <w:r>
+              <w:rPr>
+                <w:sz w:val="19"/>
+              </w:rPr>
+              <w:t xml:space="preserve">Masked number, answers, </w:t>
+            </w:r>
+            <w:r>
+              <w:rPr>
+                <w:rFonts w:ascii="Consolas" w:hAnsi="Consolas"/>
+                <w:color w:val="C00000"/>
+                <w:sz w:val="19"/>
+              </w:rPr>
+              <w:t>preferences</w:t>
+            </w:r>
+            <w:r>
+              <w:rPr>
+                <w:sz w:val="19"/>
+              </w:rPr>
+              <w:t xml:space="preserve">, </w:t>
+            </w:r>
+            <w:r>
+              <w:rPr>
+                <w:rFonts w:ascii="Consolas" w:hAnsi="Consolas"/>
+                <w:color w:val="C00000"/>
+                <w:sz w:val="19"/>
+              </w:rPr>
+              <w:t>saved</w:t>
+            </w:r>
+            <w:r>
+              <w:rPr>
+                <w:sz w:val="19"/>
+              </w:rPr>
+              <w:t xml:space="preserve"> (each with tracker </w:t>
+            </w:r>
+            <w:r>
+              <w:rPr>
+                <w:rFonts w:ascii="Consolas" w:hAnsi="Consolas"/>
+                <w:color w:val="C00000"/>
+                <w:sz w:val="19"/>
+              </w:rPr>
+              <w:t>status</w:t>
+            </w:r>
+            <w:r>
+              <w:rPr>
+                <w:sz w:val="19"/>
+              </w:rPr>
+              <w:t xml:space="preserve">, documents, </w:t>
+            </w:r>
+            <w:r>
+              <w:rPr>
+                <w:rFonts w:ascii="Consolas" w:hAnsi="Consolas"/>
+                <w:color w:val="C00000"/>
+                <w:sz w:val="19"/>
+              </w:rPr>
+              <w:t>last_date</w:t>
+            </w:r>
+            <w:r>
+              <w:rPr>
+                <w:sz w:val="19"/>
+              </w:rPr>
+              <w:t xml:space="preserve">, </w:t>
+            </w:r>
+            <w:r>
+              <w:rPr>
+                <w:rFonts w:ascii="Consolas" w:hAnsi="Consolas"/>
+                <w:color w:val="C00000"/>
+                <w:sz w:val="19"/>
+              </w:rPr>
+              <w:t>days_left</w:t>
+            </w:r>
+            <w:r>
+              <w:rPr>
+                <w:sz w:val="19"/>
+              </w:rPr>
+              <w:t xml:space="preserve">, </w:t>
+            </w:r>
+            <w:r>
+              <w:rPr>
+                <w:rFonts w:ascii="Consolas" w:hAnsi="Consolas"/>
+                <w:color w:val="C00000"/>
+                <w:sz w:val="19"/>
+              </w:rPr>
+              <w:t>renewal_date</w:t>
+            </w:r>
+            <w:r>
+              <w:rPr>
+                <w:sz w:val="19"/>
+              </w:rPr>
+              <w:t xml:space="preserve">), </w:t>
+            </w:r>
+            <w:r>
+              <w:rPr>
+                <w:rFonts w:ascii="Consolas" w:hAnsi="Consolas"/>
+                <w:color w:val="C00000"/>
+                <w:sz w:val="19"/>
+              </w:rPr>
+              <w:t>stats</w:t>
+            </w:r>
+            <w:r>
+              <w:rPr>
+                <w:sz w:val="19"/>
+              </w:rPr>
+              <w:t xml:space="preserve">, </w:t>
+            </w:r>
+            <w:r>
+              <w:rPr>
+                <w:rFonts w:ascii="Consolas" w:hAnsi="Consolas"/>
+                <w:color w:val="C00000"/>
+                <w:sz w:val="19"/>
+              </w:rPr>
+              <w:t>upcoming</w:t>
+            </w:r>
+            <w:r>
+              <w:rPr>
+                <w:sz w:val="19"/>
+              </w:rPr>
+              <w:t xml:space="preserve"> reminders, </w:t>
+            </w:r>
+            <w:r>
+              <w:rPr>
+                <w:rFonts w:ascii="Consolas" w:hAnsi="Consolas"/>
+                <w:color w:val="C00000"/>
+                <w:sz w:val="19"/>
+              </w:rPr>
+              <w:t>share_code</w:t>
+            </w:r>
+          </w:p>
+        </w:tc>
+      </w:tr>
+      <w:tr>
+        <w:tc>
+          <w:tcPr>
+            <w:tcW w:type="dxa" w:w="4986"/>
+          </w:tcPr>
+          <w:p>
+            <w:r>
+              <w:rPr>
+                <w:rFonts w:ascii="Consolas" w:hAnsi="Consolas"/>
+                <w:color w:val="C00000"/>
+                <w:sz w:val="19"/>
+              </w:rPr>
+              <w:t>PUT /v1/companion/me/preferences</w:t>
+            </w:r>
+          </w:p>
+        </w:tc>
+        <w:tc>
+          <w:tcPr>
+            <w:tcW w:type="dxa" w:w="4986"/>
+          </w:tcPr>
+          <w:p>
+            <w:r>
+              <w:rPr>
+                <w:rFonts w:ascii="Consolas" w:hAnsi="Consolas"/>
+                <w:color w:val="C00000"/>
+                <w:sz w:val="19"/>
+              </w:rPr>
+              <w:t>{"deadline"?, "new"?, "renew"?, "language"?}</w:t>
+            </w:r>
+          </w:p>
+        </w:tc>
+      </w:tr>
+      <w:tr>
+        <w:tc>
+          <w:tcPr>
+            <w:tcW w:type="dxa" w:w="4986"/>
+          </w:tcPr>
+          <w:p>
+            <w:r>
+              <w:rPr>
+                <w:rFonts w:ascii="Consolas" w:hAnsi="Consolas"/>
+                <w:color w:val="C00000"/>
+                <w:sz w:val="19"/>
+              </w:rPr>
+              <w:t>POST /v1/companion/me/schemes</w:t>
+            </w:r>
+          </w:p>
+        </w:tc>
+        <w:tc>
+          <w:tcPr>
+            <w:tcW w:type="dxa" w:w="4986"/>
+          </w:tcPr>
+          <w:p>
+            <w:r>
+              <w:rPr>
+                <w:rFonts w:ascii="Consolas" w:hAnsi="Consolas"/>
+                <w:color w:val="C00000"/>
+                <w:sz w:val="19"/>
+              </w:rPr>
+              <w:t>{"scheme_ids": […]}</w:t>
+            </w:r>
+            <w:r>
+              <w:rPr>
+                <w:sz w:val="19"/>
+              </w:rPr>
+              <w:t>, add more saved schemes</w:t>
+            </w:r>
+          </w:p>
+        </w:tc>
+      </w:tr>
+      <w:tr>
+        <w:tc>
+          <w:tcPr>
+            <w:tcW w:type="dxa" w:w="4986"/>
+          </w:tcPr>
+          <w:p>
+            <w:r>
+              <w:rPr>
+                <w:rFonts w:ascii="Consolas" w:hAnsi="Consolas"/>
+                <w:color w:val="C00000"/>
+                <w:sz w:val="19"/>
+              </w:rPr>
+              <w:t>PATCH /v1/companion/me/schemes/{scheme_id}</w:t>
+            </w:r>
+          </w:p>
+        </w:tc>
+        <w:tc>
+          <w:tcPr>
+            <w:tcW w:type="dxa" w:w="4986"/>
+          </w:tcPr>
+          <w:p>
+            <w:r>
+              <w:rPr>
+                <w:rFonts w:ascii="Consolas" w:hAnsi="Consolas"/>
+                <w:color w:val="C00000"/>
+                <w:sz w:val="19"/>
+              </w:rPr>
+              <w:t>{"status": "saved"/"docs"/"applied"/"result"/"approved"/"rejected", "docs_have"?, "last_date"?, "renewal_needed"?, "renewal_date"?}</w:t>
+            </w:r>
+            <w:r>
+              <w:rPr>
+                <w:sz w:val="19"/>
+              </w:rPr>
+              <w:t>. Reminders are re-planned: 7 and 2 days before the last date (none once Applied), a result check 30 days after Applied, and renewal 30 days before the renewal date.</w:t>
+            </w:r>
+          </w:p>
+        </w:tc>
+      </w:tr>
+      <w:tr>
+        <w:tc>
+          <w:tcPr>
+            <w:tcW w:type="dxa" w:w="4986"/>
+          </w:tcPr>
+          <w:p>
+            <w:r>
+              <w:rPr>
+                <w:rFonts w:ascii="Consolas" w:hAnsi="Consolas"/>
+                <w:color w:val="C00000"/>
+                <w:sz w:val="19"/>
+              </w:rPr>
+              <w:t>DELETE /v1/companion/me/schemes/{scheme_id}</w:t>
+            </w:r>
+            <w:r>
+              <w:rPr>
+                <w:sz w:val="19"/>
+              </w:rPr>
+              <w:t xml:space="preserve"> · </w:t>
+            </w:r>
+            <w:r>
+              <w:rPr>
+                <w:rFonts w:ascii="Consolas" w:hAnsi="Consolas"/>
+                <w:color w:val="C00000"/>
+                <w:sz w:val="19"/>
+              </w:rPr>
+              <w:t>DELETE /v1/companion/me</w:t>
+            </w:r>
+          </w:p>
+        </w:tc>
+        <w:tc>
+          <w:tcPr>
+            <w:tcW w:type="dxa" w:w="4986"/>
+          </w:tcPr>
+          <w:p>
+            <w:r>
+              <w:rPr>
+                <w:sz w:val="19"/>
+              </w:rPr>
+              <w:t>Remove one scheme · delete my data (number, answers, saved schemes, reminders, codes)</w:t>
+            </w:r>
+          </w:p>
+        </w:tc>
+      </w:tr>
+      <w:tr>
+        <w:tc>
+          <w:tcPr>
+            <w:tcW w:type="dxa" w:w="4986"/>
+          </w:tcPr>
+          <w:p>
+            <w:r>
+              <w:rPr>
+                <w:rFonts w:ascii="Consolas" w:hAnsi="Consolas"/>
+                <w:color w:val="C00000"/>
+                <w:sz w:val="19"/>
+              </w:rPr>
+              <w:t>POST /v1/companion/me/referral</w:t>
+            </w:r>
+          </w:p>
+        </w:tc>
+        <w:tc>
+          <w:tcPr>
+            <w:tcW w:type="dxa" w:w="4986"/>
+          </w:tcPr>
+          <w:p>
+            <w:r>
+              <w:rPr>
+                <w:sz w:val="19"/>
+              </w:rPr>
+              <w:t>Refer-a-friend links for a saved student</w:t>
+            </w:r>
+          </w:p>
+        </w:tc>
+      </w:tr>
+      <w:tr>
+        <w:tc>
+          <w:tcPr>
+            <w:tcW w:type="dxa" w:w="4986"/>
+          </w:tcPr>
+          <w:p>
+            <w:r>
+              <w:rPr>
+                <w:rFonts w:ascii="Consolas" w:hAnsi="Consolas"/>
+                <w:color w:val="C00000"/>
+                <w:sz w:val="19"/>
+              </w:rPr>
+              <w:t>GET /v1/companion/feedback</w:t>
+            </w:r>
+            <w:r>
+              <w:rPr>
+                <w:sz w:val="19"/>
+              </w:rPr>
+              <w:t xml:space="preserve"> (API key)</w:t>
+            </w:r>
+          </w:p>
+        </w:tc>
+        <w:tc>
+          <w:tcPr>
+            <w:tcW w:type="dxa" w:w="4986"/>
+          </w:tcPr>
+          <w:p>
+            <w:r>
+              <w:rPr>
+                <w:sz w:val="19"/>
+              </w:rPr>
+              <w:t xml:space="preserve">Feedback list + average, only your source system (admin: all or </w:t>
+            </w:r>
+            <w:r>
+              <w:rPr>
+                <w:rFonts w:ascii="Consolas" w:hAnsi="Consolas"/>
+                <w:color w:val="C00000"/>
+                <w:sz w:val="19"/>
+              </w:rPr>
+              <w:t>?source_system=</w:t>
+            </w:r>
+            <w:r>
+              <w:rPr>
+                <w:sz w:val="19"/>
+              </w:rPr>
+              <w:t>)</w:t>
+            </w:r>
+          </w:p>
+        </w:tc>
+      </w:tr>
+      <w:tr>
+        <w:tc>
+          <w:tcPr>
+            <w:tcW w:type="dxa" w:w="4986"/>
+          </w:tcPr>
+          <w:p>
+            <w:r>
+              <w:rPr>
+                <w:rFonts w:ascii="Consolas" w:hAnsi="Consolas"/>
+                <w:color w:val="C00000"/>
+                <w:sz w:val="19"/>
+              </w:rPr>
+              <w:t>GET /v1/companion/funnel</w:t>
+            </w:r>
+            <w:r>
+              <w:rPr>
+                <w:sz w:val="19"/>
+              </w:rPr>
+              <w:t xml:space="preserve"> (API key)</w:t>
+            </w:r>
+          </w:p>
+        </w:tc>
+        <w:tc>
+          <w:tcPr>
+            <w:tcW w:type="dxa" w:w="4986"/>
+          </w:tcPr>
+          <w:p>
+            <w:r>
+              <w:rPr>
+                <w:sz w:val="19"/>
+              </w:rPr>
+              <w:t>Sessions by entry source and channel, completed, events (</w:t>
+            </w:r>
+            <w:r>
+              <w:rPr>
+                <w:rFonts w:ascii="Consolas" w:hAnsi="Consolas"/>
+                <w:color w:val="C00000"/>
+                <w:sz w:val="19"/>
+              </w:rPr>
+              <w:t>web_opened</w:t>
+            </w:r>
+            <w:r>
+              <w:rPr>
+                <w:sz w:val="19"/>
+              </w:rPr>
+              <w:t xml:space="preserve">, </w:t>
+            </w:r>
+            <w:r>
+              <w:rPr>
+                <w:rFonts w:ascii="Consolas" w:hAnsi="Consolas"/>
+                <w:color w:val="C00000"/>
+                <w:sz w:val="19"/>
+              </w:rPr>
+              <w:t>scheme_viewed</w:t>
+            </w:r>
+            <w:r>
+              <w:rPr>
+                <w:sz w:val="19"/>
+              </w:rPr>
+              <w:t xml:space="preserve">, </w:t>
+            </w:r>
+            <w:r>
+              <w:rPr>
+                <w:rFonts w:ascii="Consolas" w:hAnsi="Consolas"/>
+                <w:color w:val="C00000"/>
+                <w:sz w:val="19"/>
+              </w:rPr>
+              <w:t>saved</w:t>
+            </w:r>
+            <w:r>
+              <w:rPr>
+                <w:sz w:val="19"/>
+              </w:rPr>
+              <w:t xml:space="preserve">, </w:t>
+            </w:r>
+            <w:r>
+              <w:rPr>
+                <w:rFonts w:ascii="Consolas" w:hAnsi="Consolas"/>
+                <w:color w:val="C00000"/>
+                <w:sz w:val="19"/>
+              </w:rPr>
+              <w:t>apply_clicked</w:t>
+            </w:r>
+            <w:r>
+              <w:rPr>
+                <w:sz w:val="19"/>
+              </w:rPr>
+              <w:t>, …), students saved / stopped, tracker counts, reminder counts, feedback average, peer-referral sessions</w:t>
+            </w:r>
+          </w:p>
+        </w:tc>
+      </w:tr>
+      <w:tr>
+        <w:tc>
+          <w:tcPr>
+            <w:tcW w:type="dxa" w:w="4986"/>
+          </w:tcPr>
+          <w:p>
+            <w:r>
+              <w:rPr>
+                <w:rFonts w:ascii="Consolas" w:hAnsi="Consolas"/>
+                <w:color w:val="C00000"/>
+                <w:sz w:val="19"/>
+              </w:rPr>
+              <w:t>POST /v1/jobs/run-reminders</w:t>
+            </w:r>
+            <w:r>
+              <w:rPr>
+                <w:sz w:val="19"/>
+              </w:rPr>
+              <w:t xml:space="preserve"> (admin key)</w:t>
+            </w:r>
+          </w:p>
+        </w:tc>
+        <w:tc>
+          <w:tcPr>
+            <w:tcW w:type="dxa" w:w="4986"/>
+          </w:tcPr>
+          <w:p>
+            <w:r>
+              <w:rPr>
+                <w:rFonts w:ascii="Consolas" w:hAnsi="Consolas"/>
+                <w:color w:val="C00000"/>
+                <w:sz w:val="19"/>
+              </w:rPr>
+              <w:t>{"dry_run"?: bool, "date"?: "YYYY-MM-DD"}</w:t>
+            </w:r>
+            <w:r>
+              <w:rPr>
+                <w:sz w:val="19"/>
+              </w:rPr>
+              <w:t xml:space="preserve">. Plans and sends due reminders and new-scheme alerts. Call it once a day. Outside WhatsApp's 24-hour window a reminder needs the approved template </w:t>
+            </w:r>
+            <w:r>
+              <w:rPr>
+                <w:rFonts w:ascii="Consolas" w:hAnsi="Consolas"/>
+                <w:color w:val="C00000"/>
+                <w:sz w:val="19"/>
+              </w:rPr>
+              <w:t>WHATSAPP_REMINDER_TEMPLATE</w:t>
+            </w:r>
+            <w:r>
+              <w:rPr>
+                <w:sz w:val="19"/>
+              </w:rPr>
+              <w:t xml:space="preserve">; otherwise it is marked </w:t>
+            </w:r>
+            <w:r>
+              <w:rPr>
+                <w:rFonts w:ascii="Consolas" w:hAnsi="Consolas"/>
+                <w:color w:val="C00000"/>
+                <w:sz w:val="19"/>
+              </w:rPr>
+              <w:t>NOT_SENT</w:t>
+            </w:r>
+            <w:r>
+              <w:rPr>
+                <w:sz w:val="19"/>
+              </w:rPr>
+              <w:t xml:space="preserve"> (integration later).</w:t>
+            </w:r>
+          </w:p>
+        </w:tc>
+      </w:tr>
+    </w:tbl>
+    <w:p/>
+    <w:p>
+      <w:r>
+        <w:rPr>
+          <w:b/>
+        </w:rPr>
+        <w:t>Amounts – “Up to ₹X a year” (2 Oct 2026).</w:t>
+      </w:r>
+      <w:r>
+        <w:t xml:space="preserve"> Students are shown </w:t>
+      </w:r>
+      <w:r>
+        <w:rPr>
+          <w:b/>
+        </w:rPr>
+        <w:t>“Up to ₹X a year”</w:t>
+      </w:r>
+      <w:r>
+        <w:t xml:space="preserve">, where X = </w:t>
+      </w:r>
+      <w:r>
+        <w:rPr>
+          <w:rFonts w:ascii="Consolas" w:hAnsi="Consolas"/>
+          <w:color w:val="C00000"/>
+          <w:sz w:val="19"/>
+        </w:rPr>
+        <w:t>summary.max_per_year</w:t>
+      </w:r>
+      <w:r>
+        <w:t xml:space="preserve">: the biggest single </w:t>
+      </w:r>
+      <w:r>
+        <w:rPr>
+          <w:b/>
+        </w:rPr>
+        <w:t>yearly</w:t>
+      </w:r>
+      <w:r>
+        <w:t xml:space="preserve"> amount (</w:t>
+      </w:r>
+      <w:r>
+        <w:rPr>
+          <w:rFonts w:ascii="Consolas" w:hAnsi="Consolas"/>
+          <w:color w:val="C00000"/>
+          <w:sz w:val="19"/>
+        </w:rPr>
+        <w:t>amount_kind == "year"</w:t>
+      </w:r>
+      <w:r>
+        <w:t xml:space="preserve">) among the eligible schemes (if no eligible scheme shows a yearly amount, the “check 1 detail” schemes are used). Amounts are never added together. </w:t>
+      </w:r>
+      <w:r>
+        <w:rPr>
+          <w:rFonts w:ascii="Consolas" w:hAnsi="Consolas"/>
+          <w:color w:val="C00000"/>
+          <w:sz w:val="19"/>
+        </w:rPr>
+        <w:t>summary.total_per_year</w:t>
+      </w:r>
+      <w:r>
+        <w:t xml:space="preserve"> (the plain sum of all yearly amounts) is still returned so existing integrations don't break, but it is </w:t>
+      </w:r>
+      <w:r>
+        <w:rPr>
+          <w:b/>
+        </w:rPr>
+        <w:t>deprecated</w:t>
+      </w:r>
+      <w:r>
+        <w:t xml:space="preserve"> and not shown to students – please switch to </w:t>
+      </w:r>
+      <w:r>
+        <w:rPr>
+          <w:rFonts w:ascii="Consolas" w:hAnsi="Consolas"/>
+          <w:color w:val="C00000"/>
+          <w:sz w:val="19"/>
+        </w:rPr>
+        <w:t>max_per_year</w:t>
+      </w:r>
+      <w:r>
+        <w:t xml:space="preserve">. </w:t>
+      </w:r>
+      <w:r>
+        <w:rPr>
+          <w:rFonts w:ascii="Consolas" w:hAnsi="Consolas"/>
+          <w:color w:val="C00000"/>
+          <w:sz w:val="19"/>
+        </w:rPr>
+        <w:t>amount_kind</w:t>
+      </w:r>
+      <w:r>
+        <w:t xml:space="preserve">: </w:t>
+      </w:r>
+      <w:r>
+        <w:rPr>
+          <w:rFonts w:ascii="Consolas" w:hAnsi="Consolas"/>
+          <w:color w:val="C00000"/>
+          <w:sz w:val="19"/>
+        </w:rPr>
+        <w:t>year</w:t>
+      </w:r>
+      <w:r>
+        <w:t xml:space="preserve"> = per year, </w:t>
+      </w:r>
+      <w:r>
+        <w:rPr>
+          <w:rFonts w:ascii="Consolas" w:hAnsi="Consolas"/>
+          <w:color w:val="C00000"/>
+          <w:sz w:val="19"/>
+        </w:rPr>
+        <w:t>once</w:t>
+      </w:r>
+      <w:r>
+        <w:t xml:space="preserve"> = one-time award or incentive, </w:t>
+      </w:r>
+      <w:r>
+        <w:rPr>
+          <w:rFonts w:ascii="Consolas" w:hAnsi="Consolas"/>
+          <w:color w:val="C00000"/>
+          <w:sz w:val="19"/>
+        </w:rPr>
+        <w:t>total</w:t>
+      </w:r>
+      <w:r>
+        <w:t xml:space="preserve"> = a total for the whole course (e.g. overseas scholarships); a range “₹5,000–₹20,000” is given as its upper end.</w:t>
+      </w:r>
+    </w:p>
+    <w:p>
+      <w:r>
+        <w:rPr>
+          <w:b/>
+        </w:rPr>
+        <w:t>Page languages (2 Oct 2026).</w:t>
+      </w:r>
+      <w:r>
+        <w:t xml:space="preserve"> </w:t>
+      </w:r>
+      <w:r>
+        <w:rPr>
+          <w:rFonts w:ascii="Consolas" w:hAnsi="Consolas"/>
+          <w:color w:val="C00000"/>
+          <w:sz w:val="19"/>
+        </w:rPr>
+        <w:t>GET /companion/lang/{code}.json</w:t>
+      </w:r>
+      <w:r>
+        <w:t xml:space="preserve"> returns the UI language pack used by the page (</w:t>
+      </w:r>
+      <w:r>
+        <w:rPr>
+          <w:rFonts w:ascii="Consolas" w:hAnsi="Consolas"/>
+          <w:color w:val="C00000"/>
+          <w:sz w:val="19"/>
+        </w:rPr>
+        <w:t>strings</w:t>
+      </w:r>
+      <w:r>
+        <w:t xml:space="preserve">, </w:t>
+      </w:r>
+      <w:r>
+        <w:rPr>
+          <w:rFonts w:ascii="Consolas" w:hAnsi="Consolas"/>
+          <w:color w:val="C00000"/>
+          <w:sz w:val="19"/>
+        </w:rPr>
+        <w:t>docs</w:t>
+      </w:r>
+      <w:r>
+        <w:t xml:space="preserve">, </w:t>
+      </w:r>
+      <w:r>
+        <w:rPr>
+          <w:rFonts w:ascii="Consolas" w:hAnsi="Consolas"/>
+          <w:color w:val="C00000"/>
+          <w:sz w:val="19"/>
+        </w:rPr>
+        <w:t>months</w:t>
+      </w:r>
+      <w:r>
+        <w:t xml:space="preserve">, </w:t>
+      </w:r>
+      <w:r>
+        <w:rPr>
+          <w:rFonts w:ascii="Consolas" w:hAnsi="Consolas"/>
+          <w:color w:val="C00000"/>
+          <w:sz w:val="19"/>
+        </w:rPr>
+        <w:t>states</w:t>
+      </w:r>
+      <w:r>
+        <w:t xml:space="preserve"> = State name in the language's script, keyed by the English name). Available: </w:t>
+      </w:r>
+      <w:r>
+        <w:rPr>
+          <w:rFonts w:ascii="Consolas" w:hAnsi="Consolas"/>
+          <w:color w:val="C00000"/>
+          <w:sz w:val="19"/>
+        </w:rPr>
+        <w:t>hi</w:t>
+      </w:r>
+      <w:r>
+        <w:t xml:space="preserve"> (States only – Hindi labels are built in), </w:t>
+      </w:r>
+      <w:r>
+        <w:rPr>
+          <w:rFonts w:ascii="Consolas" w:hAnsi="Consolas"/>
+          <w:color w:val="C00000"/>
+          <w:sz w:val="19"/>
+        </w:rPr>
+        <w:t>bn</w:t>
+      </w:r>
+      <w:r>
+        <w:t xml:space="preserve">, </w:t>
+      </w:r>
+      <w:r>
+        <w:rPr>
+          <w:rFonts w:ascii="Consolas" w:hAnsi="Consolas"/>
+          <w:color w:val="C00000"/>
+          <w:sz w:val="19"/>
+        </w:rPr>
+        <w:t>mr</w:t>
+      </w:r>
+      <w:r>
+        <w:t xml:space="preserve">, </w:t>
+      </w:r>
+      <w:r>
+        <w:rPr>
+          <w:rFonts w:ascii="Consolas" w:hAnsi="Consolas"/>
+          <w:color w:val="C00000"/>
+          <w:sz w:val="19"/>
+        </w:rPr>
+        <w:t>ta</w:t>
+      </w:r>
+      <w:r>
+        <w:t xml:space="preserve">, </w:t>
+      </w:r>
+      <w:r>
+        <w:rPr>
+          <w:rFonts w:ascii="Consolas" w:hAnsi="Consolas"/>
+          <w:color w:val="C00000"/>
+          <w:sz w:val="19"/>
+        </w:rPr>
+        <w:t>te</w:t>
+      </w:r>
+      <w:r>
+        <w:t xml:space="preserve">, </w:t>
+      </w:r>
+      <w:r>
+        <w:rPr>
+          <w:rFonts w:ascii="Consolas" w:hAnsi="Consolas"/>
+          <w:color w:val="C00000"/>
+          <w:sz w:val="19"/>
+        </w:rPr>
+        <w:t>kn</w:t>
+      </w:r>
+      <w:r>
+        <w:t xml:space="preserve">; other codes return 404 and the page uses English labels (Bhojpuri / Maithili use Hindi). All API values (State names, scheme names, </w:t>
+      </w:r>
+      <w:r>
+        <w:rPr>
+          <w:rFonts w:ascii="Consolas" w:hAnsi="Consolas"/>
+          <w:color w:val="C00000"/>
+          <w:sz w:val="19"/>
+        </w:rPr>
+        <w:t>profile</w:t>
+      </w:r>
+      <w:r>
+        <w:t xml:space="preserve">) stay in English or in the session language as before. The chat API accepts a State typed in an Indian script (e.g. “राजस्थान”, “தமிழ்நாடு”). Refer-a-friend </w:t>
+      </w:r>
+      <w:r>
+        <w:rPr>
+          <w:rFonts w:ascii="Consolas" w:hAnsi="Consolas"/>
+          <w:color w:val="C00000"/>
+          <w:sz w:val="19"/>
+        </w:rPr>
+        <w:t>share_message</w:t>
+      </w:r>
+      <w:r>
+        <w:t xml:space="preserve"> is in the session's (or student's) language.</w:t>
+      </w:r>
+    </w:p>
+    <w:p>
+      <w:r>
+        <w:rPr>
+          <w:b/>
+        </w:rPr>
+        <w:t>The three journeys (Product Vision 3).</w:t>
+      </w:r>
+    </w:p>
+    <w:p>
+      <w:pPr>
+        <w:spacing w:after="60"/>
+        <w:ind w:left="510" w:hanging="340"/>
+      </w:pPr>
+      <w:r>
+        <w:rPr>
+          <w:b/>
+        </w:rPr>
+        <w:t xml:space="preserve">1. </w:t>
+      </w:r>
+      <w:r>
+        <w:rPr>
+          <w:i/>
+        </w:rPr>
+        <w:t>Outreach link</w:t>
+      </w:r>
+      <w:r>
+        <w:t xml:space="preserve"> (</w:t>
+      </w:r>
+      <w:r>
+        <w:rPr>
+          <w:rFonts w:ascii="Consolas" w:hAnsi="Consolas"/>
+          <w:color w:val="C00000"/>
+          <w:sz w:val="19"/>
+        </w:rPr>
+        <w:t>OM-…</w:t>
+      </w:r>
+      <w:r>
+        <w:t xml:space="preserve"> code on WhatsApp): the chat runs on WhatsApp. After the language is chosen, the bot adds a one-time link (</w:t>
+      </w:r>
+      <w:r>
+        <w:rPr>
+          <w:rFonts w:ascii="Consolas" w:hAnsi="Consolas"/>
+          <w:color w:val="C00000"/>
+          <w:sz w:val="19"/>
+        </w:rPr>
+        <w:t>/companion?c=WL-…</w:t>
+      </w:r>
+      <w:r>
+        <w:t xml:space="preserve">, valid </w:t>
+      </w:r>
+      <w:r>
+        <w:rPr>
+          <w:rFonts w:ascii="Consolas" w:hAnsi="Consolas"/>
+          <w:color w:val="C00000"/>
+          <w:sz w:val="19"/>
+        </w:rPr>
+        <w:t>ONE_TIME_LINK_TTL_HOURS</w:t>
+      </w:r>
+      <w:r>
+        <w:t>, single use) to continue on a bigger screen. On that page, Save is one tap.</w:t>
+      </w:r>
+    </w:p>
+    <w:p>
+      <w:pPr>
+        <w:spacing w:after="60"/>
+        <w:ind w:left="510" w:hanging="340"/>
+      </w:pPr>
+      <w:r>
+        <w:rPr>
+          <w:b/>
+        </w:rPr>
+        <w:t xml:space="preserve">2. </w:t>
+      </w:r>
+      <w:r>
+        <w:rPr>
+          <w:i/>
+        </w:rPr>
+        <w:t>“Hi” on WhatsApp</w:t>
+      </w:r>
+      <w:r>
+        <w:t>: the same as 1, without attribution.</w:t>
+      </w:r>
+    </w:p>
+    <w:p>
+      <w:pPr>
+        <w:spacing w:after="60"/>
+        <w:ind w:left="510" w:hanging="340"/>
+      </w:pPr>
+      <w:r>
+        <w:rPr>
+          <w:b/>
+        </w:rPr>
+        <w:t xml:space="preserve">3. </w:t>
+      </w:r>
+      <w:r>
+        <w:rPr>
+          <w:i/>
+        </w:rPr>
+        <w:t>Anonymous web</w:t>
+      </w:r>
+      <w:r>
+        <w:t xml:space="preserve"> (</w:t>
+      </w:r>
+      <w:r>
+        <w:rPr>
+          <w:rFonts w:ascii="Consolas" w:hAnsi="Consolas"/>
+          <w:color w:val="C00000"/>
+          <w:sz w:val="19"/>
+        </w:rPr>
+        <w:t>/companion</w:t>
+      </w:r>
+      <w:r>
+        <w:t xml:space="preserve">, embed, or a </w:t>
+      </w:r>
+      <w:r>
+        <w:rPr>
+          <w:rFonts w:ascii="Consolas" w:hAnsi="Consolas"/>
+          <w:color w:val="C00000"/>
+          <w:sz w:val="19"/>
+        </w:rPr>
+        <w:t>REF-</w:t>
+      </w:r>
+      <w:r>
+        <w:t>/</w:t>
+      </w:r>
+      <w:r>
+        <w:rPr>
+          <w:rFonts w:ascii="Consolas" w:hAnsi="Consolas"/>
+          <w:color w:val="C00000"/>
+          <w:sz w:val="19"/>
+        </w:rPr>
+        <w:t>OM-</w:t>
+      </w:r>
+      <w:r>
+        <w:t xml:space="preserve"> web link): Save asks for the number, then the student sends “Hi … Code SAVE-XXXXX” from that WhatsApp number.</w:t>
+      </w:r>
+    </w:p>
+    <w:p>
+      <w:r>
+        <w:t xml:space="preserve">WhatsApp keywords: </w:t>
+      </w:r>
+      <w:r>
+        <w:rPr>
+          <w:rFonts w:ascii="Consolas" w:hAnsi="Consolas"/>
+          <w:color w:val="C00000"/>
+          <w:sz w:val="19"/>
+        </w:rPr>
+        <w:t>MY SCHEMES</w:t>
+      </w:r>
+      <w:r>
+        <w:t xml:space="preserve"> sends a one-time My-schemes link, </w:t>
+      </w:r>
+      <w:r>
+        <w:rPr>
+          <w:rFonts w:ascii="Consolas" w:hAnsi="Consolas"/>
+          <w:color w:val="C00000"/>
+          <w:sz w:val="19"/>
+        </w:rPr>
+        <w:t>REFER</w:t>
+      </w:r>
+      <w:r>
+        <w:t xml:space="preserve"> sends the personal refer links, </w:t>
+      </w:r>
+      <w:r>
+        <w:rPr>
+          <w:rFonts w:ascii="Consolas" w:hAnsi="Consolas"/>
+          <w:color w:val="C00000"/>
+          <w:sz w:val="19"/>
+        </w:rPr>
+        <w:t>FEEDBACK</w:t>
+      </w:r>
+      <w:r>
+        <w:t xml:space="preserve"> starts the rating, and </w:t>
+      </w:r>
+      <w:r>
+        <w:rPr>
+          <w:rFonts w:ascii="Consolas" w:hAnsi="Consolas"/>
+          <w:color w:val="C00000"/>
+          <w:sz w:val="19"/>
+        </w:rPr>
+        <w:t>STOP</w:t>
+      </w:r>
+      <w:r>
+        <w:t xml:space="preserve"> stops all reminders.</w:t>
+      </w:r>
+    </w:p>
+    <w:p>
+      <w:pPr>
+        <w:pStyle w:val="Heading3"/>
+      </w:pPr>
+      <w:r>
+        <w:t>6.4 Speech provision (integration later)</w:t>
+      </w:r>
+    </w:p>
+    <w:p>
+      <w:r>
+        <w:rPr>
+          <w:rFonts w:ascii="Consolas" w:hAnsi="Consolas"/>
+          <w:color w:val="C00000"/>
+          <w:sz w:val="19"/>
+        </w:rPr>
+        <w:t>GET /v1/speech/status</w:t>
+      </w:r>
+      <w:r>
+        <w:t xml:space="preserve">, </w:t>
+      </w:r>
+      <w:r>
+        <w:rPr>
+          <w:rFonts w:ascii="Consolas" w:hAnsi="Consolas"/>
+          <w:color w:val="C00000"/>
+          <w:sz w:val="19"/>
+        </w:rPr>
+        <w:t>POST /v1/speech/tts</w:t>
+      </w:r>
+      <w:r>
+        <w:t xml:space="preserve"> (</w:t>
+      </w:r>
+      <w:r>
+        <w:rPr>
+          <w:rFonts w:ascii="Consolas" w:hAnsi="Consolas"/>
+          <w:color w:val="C00000"/>
+          <w:sz w:val="19"/>
+        </w:rPr>
+        <w:t>{"text", "lang"}</w:t>
+      </w:r>
+      <w:r>
+        <w:t xml:space="preserve"> → </w:t>
+      </w:r>
+      <w:r>
+        <w:rPr>
+          <w:rFonts w:ascii="Consolas" w:hAnsi="Consolas"/>
+          <w:color w:val="C00000"/>
+          <w:sz w:val="19"/>
+        </w:rPr>
+        <w:t>audio_base64</w:t>
+      </w:r>
+      <w:r>
+        <w:t>/</w:t>
+      </w:r>
+      <w:r>
+        <w:rPr>
+          <w:rFonts w:ascii="Consolas" w:hAnsi="Consolas"/>
+          <w:color w:val="C00000"/>
+          <w:sz w:val="19"/>
+        </w:rPr>
+        <w:t>url</w:t>
+      </w:r>
+      <w:r>
+        <w:t xml:space="preserve">), </w:t>
+      </w:r>
+      <w:r>
+        <w:rPr>
+          <w:rFonts w:ascii="Consolas" w:hAnsi="Consolas"/>
+          <w:color w:val="C00000"/>
+          <w:sz w:val="19"/>
+        </w:rPr>
+        <w:t>POST /v1/speech/stt</w:t>
+      </w:r>
+      <w:r>
+        <w:t xml:space="preserve"> (multipart </w:t>
+      </w:r>
+      <w:r>
+        <w:rPr>
+          <w:rFonts w:ascii="Consolas" w:hAnsi="Consolas"/>
+          <w:color w:val="C00000"/>
+          <w:sz w:val="19"/>
+        </w:rPr>
+        <w:t>file</w:t>
+      </w:r>
+      <w:r>
+        <w:t xml:space="preserve">, </w:t>
+      </w:r>
+      <w:r>
+        <w:rPr>
+          <w:rFonts w:ascii="Consolas" w:hAnsi="Consolas"/>
+          <w:color w:val="C00000"/>
+          <w:sz w:val="19"/>
+        </w:rPr>
+        <w:t>lang</w:t>
+      </w:r>
+      <w:r>
+        <w:t xml:space="preserve"> → </w:t>
+      </w:r>
+      <w:r>
+        <w:rPr>
+          <w:rFonts w:ascii="Consolas" w:hAnsi="Consolas"/>
+          <w:color w:val="C00000"/>
+          <w:sz w:val="19"/>
+        </w:rPr>
+        <w:t>text</w:t>
+      </w:r>
+      <w:r>
+        <w:t xml:space="preserve">). Speech is off by default and answers </w:t>
+      </w:r>
+      <w:r>
+        <w:rPr>
+          <w:rFonts w:ascii="Consolas" w:hAnsi="Consolas"/>
+          <w:color w:val="C00000"/>
+          <w:sz w:val="19"/>
+        </w:rPr>
+        <w:t>503 speech_not_configured</w:t>
+      </w:r>
+      <w:r>
+        <w:t xml:space="preserve">. Settings, the vendor gateway contract and the WhatsApp voice-note hook are in </w:t>
+      </w:r>
+      <w:r>
+        <w:rPr>
+          <w:rFonts w:ascii="Consolas" w:hAnsi="Consolas"/>
+          <w:color w:val="C00000"/>
+          <w:sz w:val="19"/>
+        </w:rPr>
+        <w:t>docs/SPEECH_API.md</w:t>
+      </w:r>
+      <w:r>
+        <w:t>.</w:t>
       </w:r>
     </w:p>
     <w:p>
@@ -8247,7 +10436,49 @@
         <w:t>entry.referrer_share_code</w:t>
       </w:r>
       <w:r>
-        <w:t xml:space="preserve"> shows the code. The referrer's result shows </w:t>
+        <w:t xml:space="preserve"> shows the code. Update 3: the same personal links are offered by </w:t>
+      </w:r>
+      <w:r>
+        <w:rPr>
+          <w:b/>
+        </w:rPr>
+        <w:t>Refer a friend</w:t>
+      </w:r>
+      <w:r>
+        <w:t xml:space="preserve"> (web: after feedback, in My schemes and in the menu; WhatsApp: the keyword </w:t>
+      </w:r>
+      <w:r>
+        <w:rPr>
+          <w:rFonts w:ascii="Consolas" w:hAnsi="Consolas"/>
+          <w:color w:val="C00000"/>
+          <w:sz w:val="19"/>
+        </w:rPr>
+        <w:t>REFER</w:t>
+      </w:r>
+      <w:r>
+        <w:t xml:space="preserve"> or the Main-menu option after results). The web link format is </w:t>
+      </w:r>
+      <w:r>
+        <w:rPr>
+          <w:rFonts w:ascii="Consolas" w:hAnsi="Consolas"/>
+          <w:color w:val="C00000"/>
+          <w:sz w:val="19"/>
+        </w:rPr>
+        <w:t>/companion?src=referral&amp;ref=REF-XXXXXX</w:t>
+      </w:r>
+      <w:r>
+        <w:t>. On a phone, the share button opens WhatsApp's share screen with a ready message (</w:t>
+      </w:r>
+      <w:r>
+        <w:rPr>
+          <w:rFonts w:ascii="Consolas" w:hAnsi="Consolas"/>
+          <w:color w:val="C00000"/>
+          <w:sz w:val="19"/>
+        </w:rPr>
+        <w:t>whatsapp_share_url</w:t>
+      </w:r>
+      <w:r>
+        <w:t xml:space="preserve">). The referrer's result shows </w:t>
       </w:r>
       <w:r>
         <w:rPr>
@@ -10747,6 +12978,20 @@
               </w:rPr>
               <w:t>invalid_session_token</w:t>
             </w:r>
+            <w:r>
+              <w:rPr>
+                <w:sz w:val="19"/>
+              </w:rPr>
+              <w:t xml:space="preserve">, </w:t>
+            </w:r>
+            <w:r>
+              <w:rPr>
+                <w:rFonts w:ascii="Consolas" w:hAnsi="Consolas"/>
+                <w:color w:val="C00000"/>
+                <w:sz w:val="19"/>
+              </w:rPr>
+              <w:t>invalid_student_token</w:t>
+            </w:r>
           </w:p>
         </w:tc>
         <w:tc>
@@ -10758,7 +13003,7 @@
               <w:rPr>
                 <w:sz w:val="19"/>
               </w:rPr>
-              <w:t>No key, unknown key, wrong session token</w:t>
+              <w:t>No key, unknown key, wrong session token, wrong / deleted My-schemes token</w:t>
             </w:r>
           </w:p>
         </w:tc>
@@ -11093,7 +13338,7 @@
               <w:rPr>
                 <w:sz w:val="19"/>
               </w:rPr>
-              <w:t>503</w:t>
+              <w:t>400</w:t>
             </w:r>
           </w:p>
         </w:tc>
@@ -11108,7 +13353,63 @@
                 <w:color w:val="C00000"/>
                 <w:sz w:val="19"/>
               </w:rPr>
-              <w:t>not_configured</w:t>
+              <w:t>consent_required</w:t>
+            </w:r>
+            <w:r>
+              <w:rPr>
+                <w:sz w:val="19"/>
+              </w:rPr>
+              <w:t xml:space="preserve">, </w:t>
+            </w:r>
+            <w:r>
+              <w:rPr>
+                <w:rFonts w:ascii="Consolas" w:hAnsi="Consolas"/>
+                <w:color w:val="C00000"/>
+                <w:sz w:val="19"/>
+              </w:rPr>
+              <w:t>phone_required</w:t>
+            </w:r>
+            <w:r>
+              <w:rPr>
+                <w:sz w:val="19"/>
+              </w:rPr>
+              <w:t xml:space="preserve">, </w:t>
+            </w:r>
+            <w:r>
+              <w:rPr>
+                <w:rFonts w:ascii="Consolas" w:hAnsi="Consolas"/>
+                <w:color w:val="C00000"/>
+                <w:sz w:val="19"/>
+              </w:rPr>
+              <w:t>invalid_mobile</w:t>
+            </w:r>
+            <w:r>
+              <w:rPr>
+                <w:sz w:val="19"/>
+              </w:rPr>
+              <w:t xml:space="preserve">, </w:t>
+            </w:r>
+            <w:r>
+              <w:rPr>
+                <w:rFonts w:ascii="Consolas" w:hAnsi="Consolas"/>
+                <w:color w:val="C00000"/>
+                <w:sz w:val="19"/>
+              </w:rPr>
+              <w:t>nothing_to_save</w:t>
+            </w:r>
+            <w:r>
+              <w:rPr>
+                <w:sz w:val="19"/>
+              </w:rPr>
+              <w:t xml:space="preserve">, </w:t>
+            </w:r>
+            <w:r>
+              <w:rPr>
+                <w:rFonts w:ascii="Consolas" w:hAnsi="Consolas"/>
+                <w:color w:val="C00000"/>
+                <w:sz w:val="19"/>
+              </w:rPr>
+              <w:t>invalid_event</w:t>
             </w:r>
           </w:p>
         </w:tc>
@@ -11121,7 +13422,192 @@
               <w:rPr>
                 <w:sz w:val="19"/>
               </w:rPr>
-              <w:t>Server has no API key configured</w:t>
+              <w:t>Save on WhatsApp / event input problems</w:t>
+            </w:r>
+          </w:p>
+        </w:tc>
+      </w:tr>
+      <w:tr>
+        <w:tc>
+          <w:tcPr>
+            <w:tcW w:type="dxa" w:w="3324"/>
+          </w:tcPr>
+          <w:p>
+            <w:r>
+              <w:rPr>
+                <w:sz w:val="19"/>
+              </w:rPr>
+              <w:t>404</w:t>
+            </w:r>
+          </w:p>
+        </w:tc>
+        <w:tc>
+          <w:tcPr>
+            <w:tcW w:type="dxa" w:w="3324"/>
+          </w:tcPr>
+          <w:p>
+            <w:r>
+              <w:rPr>
+                <w:rFonts w:ascii="Consolas" w:hAnsi="Consolas"/>
+                <w:color w:val="C00000"/>
+                <w:sz w:val="19"/>
+              </w:rPr>
+              <w:t>scheme_not_found</w:t>
+            </w:r>
+            <w:r>
+              <w:rPr>
+                <w:sz w:val="19"/>
+              </w:rPr>
+              <w:t xml:space="preserve">, </w:t>
+            </w:r>
+            <w:r>
+              <w:rPr>
+                <w:rFonts w:ascii="Consolas" w:hAnsi="Consolas"/>
+                <w:color w:val="C00000"/>
+                <w:sz w:val="19"/>
+              </w:rPr>
+              <w:t>code_not_found</w:t>
+            </w:r>
+            <w:r>
+              <w:rPr>
+                <w:sz w:val="19"/>
+              </w:rPr>
+              <w:t xml:space="preserve">, </w:t>
+            </w:r>
+            <w:r>
+              <w:rPr>
+                <w:rFonts w:ascii="Consolas" w:hAnsi="Consolas"/>
+                <w:color w:val="C00000"/>
+                <w:sz w:val="19"/>
+              </w:rPr>
+              <w:t>not_saved</w:t>
+            </w:r>
+          </w:p>
+        </w:tc>
+        <w:tc>
+          <w:tcPr>
+            <w:tcW w:type="dxa" w:w="3324"/>
+          </w:tcPr>
+          <w:p>
+            <w:r>
+              <w:rPr>
+                <w:sz w:val="19"/>
+              </w:rPr>
+              <w:t>Companion: unknown scheme, unknown save code, scheme not in My schemes</w:t>
+            </w:r>
+          </w:p>
+        </w:tc>
+      </w:tr>
+      <w:tr>
+        <w:tc>
+          <w:tcPr>
+            <w:tcW w:type="dxa" w:w="3324"/>
+          </w:tcPr>
+          <w:p>
+            <w:r>
+              <w:rPr>
+                <w:sz w:val="19"/>
+              </w:rPr>
+              <w:t>429</w:t>
+            </w:r>
+          </w:p>
+        </w:tc>
+        <w:tc>
+          <w:tcPr>
+            <w:tcW w:type="dxa" w:w="3324"/>
+          </w:tcPr>
+          <w:p>
+            <w:r>
+              <w:rPr>
+                <w:rFonts w:ascii="Consolas" w:hAnsi="Consolas"/>
+                <w:color w:val="C00000"/>
+                <w:sz w:val="19"/>
+              </w:rPr>
+              <w:t>speech_rate_limited</w:t>
+            </w:r>
+          </w:p>
+        </w:tc>
+        <w:tc>
+          <w:tcPr>
+            <w:tcW w:type="dxa" w:w="3324"/>
+          </w:tcPr>
+          <w:p>
+            <w:r>
+              <w:rPr>
+                <w:sz w:val="19"/>
+              </w:rPr>
+              <w:t>Too many speech calls from one IP</w:t>
+            </w:r>
+          </w:p>
+        </w:tc>
+      </w:tr>
+      <w:tr>
+        <w:tc>
+          <w:tcPr>
+            <w:tcW w:type="dxa" w:w="3324"/>
+          </w:tcPr>
+          <w:p>
+            <w:r>
+              <w:rPr>
+                <w:sz w:val="19"/>
+              </w:rPr>
+              <w:t>503</w:t>
+            </w:r>
+          </w:p>
+        </w:tc>
+        <w:tc>
+          <w:tcPr>
+            <w:tcW w:type="dxa" w:w="3324"/>
+          </w:tcPr>
+          <w:p>
+            <w:r>
+              <w:rPr>
+                <w:rFonts w:ascii="Consolas" w:hAnsi="Consolas"/>
+                <w:color w:val="C00000"/>
+                <w:sz w:val="19"/>
+              </w:rPr>
+              <w:t>not_configured</w:t>
+            </w:r>
+            <w:r>
+              <w:rPr>
+                <w:sz w:val="19"/>
+              </w:rPr>
+              <w:t xml:space="preserve">, </w:t>
+            </w:r>
+            <w:r>
+              <w:rPr>
+                <w:rFonts w:ascii="Consolas" w:hAnsi="Consolas"/>
+                <w:color w:val="C00000"/>
+                <w:sz w:val="19"/>
+              </w:rPr>
+              <w:t>speech_not_configured</w:t>
+            </w:r>
+            <w:r>
+              <w:rPr>
+                <w:sz w:val="19"/>
+              </w:rPr>
+              <w:t xml:space="preserve">, </w:t>
+            </w:r>
+            <w:r>
+              <w:rPr>
+                <w:rFonts w:ascii="Consolas" w:hAnsi="Consolas"/>
+                <w:color w:val="C00000"/>
+                <w:sz w:val="19"/>
+              </w:rPr>
+              <w:t>speech_provider_not_implemented</w:t>
+            </w:r>
+          </w:p>
+        </w:tc>
+        <w:tc>
+          <w:tcPr>
+            <w:tcW w:type="dxa" w:w="3324"/>
+          </w:tcPr>
+          <w:p>
+            <w:r>
+              <w:rPr>
+                <w:sz w:val="19"/>
+              </w:rPr>
+              <w:t>Server has no API key configured; speech is off or the vendor adapter is a placeholder</w:t>
             </w:r>
           </w:p>
         </w:tc>
@@ -11251,6 +13737,30 @@
       </w:pPr>
       <w:r>
         <w:t>Tenancy: each source-system key sees only its own data.</w:t>
+      </w:r>
+    </w:p>
+    <w:p>
+      <w:pPr>
+        <w:pStyle w:val="ListBullet"/>
+        <w:spacing w:after="60"/>
+      </w:pPr>
+      <w:r>
+        <w:rPr>
+          <w:b/>
+        </w:rPr>
+        <w:t>Saved students (Update 3):</w:t>
+      </w:r>
+      <w:r>
+        <w:t xml:space="preserve"> only the WhatsApp number, language, the 5 answers, saved schemes with tracker status and dates, and alert settings are kept, never a name, Aadhaar, bank details or documents. The number is proven by the student sending a message from it (one tap from WhatsApp, or “Hi + SAVE code”). Under 18, a parent must send “YES … OK-code” from their WhatsApp before anything is stored. One-time links work once and expire. A forwarded link opens an anonymous page. </w:t>
+      </w:r>
+      <w:r>
+        <w:rPr>
+          <w:b/>
+        </w:rPr>
+        <w:t>Delete my data</w:t>
+      </w:r>
+      <w:r>
+        <w:t xml:space="preserve"> (My schemes) removes everything about the student, and STOP stops every reminder.</w:t>
       </w:r>
     </w:p>
     <w:p>
